--- a/docs/legal/dist/chapter-rules.docx
+++ b/docs/legal/dist/chapter-rules.docx
@@ -87,111 +87,6 @@
       <w:tr>
         <w:tc>
           <w:tcPr>
-            <w:tcW w:type="dxa" w:w="9906"/>
-            <w:gridSpan w:val="2"/>
-            <w:tcMar>
-              <w:top w:type="dxa" w:w="80"/>
-              <w:left w:type="dxa" w:w="100"/>
-              <w:bottom w:type="dxa" w:w="80"/>
-              <w:right w:type="dxa" w:w="100"/>
-            </w:tcMar>
-          </w:tcPr>
-          <w:p>
-            <w:pPr>
-              <w:spacing w:after="80"/>
-            </w:pPr>
-            <w:r>
-              <w:rPr>
-                <w:rFonts w:ascii="Arial" w:cs="Arial" w:eastAsia="Arial" w:hAnsi="Arial"/>
-                <w:color w:val="5A6A72"/>
-                <w:sz w:val="16"/>
-                <w:szCs w:val="16"/>
-              </w:rPr>
-              <w:t xml:space="preserve">Draft of the rules Article 43 of the statute additions (</w:t>
-            </w:r>
-            <w:r>
-              <w:rPr>
-                <w:rFonts w:ascii="Courier New" w:cs="Courier New" w:eastAsia="Courier New" w:hAnsi="Courier New"/>
-                <w:color w:val="5A6A72"/>
-                <w:sz w:val="16"/>
-                <w:szCs w:val="16"/>
-              </w:rPr>
-              <w:t xml:space="preserve">docs/legal/registration/statute-additions.md</w:t>
-            </w:r>
-            <w:r>
-              <w:rPr>
-                <w:rFonts w:ascii="Arial" w:cs="Arial" w:eastAsia="Arial" w:hAnsi="Arial"/>
-                <w:color w:val="5A6A72"/>
-                <w:sz w:val="16"/>
-                <w:szCs w:val="16"/>
-              </w:rPr>
-              <w:t xml:space="preserve">) has the Board adopt, one set for every chapter: how a chapter works, how events are planned and approved, how money is handled and recorded, how the name and mark are used, what is reported, and how the chapter works with the Executive Director. Montenegrin is the operative text; the English under each article is a translation for founders who do not read it. Drafted 2026-09-21 from the team guide (chapter roles, the Chapter in a Box, the one-event-a-year charter, the published split), the brief (cash logging, waivers, safeguarding lead per event) and the statute drafts. </w:t>
-            </w:r>
-            <w:r>
-              <w:rPr>
-                <w:rFonts w:ascii="Arial" w:cs="Arial" w:eastAsia="Arial" w:hAnsi="Arial"/>
-                <w:b/>
-                <w:bCs/>
-                <w:color w:val="5A6A72"/>
-                <w:sz w:val="16"/>
-                <w:szCs w:val="16"/>
-              </w:rPr>
-              <w:t xml:space="preserve">The lawyer and the accountant review before adoption.</w:t>
-            </w:r>
-            <w:r>
-              <w:rPr>
-                <w:rFonts w:ascii="Arial" w:cs="Arial" w:eastAsia="Arial" w:hAnsi="Arial"/>
-                <w:color w:val="5A6A72"/>
-                <w:sz w:val="16"/>
-                <w:szCs w:val="16"/>
-              </w:rPr>
-              <w:t xml:space="preserve"> Every bracketed value is a parameter for the Board; suggested values are in the final section.</w:t>
-            </w:r>
-          </w:p>
-        </w:tc>
-      </w:tr>
-      <w:tr>
-        <w:tc>
-          <w:tcPr>
-            <w:tcW w:type="dxa" w:w="9906"/>
-            <w:gridSpan w:val="2"/>
-            <w:tcMar>
-              <w:top w:type="dxa" w:w="80"/>
-              <w:left w:type="dxa" w:w="100"/>
-              <w:bottom w:type="dxa" w:w="80"/>
-              <w:right w:type="dxa" w:w="100"/>
-            </w:tcMar>
-          </w:tcPr>
-          <w:p>
-            <w:pPr>
-              <w:spacing w:after="80"/>
-            </w:pPr>
-            <w:r>
-              <w:rPr>
-                <w:rFonts w:ascii="Arial" w:cs="Arial" w:eastAsia="Arial" w:hAnsi="Arial"/>
-                <w:b/>
-                <w:bCs/>
-                <w:color w:val="5A6A72"/>
-                <w:sz w:val="16"/>
-                <w:szCs w:val="16"/>
-              </w:rPr>
-              <w:t xml:space="preserve">Decisions embedded here, all from the team guide:</w:t>
-            </w:r>
-            <w:r>
-              <w:rPr>
-                <w:rFonts w:ascii="Arial" w:cs="Arial" w:eastAsia="Arial" w:hAnsi="Arial"/>
-                <w:color w:val="5A6A72"/>
-                <w:sz w:val="16"/>
-                <w:szCs w:val="16"/>
-              </w:rPr>
-              <w:t xml:space="preserve"> chapters are internal teams, not legal persons, with no account of their own; three officers per chapter (lead, treasurer, volunteer coordinator); one public event a year as the charter test; a published split of money raised in a town.</w:t>
-            </w:r>
-          </w:p>
-        </w:tc>
-      </w:tr>
-      <w:tr>
-        <w:tc>
-          <w:tcPr>
             <w:tcW w:type="dxa" w:w="4953"/>
             <w:shd w:fill="E3EBED" w:color="auto" w:val="clear"/>
             <w:tcMar>
@@ -236,7 +131,7 @@
                 <w:sz w:val="22"/>
                 <w:szCs w:val="22"/>
               </w:rPr>
-              <w:t xml:space="preserve">GENERAL PROVISIONS</w:t>
+              <w:t xml:space="preserve">I. GENERAL PROVISIONS</w:t>
             </w:r>
           </w:p>
         </w:tc>
@@ -288,7 +183,7 @@
                 <w:sz w:val="20"/>
                 <w:szCs w:val="20"/>
               </w:rPr>
-              <w:t xml:space="preserve">Article 1. Subject.</w:t>
+              <w:t xml:space="preserve">Article 1 — Subject</w:t>
             </w:r>
           </w:p>
         </w:tc>
@@ -317,6 +212,43 @@
               <w:t xml:space="preserve">Ovim pravilima bliže se uređuju osnivanje, organizacija, rad, finansije, izvještavanje i prestanak rada ogranaka udruženja, u skladu sa članovima 40 do 44 Statuta.</w:t>
             </w:r>
           </w:p>
+        </w:tc>
+        <w:tc>
+          <w:tcPr>
+            <w:tcW w:type="dxa" w:w="4953"/>
+            <w:tcMar>
+              <w:top w:type="dxa" w:w="80"/>
+              <w:left w:type="dxa" w:w="100"/>
+              <w:bottom w:type="dxa" w:w="80"/>
+              <w:right w:type="dxa" w:w="100"/>
+            </w:tcMar>
+          </w:tcPr>
+          <w:p>
+            <w:pPr>
+              <w:spacing w:after="100"/>
+            </w:pPr>
+            <w:r>
+              <w:rPr>
+                <w:rFonts w:ascii="Arial" w:cs="Arial" w:eastAsia="Arial" w:hAnsi="Arial"/>
+                <w:sz w:val="18"/>
+                <w:szCs w:val="18"/>
+              </w:rPr>
+              <w:t xml:space="preserve">These rules govern in more detail the founding, organisation, operation, finances, reporting and dissolution of the association's chapters, in accordance with Articles 40 to 44 of the Statute.</w:t>
+            </w:r>
+          </w:p>
+        </w:tc>
+      </w:tr>
+      <w:tr>
+        <w:tc>
+          <w:tcPr>
+            <w:tcW w:type="dxa" w:w="4953"/>
+            <w:tcMar>
+              <w:top w:type="dxa" w:w="80"/>
+              <w:left w:type="dxa" w:w="100"/>
+              <w:bottom w:type="dxa" w:w="80"/>
+              <w:right w:type="dxa" w:w="100"/>
+            </w:tcMar>
+          </w:tcPr>
           <w:p>
             <w:pPr>
               <w:spacing w:after="100"/>
@@ -348,20 +280,10 @@
             <w:r>
               <w:rPr>
                 <w:rFonts w:ascii="Arial" w:cs="Arial" w:eastAsia="Arial" w:hAnsi="Arial"/>
-                <w:i/>
-                <w:iCs/>
-                <w:sz w:val="18"/>
-                <w:szCs w:val="18"/>
-              </w:rPr>
-              <w:t xml:space="preserve">Article 1. Subject.</w:t>
-            </w:r>
-            <w:r>
-              <w:rPr>
-                <w:rFonts w:ascii="Arial" w:cs="Arial" w:eastAsia="Arial" w:hAnsi="Arial"/>
-                <w:sz w:val="18"/>
-                <w:szCs w:val="18"/>
-              </w:rPr>
-              <w:t xml:space="preserve"> These rules govern the founding, organisation, operation, finances, reporting and dissolution of chapters under Articles 40 to 44 of the Statute. They are the same for every chapter; the Board's founding decision may vary only what these rules expressly allow.</w:t>
+                <w:sz w:val="18"/>
+                <w:szCs w:val="18"/>
+              </w:rPr>
+              <w:t xml:space="preserve">The rules are the same for every chapter. In its decision founding a chapter the Board may set only those particulars that these rules expressly allow.</w:t>
             </w:r>
           </w:p>
         </w:tc>
@@ -413,7 +335,7 @@
                 <w:sz w:val="20"/>
                 <w:szCs w:val="20"/>
               </w:rPr>
-              <w:t xml:space="preserve">Article 2. Status.</w:t>
+              <w:t xml:space="preserve">Article 2 — Status of a chapter</w:t>
             </w:r>
           </w:p>
         </w:tc>
@@ -442,6 +364,43 @@
               <w:t xml:space="preserve">Ogranak je unutrašnja organizaciona jedinica udruženja za područje jedne ili više opština. Ogranak nema svojstvo pravnog lica, nema sopstveni račun, pečat ni imovinu, i ne može zaključivati ugovore niti preuzimati obaveze.</w:t>
             </w:r>
           </w:p>
+        </w:tc>
+        <w:tc>
+          <w:tcPr>
+            <w:tcW w:type="dxa" w:w="4953"/>
+            <w:tcMar>
+              <w:top w:type="dxa" w:w="80"/>
+              <w:left w:type="dxa" w:w="100"/>
+              <w:bottom w:type="dxa" w:w="80"/>
+              <w:right w:type="dxa" w:w="100"/>
+            </w:tcMar>
+          </w:tcPr>
+          <w:p>
+            <w:pPr>
+              <w:spacing w:after="100"/>
+            </w:pPr>
+            <w:r>
+              <w:rPr>
+                <w:rFonts w:ascii="Arial" w:cs="Arial" w:eastAsia="Arial" w:hAnsi="Arial"/>
+                <w:sz w:val="18"/>
+                <w:szCs w:val="18"/>
+              </w:rPr>
+              <w:t xml:space="preserve">A chapter is an internal organisational unit of the association for the area of one or more municipalities. A chapter is not a legal person, has no account, seal or property of its own, and cannot conclude contracts or assume obligations.</w:t>
+            </w:r>
+          </w:p>
+        </w:tc>
+      </w:tr>
+      <w:tr>
+        <w:tc>
+          <w:tcPr>
+            <w:tcW w:type="dxa" w:w="4953"/>
+            <w:tcMar>
+              <w:top w:type="dxa" w:w="80"/>
+              <w:left w:type="dxa" w:w="100"/>
+              <w:bottom w:type="dxa" w:w="80"/>
+              <w:right w:type="dxa" w:w="100"/>
+            </w:tcMar>
+          </w:tcPr>
           <w:p>
             <w:pPr>
               <w:spacing w:after="100"/>
@@ -473,20 +432,10 @@
             <w:r>
               <w:rPr>
                 <w:rFonts w:ascii="Arial" w:cs="Arial" w:eastAsia="Arial" w:hAnsi="Arial"/>
-                <w:i/>
-                <w:iCs/>
-                <w:sz w:val="18"/>
-                <w:szCs w:val="18"/>
-              </w:rPr>
-              <w:t xml:space="preserve">Article 2. Status.</w:t>
-            </w:r>
-            <w:r>
-              <w:rPr>
-                <w:rFonts w:ascii="Arial" w:cs="Arial" w:eastAsia="Arial" w:hAnsi="Arial"/>
-                <w:sz w:val="18"/>
-                <w:szCs w:val="18"/>
-              </w:rPr>
-              <w:t xml:space="preserve"> A chapter is an internal unit of the association for one or more municipalities. It is not a legal person and has no account, seal or property of its own, and cannot conclude contracts or assume obligations. Everything it does, it does in the association's name; the association answers for obligations arising from a chapter's work, and anyone who assumed them without authority answers to the association.</w:t>
+                <w:sz w:val="18"/>
+                <w:szCs w:val="18"/>
+              </w:rPr>
+              <w:t xml:space="preserve">Everything a chapter does, it does in the name and on behalf of the association. The association answers for obligations arising from a chapter's work, and persons who assumed them without authority answer to the association.</w:t>
             </w:r>
           </w:p>
         </w:tc>
@@ -538,7 +487,7 @@
                 <w:sz w:val="22"/>
                 <w:szCs w:val="22"/>
               </w:rPr>
-              <w:t xml:space="preserve">FOUNDING</w:t>
+              <w:t xml:space="preserve">II. FOUNDING</w:t>
             </w:r>
           </w:p>
         </w:tc>
@@ -590,7 +539,7 @@
                 <w:sz w:val="20"/>
                 <w:szCs w:val="20"/>
               </w:rPr>
-              <w:t xml:space="preserve">Article 3. Proposal.</w:t>
+              <w:t xml:space="preserve">Article 3 — Proposal to found a chapter</w:t>
             </w:r>
           </w:p>
         </w:tc>
@@ -619,6 +568,43 @@
               <w:t xml:space="preserve">Predlog za osnivanje ogranka podnose Upravnom odboru najmanje tri člana udruženja sa prebivalištem na predloženom području. Predlog sadrži:</w:t>
             </w:r>
           </w:p>
+        </w:tc>
+        <w:tc>
+          <w:tcPr>
+            <w:tcW w:type="dxa" w:w="4953"/>
+            <w:tcMar>
+              <w:top w:type="dxa" w:w="80"/>
+              <w:left w:type="dxa" w:w="100"/>
+              <w:bottom w:type="dxa" w:w="80"/>
+              <w:right w:type="dxa" w:w="100"/>
+            </w:tcMar>
+          </w:tcPr>
+          <w:p>
+            <w:pPr>
+              <w:spacing w:after="100"/>
+            </w:pPr>
+            <w:r>
+              <w:rPr>
+                <w:rFonts w:ascii="Arial" w:cs="Arial" w:eastAsia="Arial" w:hAnsi="Arial"/>
+                <w:sz w:val="18"/>
+                <w:szCs w:val="18"/>
+              </w:rPr>
+              <w:t xml:space="preserve">A proposal to found a chapter is submitted to the Board by at least three members of the association resident in the proposed area. The proposal states:</w:t>
+            </w:r>
+          </w:p>
+        </w:tc>
+      </w:tr>
+      <w:tr>
+        <w:tc>
+          <w:tcPr>
+            <w:tcW w:type="dxa" w:w="4953"/>
+            <w:tcMar>
+              <w:top w:type="dxa" w:w="80"/>
+              <w:left w:type="dxa" w:w="100"/>
+              <w:bottom w:type="dxa" w:w="80"/>
+              <w:right w:type="dxa" w:w="100"/>
+            </w:tcMar>
+          </w:tcPr>
           <w:p>
             <w:pPr>
               <w:pStyle w:val="ListParagraph"/>
@@ -706,9 +692,123 @@
                 <w:sz w:val="18"/>
                 <w:szCs w:val="18"/>
               </w:rPr>
-              <w:t xml:space="preserve">izjavu predlagača da prihvataju Statut, ova pravila, kriterijume za dodjelu sredstava i politiku zaštite djece.</w:t>
-            </w:r>
-          </w:p>
+              <w:t xml:space="preserve">izjavu predlagača da prihvataju Statut, ova pravila, kriterijume za dodjelu sredstava i Politiku zaštite djece.</w:t>
+            </w:r>
+          </w:p>
+        </w:tc>
+        <w:tc>
+          <w:tcPr>
+            <w:tcW w:type="dxa" w:w="4953"/>
+            <w:tcMar>
+              <w:top w:type="dxa" w:w="80"/>
+              <w:left w:type="dxa" w:w="100"/>
+              <w:bottom w:type="dxa" w:w="80"/>
+              <w:right w:type="dxa" w:w="100"/>
+            </w:tcMar>
+          </w:tcPr>
+          <w:p>
+            <w:pPr>
+              <w:pStyle w:val="ListParagraph"/>
+              <w:numPr>
+                <w:ilvl w:val="0"/>
+                <w:numId w:val="3"/>
+              </w:numPr>
+              <w:spacing w:after="40"/>
+            </w:pPr>
+            <w:r>
+              <w:rPr>
+                <w:rFonts w:ascii="Arial" w:cs="Arial" w:eastAsia="Arial" w:hAnsi="Arial"/>
+                <w:sz w:val="18"/>
+                <w:szCs w:val="18"/>
+              </w:rPr>
+              <w:t xml:space="preserve">the chapter's area (the municipality or municipalities);</w:t>
+            </w:r>
+          </w:p>
+          <w:p>
+            <w:pPr>
+              <w:pStyle w:val="ListParagraph"/>
+              <w:numPr>
+                <w:ilvl w:val="0"/>
+                <w:numId w:val="3"/>
+              </w:numPr>
+              <w:spacing w:after="40"/>
+            </w:pPr>
+            <w:r>
+              <w:rPr>
+                <w:rFonts w:ascii="Arial" w:cs="Arial" w:eastAsia="Arial" w:hAnsi="Arial"/>
+                <w:sz w:val="18"/>
+                <w:szCs w:val="18"/>
+              </w:rPr>
+              <w:t xml:space="preserve">the names of the proposed chapter lead, treasurer and volunteer coordinator, with a brief description of their experience;</w:t>
+            </w:r>
+          </w:p>
+          <w:p>
+            <w:pPr>
+              <w:pStyle w:val="ListParagraph"/>
+              <w:numPr>
+                <w:ilvl w:val="0"/>
+                <w:numId w:val="3"/>
+              </w:numPr>
+              <w:spacing w:after="40"/>
+            </w:pPr>
+            <w:r>
+              <w:rPr>
+                <w:rFonts w:ascii="Arial" w:cs="Arial" w:eastAsia="Arial" w:hAnsi="Arial"/>
+                <w:sz w:val="18"/>
+                <w:szCs w:val="18"/>
+              </w:rPr>
+              <w:t xml:space="preserve">a plan for a first public event within twelve months, with an estimate of costs and sources of funds;</w:t>
+            </w:r>
+          </w:p>
+          <w:p>
+            <w:pPr>
+              <w:pStyle w:val="ListParagraph"/>
+              <w:numPr>
+                <w:ilvl w:val="0"/>
+                <w:numId w:val="3"/>
+              </w:numPr>
+              <w:spacing w:after="40"/>
+            </w:pPr>
+            <w:r>
+              <w:rPr>
+                <w:rFonts w:ascii="Arial" w:cs="Arial" w:eastAsia="Arial" w:hAnsi="Arial"/>
+                <w:sz w:val="18"/>
+                <w:szCs w:val="18"/>
+              </w:rPr>
+              <w:t xml:space="preserve">a list of the clubs, schools, companies and other partners with whom the proposers are already in contact;</w:t>
+            </w:r>
+          </w:p>
+          <w:p>
+            <w:pPr>
+              <w:pStyle w:val="ListParagraph"/>
+              <w:numPr>
+                <w:ilvl w:val="0"/>
+                <w:numId w:val="3"/>
+              </w:numPr>
+              <w:spacing w:after="40"/>
+            </w:pPr>
+            <w:r>
+              <w:rPr>
+                <w:rFonts w:ascii="Arial" w:cs="Arial" w:eastAsia="Arial" w:hAnsi="Arial"/>
+                <w:sz w:val="18"/>
+                <w:szCs w:val="18"/>
+              </w:rPr>
+              <w:t xml:space="preserve">a declaration by the proposers that they accept the Statute, these rules, the grant criteria and the Child Safeguarding Policy.</w:t>
+            </w:r>
+          </w:p>
+        </w:tc>
+      </w:tr>
+      <w:tr>
+        <w:tc>
+          <w:tcPr>
+            <w:tcW w:type="dxa" w:w="4953"/>
+            <w:tcMar>
+              <w:top w:type="dxa" w:w="80"/>
+              <w:left w:type="dxa" w:w="100"/>
+              <w:bottom w:type="dxa" w:w="80"/>
+              <w:right w:type="dxa" w:w="100"/>
+            </w:tcMar>
+          </w:tcPr>
           <w:p>
             <w:pPr>
               <w:spacing w:after="100"/>
@@ -740,20 +840,10 @@
             <w:r>
               <w:rPr>
                 <w:rFonts w:ascii="Arial" w:cs="Arial" w:eastAsia="Arial" w:hAnsi="Arial"/>
-                <w:i/>
-                <w:iCs/>
-                <w:sz w:val="18"/>
-                <w:szCs w:val="18"/>
-              </w:rPr>
-              <w:t xml:space="preserve">Article 3. Proposal.</w:t>
-            </w:r>
-            <w:r>
-              <w:rPr>
-                <w:rFonts w:ascii="Arial" w:cs="Arial" w:eastAsia="Arial" w:hAnsi="Arial"/>
-                <w:sz w:val="18"/>
-                <w:szCs w:val="18"/>
-              </w:rPr>
-              <w:t xml:space="preserve"> At least three members resident in the proposed area submit a proposal to the Board stating the area; the proposed lead, treasurer and volunteer coordinator with brief experience; a plan for a first public event within twelve months with costs and funding; the clubs, schools, companies and other partners already in contact; and a declaration accepting the Statute, these rules, the grant criteria and the safeguarding policy. The Board decides at its next meeting after the Executive Director's opinion.</w:t>
+                <w:sz w:val="18"/>
+                <w:szCs w:val="18"/>
+              </w:rPr>
+              <w:t xml:space="preserve">The Board decides on the proposal at its next meeting, after obtaining the Executive Director's opinion.</w:t>
             </w:r>
           </w:p>
         </w:tc>
@@ -805,7 +895,7 @@
                 <w:sz w:val="20"/>
                 <w:szCs w:val="20"/>
               </w:rPr>
-              <w:t xml:space="preserve">Article 4. Founding decision and the Chapter in a Box.</w:t>
+              <w:t xml:space="preserve">Article 4 — Founding decision and the Chapter in a Box</w:t>
             </w:r>
           </w:p>
         </w:tc>
@@ -834,6 +924,43 @@
               <w:t xml:space="preserve">Odlukom o osnivanju Upravni odbor utvrđuje naziv ogranka (naziv udruženja i naziv opštine, na primjer „Santamore Kotor“), područje, imena lica iz člana 3 tačka 2, početni budžet i lice iz reda zaposlenih ili organa udruženja koje je stalni kontakt ogranka (nacionalni kontakt).</w:t>
             </w:r>
           </w:p>
+        </w:tc>
+        <w:tc>
+          <w:tcPr>
+            <w:tcW w:type="dxa" w:w="4953"/>
+            <w:tcMar>
+              <w:top w:type="dxa" w:w="80"/>
+              <w:left w:type="dxa" w:w="100"/>
+              <w:bottom w:type="dxa" w:w="80"/>
+              <w:right w:type="dxa" w:w="100"/>
+            </w:tcMar>
+          </w:tcPr>
+          <w:p>
+            <w:pPr>
+              <w:spacing w:after="100"/>
+            </w:pPr>
+            <w:r>
+              <w:rPr>
+                <w:rFonts w:ascii="Arial" w:cs="Arial" w:eastAsia="Arial" w:hAnsi="Arial"/>
+                <w:sz w:val="18"/>
+                <w:szCs w:val="18"/>
+              </w:rPr>
+              <w:t xml:space="preserve">In the founding decision the Board sets the chapter's name (the association's name and the name of the municipality, for example "Santamore Kotor"), its area, the names of the persons under Article 3 point 2, its starting budget and the person from among the association's staff or bodies who is the chapter's standing contact (the national contact).</w:t>
+            </w:r>
+          </w:p>
+        </w:tc>
+      </w:tr>
+      <w:tr>
+        <w:tc>
+          <w:tcPr>
+            <w:tcW w:type="dxa" w:w="4953"/>
+            <w:tcMar>
+              <w:top w:type="dxa" w:w="80"/>
+              <w:left w:type="dxa" w:w="100"/>
+              <w:bottom w:type="dxa" w:w="80"/>
+              <w:right w:type="dxa" w:w="100"/>
+            </w:tcMar>
+          </w:tcPr>
           <w:p>
             <w:pPr>
               <w:spacing w:after="100"/>
@@ -847,12 +974,49 @@
               <w:t xml:space="preserve">U roku od 30 dana od odluke Izvršni direktor ogranku dostavlja Paket za ogranak, koji sadrži najmanje:</w:t>
             </w:r>
           </w:p>
-          <w:p>
-            <w:pPr>
-              <w:pStyle w:val="ListParagraph"/>
-              <w:numPr>
-                <w:ilvl w:val="0"/>
-                <w:numId w:val="3"/>
+        </w:tc>
+        <w:tc>
+          <w:tcPr>
+            <w:tcW w:type="dxa" w:w="4953"/>
+            <w:tcMar>
+              <w:top w:type="dxa" w:w="80"/>
+              <w:left w:type="dxa" w:w="100"/>
+              <w:bottom w:type="dxa" w:w="80"/>
+              <w:right w:type="dxa" w:w="100"/>
+            </w:tcMar>
+          </w:tcPr>
+          <w:p>
+            <w:pPr>
+              <w:spacing w:after="100"/>
+            </w:pPr>
+            <w:r>
+              <w:rPr>
+                <w:rFonts w:ascii="Arial" w:cs="Arial" w:eastAsia="Arial" w:hAnsi="Arial"/>
+                <w:sz w:val="18"/>
+                <w:szCs w:val="18"/>
+              </w:rPr>
+              <w:t xml:space="preserve">Within 30 days of the decision the Executive Director delivers the Chapter in a Box to the chapter, containing at least:</w:t>
+            </w:r>
+          </w:p>
+        </w:tc>
+      </w:tr>
+      <w:tr>
+        <w:tc>
+          <w:tcPr>
+            <w:tcW w:type="dxa" w:w="4953"/>
+            <w:tcMar>
+              <w:top w:type="dxa" w:w="80"/>
+              <w:left w:type="dxa" w:w="100"/>
+              <w:bottom w:type="dxa" w:w="80"/>
+              <w:right w:type="dxa" w:w="100"/>
+            </w:tcMar>
+          </w:tcPr>
+          <w:p>
+            <w:pPr>
+              <w:pStyle w:val="ListParagraph"/>
+              <w:numPr>
+                <w:ilvl w:val="0"/>
+                <w:numId w:val="4"/>
               </w:numPr>
               <w:spacing w:after="40"/>
             </w:pPr>
@@ -870,7 +1034,7 @@
               <w:pStyle w:val="ListParagraph"/>
               <w:numPr>
                 <w:ilvl w:val="0"/>
-                <w:numId w:val="3"/>
+                <w:numId w:val="4"/>
               </w:numPr>
               <w:spacing w:after="40"/>
             </w:pPr>
@@ -888,7 +1052,7 @@
               <w:pStyle w:val="ListParagraph"/>
               <w:numPr>
                 <w:ilvl w:val="0"/>
-                <w:numId w:val="3"/>
+                <w:numId w:val="4"/>
               </w:numPr>
               <w:spacing w:after="40"/>
             </w:pPr>
@@ -906,7 +1070,7 @@
               <w:pStyle w:val="ListParagraph"/>
               <w:numPr>
                 <w:ilvl w:val="0"/>
-                <w:numId w:val="3"/>
+                <w:numId w:val="4"/>
               </w:numPr>
               <w:spacing w:after="40"/>
             </w:pPr>
@@ -924,7 +1088,7 @@
               <w:pStyle w:val="ListParagraph"/>
               <w:numPr>
                 <w:ilvl w:val="0"/>
-                <w:numId w:val="3"/>
+                <w:numId w:val="4"/>
               </w:numPr>
               <w:spacing w:after="40"/>
             </w:pPr>
@@ -942,7 +1106,7 @@
               <w:pStyle w:val="ListParagraph"/>
               <w:numPr>
                 <w:ilvl w:val="0"/>
-                <w:numId w:val="3"/>
+                <w:numId w:val="4"/>
               </w:numPr>
               <w:spacing w:after="40"/>
             </w:pPr>
@@ -960,51 +1124,154 @@
               <w:pStyle w:val="ListParagraph"/>
               <w:numPr>
                 <w:ilvl w:val="0"/>
-                <w:numId w:val="3"/>
-              </w:numPr>
-              <w:spacing w:after="40"/>
-            </w:pPr>
-            <w:r>
-              <w:rPr>
-                <w:rFonts w:ascii="Arial" w:cs="Arial" w:eastAsia="Arial" w:hAnsi="Arial"/>
-                <w:sz w:val="18"/>
-                <w:szCs w:val="18"/>
-              </w:rPr>
-              <w:t xml:space="preserve">ova pravila, kriterijume za dodjelu sredstava, politiku zaštite djece i uslove učešća na događajima.</w:t>
-            </w:r>
-          </w:p>
-        </w:tc>
-        <w:tc>
-          <w:tcPr>
-            <w:tcW w:type="dxa" w:w="4953"/>
-            <w:tcMar>
-              <w:top w:type="dxa" w:w="80"/>
-              <w:left w:type="dxa" w:w="100"/>
-              <w:bottom w:type="dxa" w:w="80"/>
-              <w:right w:type="dxa" w:w="100"/>
-            </w:tcMar>
-          </w:tcPr>
-          <w:p>
-            <w:pPr>
-              <w:spacing w:after="100"/>
-            </w:pPr>
-            <w:r>
-              <w:rPr>
-                <w:rFonts w:ascii="Arial" w:cs="Arial" w:eastAsia="Arial" w:hAnsi="Arial"/>
-                <w:i/>
-                <w:iCs/>
-                <w:sz w:val="18"/>
-                <w:szCs w:val="18"/>
-              </w:rPr>
-              <w:t xml:space="preserve">Article 4. Founding decision and the Chapter in a Box.</w:t>
-            </w:r>
-            <w:r>
-              <w:rPr>
-                <w:rFonts w:ascii="Arial" w:cs="Arial" w:eastAsia="Arial" w:hAnsi="Arial"/>
-                <w:sz w:val="18"/>
-                <w:szCs w:val="18"/>
-              </w:rPr>
-              <w:t xml:space="preserve"> The Board's decision names the chapter (association name plus municipality, e.g. "Santamore Kotor"), its area, its three officers, its starting budget and its named national contact. Within 30 days the Director delivers the Chapter in a Box: the event playbook with templates (plan, budget, risk assessment, permit checklist, run sheet, report); the brand kit; forms for cash, expenses and incident reports; platform access (chapter page, chapter ledger, cash log, volunteer register); a chapter email address on the association's domain; the insurance confirmation and its conditions; and the rules, criteria, safeguarding policy and event terms.</w:t>
+                <w:numId w:val="4"/>
+              </w:numPr>
+              <w:spacing w:after="40"/>
+            </w:pPr>
+            <w:r>
+              <w:rPr>
+                <w:rFonts w:ascii="Arial" w:cs="Arial" w:eastAsia="Arial" w:hAnsi="Arial"/>
+                <w:sz w:val="18"/>
+                <w:szCs w:val="18"/>
+              </w:rPr>
+              <w:t xml:space="preserve">ova pravila, kriterijume za dodjelu sredstava, Politiku zaštite djece i Uslove učešća na događajima.</w:t>
+            </w:r>
+          </w:p>
+        </w:tc>
+        <w:tc>
+          <w:tcPr>
+            <w:tcW w:type="dxa" w:w="4953"/>
+            <w:tcMar>
+              <w:top w:type="dxa" w:w="80"/>
+              <w:left w:type="dxa" w:w="100"/>
+              <w:bottom w:type="dxa" w:w="80"/>
+              <w:right w:type="dxa" w:w="100"/>
+            </w:tcMar>
+          </w:tcPr>
+          <w:p>
+            <w:pPr>
+              <w:pStyle w:val="ListParagraph"/>
+              <w:numPr>
+                <w:ilvl w:val="0"/>
+                <w:numId w:val="5"/>
+              </w:numPr>
+              <w:spacing w:after="40"/>
+            </w:pPr>
+            <w:r>
+              <w:rPr>
+                <w:rFonts w:ascii="Arial" w:cs="Arial" w:eastAsia="Arial" w:hAnsi="Arial"/>
+                <w:sz w:val="18"/>
+                <w:szCs w:val="18"/>
+              </w:rPr>
+              <w:t xml:space="preserve">the event playbook with templates (plan, budget, risk assessment, permit checklist, run sheet, report);</w:t>
+            </w:r>
+          </w:p>
+          <w:p>
+            <w:pPr>
+              <w:pStyle w:val="ListParagraph"/>
+              <w:numPr>
+                <w:ilvl w:val="0"/>
+                <w:numId w:val="5"/>
+              </w:numPr>
+              <w:spacing w:after="40"/>
+            </w:pPr>
+            <w:r>
+              <w:rPr>
+                <w:rFonts w:ascii="Arial" w:cs="Arial" w:eastAsia="Arial" w:hAnsi="Arial"/>
+                <w:sz w:val="18"/>
+                <w:szCs w:val="18"/>
+              </w:rPr>
+              <w:t xml:space="preserve">the visual identity: logo, colours, templates for posts, posters and T-shirts;</w:t>
+            </w:r>
+          </w:p>
+          <w:p>
+            <w:pPr>
+              <w:pStyle w:val="ListParagraph"/>
+              <w:numPr>
+                <w:ilvl w:val="0"/>
+                <w:numId w:val="5"/>
+              </w:numPr>
+              <w:spacing w:after="40"/>
+            </w:pPr>
+            <w:r>
+              <w:rPr>
+                <w:rFonts w:ascii="Arial" w:cs="Arial" w:eastAsia="Arial" w:hAnsi="Arial"/>
+                <w:sz w:val="18"/>
+                <w:szCs w:val="18"/>
+              </w:rPr>
+              <w:t xml:space="preserve">forms for the cash log, expense reconciliation and incident reports;</w:t>
+            </w:r>
+          </w:p>
+          <w:p>
+            <w:pPr>
+              <w:pStyle w:val="ListParagraph"/>
+              <w:numPr>
+                <w:ilvl w:val="0"/>
+                <w:numId w:val="5"/>
+              </w:numPr>
+              <w:spacing w:after="40"/>
+            </w:pPr>
+            <w:r>
+              <w:rPr>
+                <w:rFonts w:ascii="Arial" w:cs="Arial" w:eastAsia="Arial" w:hAnsi="Arial"/>
+                <w:sz w:val="18"/>
+                <w:szCs w:val="18"/>
+              </w:rPr>
+              <w:t xml:space="preserve">access to the association's platform: the chapter page, the chapter's income and expenditure ledger, the cash log tool and the volunteer register;</w:t>
+            </w:r>
+          </w:p>
+          <w:p>
+            <w:pPr>
+              <w:pStyle w:val="ListParagraph"/>
+              <w:numPr>
+                <w:ilvl w:val="0"/>
+                <w:numId w:val="5"/>
+              </w:numPr>
+              <w:spacing w:after="40"/>
+            </w:pPr>
+            <w:r>
+              <w:rPr>
+                <w:rFonts w:ascii="Arial" w:cs="Arial" w:eastAsia="Arial" w:hAnsi="Arial"/>
+                <w:sz w:val="18"/>
+                <w:szCs w:val="18"/>
+              </w:rPr>
+              <w:t xml:space="preserve">a chapter email address on the association's domain;</w:t>
+            </w:r>
+          </w:p>
+          <w:p>
+            <w:pPr>
+              <w:pStyle w:val="ListParagraph"/>
+              <w:numPr>
+                <w:ilvl w:val="0"/>
+                <w:numId w:val="5"/>
+              </w:numPr>
+              <w:spacing w:after="40"/>
+            </w:pPr>
+            <w:r>
+              <w:rPr>
+                <w:rFonts w:ascii="Arial" w:cs="Arial" w:eastAsia="Arial" w:hAnsi="Arial"/>
+                <w:sz w:val="18"/>
+                <w:szCs w:val="18"/>
+              </w:rPr>
+              <w:t xml:space="preserve">the confirmation of insurance covering the chapter's events and the conditions under which it applies;</w:t>
+            </w:r>
+          </w:p>
+          <w:p>
+            <w:pPr>
+              <w:pStyle w:val="ListParagraph"/>
+              <w:numPr>
+                <w:ilvl w:val="0"/>
+                <w:numId w:val="5"/>
+              </w:numPr>
+              <w:spacing w:after="40"/>
+            </w:pPr>
+            <w:r>
+              <w:rPr>
+                <w:rFonts w:ascii="Arial" w:cs="Arial" w:eastAsia="Arial" w:hAnsi="Arial"/>
+                <w:sz w:val="18"/>
+                <w:szCs w:val="18"/>
+              </w:rPr>
+              <w:t xml:space="preserve">these rules, the grant criteria, the Child Safeguarding Policy and the Event Terms.</w:t>
             </w:r>
           </w:p>
         </w:tc>
@@ -1056,7 +1323,7 @@
                 <w:sz w:val="22"/>
                 <w:szCs w:val="22"/>
               </w:rPr>
-              <w:t xml:space="preserve">ORGANISATION</w:t>
+              <w:t xml:space="preserve">III. ORGANISATION</w:t>
             </w:r>
           </w:p>
         </w:tc>
@@ -1108,7 +1375,7 @@
                 <w:sz w:val="20"/>
                 <w:szCs w:val="20"/>
               </w:rPr>
-              <w:t xml:space="preserve">Article 5. Officers.</w:t>
+              <w:t xml:space="preserve">Article 5 — Chapter officers</w:t>
             </w:r>
           </w:p>
         </w:tc>
@@ -1137,6 +1404,43 @@
               <w:t xml:space="preserve">Ogranak ima rukovodioca ogranka, blagajnika ogranka i koordinatora volontera. Imenuje ih Upravni odbor na predlog članova ogranka, na mandat od dvije godine, uz mogućnost ponovnog imenovanja (član 41 Statuta).</w:t>
             </w:r>
           </w:p>
+        </w:tc>
+        <w:tc>
+          <w:tcPr>
+            <w:tcW w:type="dxa" w:w="4953"/>
+            <w:tcMar>
+              <w:top w:type="dxa" w:w="80"/>
+              <w:left w:type="dxa" w:w="100"/>
+              <w:bottom w:type="dxa" w:w="80"/>
+              <w:right w:type="dxa" w:w="100"/>
+            </w:tcMar>
+          </w:tcPr>
+          <w:p>
+            <w:pPr>
+              <w:spacing w:after="100"/>
+            </w:pPr>
+            <w:r>
+              <w:rPr>
+                <w:rFonts w:ascii="Arial" w:cs="Arial" w:eastAsia="Arial" w:hAnsi="Arial"/>
+                <w:sz w:val="18"/>
+                <w:szCs w:val="18"/>
+              </w:rPr>
+              <w:t xml:space="preserve">A chapter has a chapter lead, a chapter treasurer and a volunteer coordinator. They are appointed by the Board on the proposal of the chapter's members for a term of two years, renewable (Article 41 of the Statute).</w:t>
+            </w:r>
+          </w:p>
+        </w:tc>
+      </w:tr>
+      <w:tr>
+        <w:tc>
+          <w:tcPr>
+            <w:tcW w:type="dxa" w:w="4953"/>
+            <w:tcMar>
+              <w:top w:type="dxa" w:w="80"/>
+              <w:left w:type="dxa" w:w="100"/>
+              <w:bottom w:type="dxa" w:w="80"/>
+              <w:right w:type="dxa" w:w="100"/>
+            </w:tcMar>
+          </w:tcPr>
           <w:p>
             <w:pPr>
               <w:spacing w:after="100"/>
@@ -1150,6 +1454,43 @@
               <w:t xml:space="preserve">Ta lica moraju biti punoljetni članovi udruženja. Rukovodilac ogranka i blagajnik ne mogu biti isto lice, niti bračni drugovi ili bliski srodnici. Ista lica ne mogu istovremeno biti članovi Komisije za dodjelu sredstava.</w:t>
             </w:r>
           </w:p>
+        </w:tc>
+        <w:tc>
+          <w:tcPr>
+            <w:tcW w:type="dxa" w:w="4953"/>
+            <w:tcMar>
+              <w:top w:type="dxa" w:w="80"/>
+              <w:left w:type="dxa" w:w="100"/>
+              <w:bottom w:type="dxa" w:w="80"/>
+              <w:right w:type="dxa" w:w="100"/>
+            </w:tcMar>
+          </w:tcPr>
+          <w:p>
+            <w:pPr>
+              <w:spacing w:after="100"/>
+            </w:pPr>
+            <w:r>
+              <w:rPr>
+                <w:rFonts w:ascii="Arial" w:cs="Arial" w:eastAsia="Arial" w:hAnsi="Arial"/>
+                <w:sz w:val="18"/>
+                <w:szCs w:val="18"/>
+              </w:rPr>
+              <w:t xml:space="preserve">These persons must be adult members of the association. The chapter lead and the treasurer cannot be the same person, nor spouses or close relatives. The same persons cannot at the same time be members of the Grants Committee.</w:t>
+            </w:r>
+          </w:p>
+        </w:tc>
+      </w:tr>
+      <w:tr>
+        <w:tc>
+          <w:tcPr>
+            <w:tcW w:type="dxa" w:w="4953"/>
+            <w:tcMar>
+              <w:top w:type="dxa" w:w="80"/>
+              <w:left w:type="dxa" w:w="100"/>
+              <w:bottom w:type="dxa" w:w="80"/>
+              <w:right w:type="dxa" w:w="100"/>
+            </w:tcMar>
+          </w:tcPr>
           <w:p>
             <w:pPr>
               <w:spacing w:after="100"/>
@@ -1181,20 +1522,10 @@
             <w:r>
               <w:rPr>
                 <w:rFonts w:ascii="Arial" w:cs="Arial" w:eastAsia="Arial" w:hAnsi="Arial"/>
-                <w:i/>
-                <w:iCs/>
-                <w:sz w:val="18"/>
-                <w:szCs w:val="18"/>
-              </w:rPr>
-              <w:t xml:space="preserve">Article 5. Officers.</w:t>
-            </w:r>
-            <w:r>
-              <w:rPr>
-                <w:rFonts w:ascii="Arial" w:cs="Arial" w:eastAsia="Arial" w:hAnsi="Arial"/>
-                <w:sz w:val="18"/>
-                <w:szCs w:val="18"/>
-              </w:rPr>
-              <w:t xml:space="preserve"> The lead, treasurer and volunteer coordinator are appointed by the Board on the chapter members' proposal for two years, renewable (statute Art. 41). They must be adult members. Lead and treasurer cannot be the same person, spouses or close relatives, and none may sit on the Grants Committee. A vacancy is filled on the lead's proposal within 30 days; meanwhile the Director designates who acts.</w:t>
+                <w:sz w:val="18"/>
+                <w:szCs w:val="18"/>
+              </w:rPr>
+              <w:t xml:space="preserve">If any of these posts falls vacant, the chapter lead proposes a replacement within 30 days, and until the appointment the duties are performed by a person designated by the Executive Director.</w:t>
             </w:r>
           </w:p>
         </w:tc>
@@ -1246,16 +1577,15 @@
                 <w:sz w:val="20"/>
                 <w:szCs w:val="20"/>
               </w:rPr>
-              <w:t xml:space="preserve">Article 6. Chapter lead.</w:t>
-            </w:r>
-          </w:p>
-        </w:tc>
-      </w:tr>
-      <w:tr>
-        <w:tc>
-          <w:tcPr>
-            <w:tcW w:type="dxa" w:w="9906"/>
-            <w:gridSpan w:val="2"/>
+              <w:t xml:space="preserve">Article 6 — Chapter lead</w:t>
+            </w:r>
+          </w:p>
+        </w:tc>
+      </w:tr>
+      <w:tr>
+        <w:tc>
+          <w:tcPr>
+            <w:tcW w:type="dxa" w:w="4953"/>
             <w:tcMar>
               <w:top w:type="dxa" w:w="80"/>
               <w:left w:type="dxa" w:w="100"/>
@@ -1277,24 +1607,48 @@
             </w:r>
           </w:p>
         </w:tc>
-      </w:tr>
-      <w:tr>
-        <w:tc>
-          <w:tcPr>
-            <w:tcW w:type="dxa" w:w="4953"/>
-            <w:tcMar>
-              <w:top w:type="dxa" w:w="80"/>
-              <w:left w:type="dxa" w:w="100"/>
-              <w:bottom w:type="dxa" w:w="80"/>
-              <w:right w:type="dxa" w:w="100"/>
-            </w:tcMar>
-          </w:tcPr>
-          <w:p>
-            <w:pPr>
-              <w:pStyle w:val="ListParagraph"/>
-              <w:numPr>
-                <w:ilvl w:val="0"/>
-                <w:numId w:val="4"/>
+        <w:tc>
+          <w:tcPr>
+            <w:tcW w:type="dxa" w:w="4953"/>
+            <w:tcMar>
+              <w:top w:type="dxa" w:w="80"/>
+              <w:left w:type="dxa" w:w="100"/>
+              <w:bottom w:type="dxa" w:w="80"/>
+              <w:right w:type="dxa" w:w="100"/>
+            </w:tcMar>
+          </w:tcPr>
+          <w:p>
+            <w:pPr>
+              <w:spacing w:after="100"/>
+            </w:pPr>
+            <w:r>
+              <w:rPr>
+                <w:rFonts w:ascii="Arial" w:cs="Arial" w:eastAsia="Arial" w:hAnsi="Arial"/>
+                <w:sz w:val="18"/>
+                <w:szCs w:val="18"/>
+              </w:rPr>
+              <w:t xml:space="preserve">The chapter lead:</w:t>
+            </w:r>
+          </w:p>
+        </w:tc>
+      </w:tr>
+      <w:tr>
+        <w:tc>
+          <w:tcPr>
+            <w:tcW w:type="dxa" w:w="4953"/>
+            <w:tcMar>
+              <w:top w:type="dxa" w:w="80"/>
+              <w:left w:type="dxa" w:w="100"/>
+              <w:bottom w:type="dxa" w:w="80"/>
+              <w:right w:type="dxa" w:w="100"/>
+            </w:tcMar>
+          </w:tcPr>
+          <w:p>
+            <w:pPr>
+              <w:pStyle w:val="ListParagraph"/>
+              <w:numPr>
+                <w:ilvl w:val="0"/>
+                <w:numId w:val="6"/>
               </w:numPr>
               <w:spacing w:after="40"/>
             </w:pPr>
@@ -1312,7 +1666,7 @@
               <w:pStyle w:val="ListParagraph"/>
               <w:numPr>
                 <w:ilvl w:val="0"/>
-                <w:numId w:val="4"/>
+                <w:numId w:val="6"/>
               </w:numPr>
               <w:spacing w:after="40"/>
             </w:pPr>
@@ -1330,7 +1684,7 @@
               <w:pStyle w:val="ListParagraph"/>
               <w:numPr>
                 <w:ilvl w:val="0"/>
-                <w:numId w:val="4"/>
+                <w:numId w:val="6"/>
               </w:numPr>
               <w:spacing w:after="40"/>
             </w:pPr>
@@ -1348,7 +1702,7 @@
               <w:pStyle w:val="ListParagraph"/>
               <w:numPr>
                 <w:ilvl w:val="0"/>
-                <w:numId w:val="4"/>
+                <w:numId w:val="6"/>
               </w:numPr>
               <w:spacing w:after="40"/>
             </w:pPr>
@@ -1366,7 +1720,7 @@
               <w:pStyle w:val="ListParagraph"/>
               <w:numPr>
                 <w:ilvl w:val="0"/>
-                <w:numId w:val="4"/>
+                <w:numId w:val="6"/>
               </w:numPr>
               <w:spacing w:after="40"/>
             </w:pPr>
@@ -1384,7 +1738,7 @@
               <w:pStyle w:val="ListParagraph"/>
               <w:numPr>
                 <w:ilvl w:val="0"/>
-                <w:numId w:val="4"/>
+                <w:numId w:val="6"/>
               </w:numPr>
               <w:spacing w:after="40"/>
             </w:pPr>
@@ -1402,7 +1756,7 @@
               <w:pStyle w:val="ListParagraph"/>
               <w:numPr>
                 <w:ilvl w:val="0"/>
-                <w:numId w:val="4"/>
+                <w:numId w:val="6"/>
               </w:numPr>
               <w:spacing w:after="40"/>
             </w:pPr>
@@ -1415,6 +1769,156 @@
               <w:t xml:space="preserve">bez odlaganja obavještava Izvršnog direktora o svakom incidentu, prigovoru, medijskom upitu ili okolnosti koja može štetiti ugledu udruženja.</w:t>
             </w:r>
           </w:p>
+        </w:tc>
+        <w:tc>
+          <w:tcPr>
+            <w:tcW w:type="dxa" w:w="4953"/>
+            <w:tcMar>
+              <w:top w:type="dxa" w:w="80"/>
+              <w:left w:type="dxa" w:w="100"/>
+              <w:bottom w:type="dxa" w:w="80"/>
+              <w:right w:type="dxa" w:w="100"/>
+            </w:tcMar>
+          </w:tcPr>
+          <w:p>
+            <w:pPr>
+              <w:pStyle w:val="ListParagraph"/>
+              <w:numPr>
+                <w:ilvl w:val="0"/>
+                <w:numId w:val="7"/>
+              </w:numPr>
+              <w:spacing w:after="40"/>
+            </w:pPr>
+            <w:r>
+              <w:rPr>
+                <w:rFonts w:ascii="Arial" w:cs="Arial" w:eastAsia="Arial" w:hAnsi="Arial"/>
+                <w:sz w:val="18"/>
+                <w:szCs w:val="18"/>
+              </w:rPr>
+              <w:t xml:space="preserve">organises the chapter's work and represents it towards partners and the public in its area, within the authority given by these rules;</w:t>
+            </w:r>
+          </w:p>
+          <w:p>
+            <w:pPr>
+              <w:pStyle w:val="ListParagraph"/>
+              <w:numPr>
+                <w:ilvl w:val="0"/>
+                <w:numId w:val="7"/>
+              </w:numPr>
+              <w:spacing w:after="40"/>
+            </w:pPr>
+            <w:r>
+              <w:rPr>
+                <w:rFonts w:ascii="Arial" w:cs="Arial" w:eastAsia="Arial" w:hAnsi="Arial"/>
+                <w:sz w:val="18"/>
+                <w:szCs w:val="18"/>
+              </w:rPr>
+              <w:t xml:space="preserve">prepares the chapter's annual plan and budget and proposes them to the Executive Director;</w:t>
+            </w:r>
+          </w:p>
+          <w:p>
+            <w:pPr>
+              <w:pStyle w:val="ListParagraph"/>
+              <w:numPr>
+                <w:ilvl w:val="0"/>
+                <w:numId w:val="7"/>
+              </w:numPr>
+              <w:spacing w:after="40"/>
+            </w:pPr>
+            <w:r>
+              <w:rPr>
+                <w:rFonts w:ascii="Arial" w:cs="Arial" w:eastAsia="Arial" w:hAnsi="Arial"/>
+                <w:sz w:val="18"/>
+                <w:szCs w:val="18"/>
+              </w:rPr>
+              <w:t xml:space="preserve">is responsible for every chapter event being prepared and held in accordance with Part IV of these rules;</w:t>
+            </w:r>
+          </w:p>
+          <w:p>
+            <w:pPr>
+              <w:pStyle w:val="ListParagraph"/>
+              <w:numPr>
+                <w:ilvl w:val="0"/>
+                <w:numId w:val="7"/>
+              </w:numPr>
+              <w:spacing w:after="40"/>
+            </w:pPr>
+            <w:r>
+              <w:rPr>
+                <w:rFonts w:ascii="Arial" w:cs="Arial" w:eastAsia="Arial" w:hAnsi="Arial"/>
+                <w:sz w:val="18"/>
+                <w:szCs w:val="18"/>
+              </w:rPr>
+              <w:t xml:space="preserve">convenes and chairs the meetings of the chapter's members;</w:t>
+            </w:r>
+          </w:p>
+          <w:p>
+            <w:pPr>
+              <w:pStyle w:val="ListParagraph"/>
+              <w:numPr>
+                <w:ilvl w:val="0"/>
+                <w:numId w:val="7"/>
+              </w:numPr>
+              <w:spacing w:after="40"/>
+            </w:pPr>
+            <w:r>
+              <w:rPr>
+                <w:rFonts w:ascii="Arial" w:cs="Arial" w:eastAsia="Arial" w:hAnsi="Arial"/>
+                <w:sz w:val="18"/>
+                <w:szCs w:val="18"/>
+              </w:rPr>
+              <w:t xml:space="preserve">submits the reports under Part VII of these rules;</w:t>
+            </w:r>
+          </w:p>
+          <w:p>
+            <w:pPr>
+              <w:pStyle w:val="ListParagraph"/>
+              <w:numPr>
+                <w:ilvl w:val="0"/>
+                <w:numId w:val="7"/>
+              </w:numPr>
+              <w:spacing w:after="40"/>
+            </w:pPr>
+            <w:r>
+              <w:rPr>
+                <w:rFonts w:ascii="Arial" w:cs="Arial" w:eastAsia="Arial" w:hAnsi="Arial"/>
+                <w:sz w:val="18"/>
+                <w:szCs w:val="18"/>
+              </w:rPr>
+              <w:t xml:space="preserve">receives applications for aid from the chapter's area and forwards them into the procedure under the grant criteria, without assessing them and without promising anything to the applicant;</w:t>
+            </w:r>
+          </w:p>
+          <w:p>
+            <w:pPr>
+              <w:pStyle w:val="ListParagraph"/>
+              <w:numPr>
+                <w:ilvl w:val="0"/>
+                <w:numId w:val="7"/>
+              </w:numPr>
+              <w:spacing w:after="40"/>
+            </w:pPr>
+            <w:r>
+              <w:rPr>
+                <w:rFonts w:ascii="Arial" w:cs="Arial" w:eastAsia="Arial" w:hAnsi="Arial"/>
+                <w:sz w:val="18"/>
+                <w:szCs w:val="18"/>
+              </w:rPr>
+              <w:t xml:space="preserve">informs the Executive Director without delay of every incident, complaint, media enquiry or circumstance that may harm the association's reputation.</w:t>
+            </w:r>
+          </w:p>
+        </w:tc>
+      </w:tr>
+      <w:tr>
+        <w:tc>
+          <w:tcPr>
+            <w:tcW w:type="dxa" w:w="4953"/>
+            <w:tcMar>
+              <w:top w:type="dxa" w:w="80"/>
+              <w:left w:type="dxa" w:w="100"/>
+              <w:bottom w:type="dxa" w:w="80"/>
+              <w:right w:type="dxa" w:w="100"/>
+            </w:tcMar>
+          </w:tcPr>
           <w:p>
             <w:pPr>
               <w:spacing w:after="100"/>
@@ -1446,20 +1950,10 @@
             <w:r>
               <w:rPr>
                 <w:rFonts w:ascii="Arial" w:cs="Arial" w:eastAsia="Arial" w:hAnsi="Arial"/>
-                <w:i/>
-                <w:iCs/>
-                <w:sz w:val="18"/>
-                <w:szCs w:val="18"/>
-              </w:rPr>
-              <w:t xml:space="preserve">Article 6. Chapter lead.</w:t>
-            </w:r>
-            <w:r>
-              <w:rPr>
-                <w:rFonts w:ascii="Arial" w:cs="Arial" w:eastAsia="Arial" w:hAnsi="Arial"/>
-                <w:sz w:val="18"/>
-                <w:szCs w:val="18"/>
-              </w:rPr>
-              <w:t xml:space="preserve"> Organises the chapter and represents it locally within these rules; prepares the annual plan and budget for the Director; is responsible for every event complying with Part IV; convenes and chairs chapter meetings; submits the reports in Part VII; receives aid applications from the area and forwards them into the grants procedure without assessing them or promising anything; and reports at once any incident, complaint, media enquiry or reputational risk. The lead cannot sign contracts, hire, receive sponsorship personally or make policy statements without the Director's written authorisation.</w:t>
+                <w:sz w:val="18"/>
+                <w:szCs w:val="18"/>
+              </w:rPr>
+              <w:t xml:space="preserve">The chapter lead cannot conclude contracts, hire staff, receive sponsorship into a personal account or make public statements on the association's policy without the Executive Director's written authorisation.</w:t>
             </w:r>
           </w:p>
         </w:tc>
@@ -1511,16 +2005,15 @@
                 <w:sz w:val="20"/>
                 <w:szCs w:val="20"/>
               </w:rPr>
-              <w:t xml:space="preserve">Article 7. Chapter treasurer.</w:t>
-            </w:r>
-          </w:p>
-        </w:tc>
-      </w:tr>
-      <w:tr>
-        <w:tc>
-          <w:tcPr>
-            <w:tcW w:type="dxa" w:w="9906"/>
-            <w:gridSpan w:val="2"/>
+              <w:t xml:space="preserve">Article 7 — Chapter treasurer</w:t>
+            </w:r>
+          </w:p>
+        </w:tc>
+      </w:tr>
+      <w:tr>
+        <w:tc>
+          <w:tcPr>
+            <w:tcW w:type="dxa" w:w="4953"/>
             <w:tcMar>
               <w:top w:type="dxa" w:w="80"/>
               <w:left w:type="dxa" w:w="100"/>
@@ -1542,24 +2035,48 @@
             </w:r>
           </w:p>
         </w:tc>
-      </w:tr>
-      <w:tr>
-        <w:tc>
-          <w:tcPr>
-            <w:tcW w:type="dxa" w:w="4953"/>
-            <w:tcMar>
-              <w:top w:type="dxa" w:w="80"/>
-              <w:left w:type="dxa" w:w="100"/>
-              <w:bottom w:type="dxa" w:w="80"/>
-              <w:right w:type="dxa" w:w="100"/>
-            </w:tcMar>
-          </w:tcPr>
-          <w:p>
-            <w:pPr>
-              <w:pStyle w:val="ListParagraph"/>
-              <w:numPr>
-                <w:ilvl w:val="0"/>
-                <w:numId w:val="5"/>
+        <w:tc>
+          <w:tcPr>
+            <w:tcW w:type="dxa" w:w="4953"/>
+            <w:tcMar>
+              <w:top w:type="dxa" w:w="80"/>
+              <w:left w:type="dxa" w:w="100"/>
+              <w:bottom w:type="dxa" w:w="80"/>
+              <w:right w:type="dxa" w:w="100"/>
+            </w:tcMar>
+          </w:tcPr>
+          <w:p>
+            <w:pPr>
+              <w:spacing w:after="100"/>
+            </w:pPr>
+            <w:r>
+              <w:rPr>
+                <w:rFonts w:ascii="Arial" w:cs="Arial" w:eastAsia="Arial" w:hAnsi="Arial"/>
+                <w:sz w:val="18"/>
+                <w:szCs w:val="18"/>
+              </w:rPr>
+              <w:t xml:space="preserve">The chapter treasurer:</w:t>
+            </w:r>
+          </w:p>
+        </w:tc>
+      </w:tr>
+      <w:tr>
+        <w:tc>
+          <w:tcPr>
+            <w:tcW w:type="dxa" w:w="4953"/>
+            <w:tcMar>
+              <w:top w:type="dxa" w:w="80"/>
+              <w:left w:type="dxa" w:w="100"/>
+              <w:bottom w:type="dxa" w:w="80"/>
+              <w:right w:type="dxa" w:w="100"/>
+            </w:tcMar>
+          </w:tcPr>
+          <w:p>
+            <w:pPr>
+              <w:pStyle w:val="ListParagraph"/>
+              <w:numPr>
+                <w:ilvl w:val="0"/>
+                <w:numId w:val="8"/>
               </w:numPr>
               <w:spacing w:after="40"/>
             </w:pPr>
@@ -1577,7 +2094,7 @@
               <w:pStyle w:val="ListParagraph"/>
               <w:numPr>
                 <w:ilvl w:val="0"/>
-                <w:numId w:val="5"/>
+                <w:numId w:val="8"/>
               </w:numPr>
               <w:spacing w:after="40"/>
             </w:pPr>
@@ -1595,7 +2112,7 @@
               <w:pStyle w:val="ListParagraph"/>
               <w:numPr>
                 <w:ilvl w:val="0"/>
-                <w:numId w:val="5"/>
+                <w:numId w:val="8"/>
               </w:numPr>
               <w:spacing w:after="40"/>
             </w:pPr>
@@ -1613,7 +2130,7 @@
               <w:pStyle w:val="ListParagraph"/>
               <w:numPr>
                 <w:ilvl w:val="0"/>
-                <w:numId w:val="5"/>
+                <w:numId w:val="8"/>
               </w:numPr>
               <w:spacing w:after="40"/>
             </w:pPr>
@@ -1631,7 +2148,7 @@
               <w:pStyle w:val="ListParagraph"/>
               <w:numPr>
                 <w:ilvl w:val="0"/>
-                <w:numId w:val="5"/>
+                <w:numId w:val="8"/>
               </w:numPr>
               <w:spacing w:after="40"/>
             </w:pPr>
@@ -1657,25 +2174,92 @@
           </w:tcPr>
           <w:p>
             <w:pPr>
-              <w:spacing w:after="100"/>
-            </w:pPr>
-            <w:r>
-              <w:rPr>
-                <w:rFonts w:ascii="Arial" w:cs="Arial" w:eastAsia="Arial" w:hAnsi="Arial"/>
-                <w:i/>
-                <w:iCs/>
-                <w:sz w:val="18"/>
-                <w:szCs w:val="18"/>
-              </w:rPr>
-              <w:t xml:space="preserve">Article 7. Chapter treasurer.</w:t>
-            </w:r>
-            <w:r>
-              <w:rPr>
-                <w:rFonts w:ascii="Arial" w:cs="Arial" w:eastAsia="Arial" w:hAnsi="Arial"/>
-                <w:sz w:val="18"/>
-                <w:szCs w:val="18"/>
-              </w:rPr>
-              <w:t xml:space="preserve"> Keeps the chapter's income and expenditure records on the platform with supporting documents; is responsible for cash handling under Article 13; checks every cost has approval, an invoice in the association's name and budget cover; prepares the financial part of reports and works with the association's accountant; and has no access to the bank account and makes no payments, other than petty cash within the Article 14 limit.</w:t>
+              <w:pStyle w:val="ListParagraph"/>
+              <w:numPr>
+                <w:ilvl w:val="0"/>
+                <w:numId w:val="9"/>
+              </w:numPr>
+              <w:spacing w:after="40"/>
+            </w:pPr>
+            <w:r>
+              <w:rPr>
+                <w:rFonts w:ascii="Arial" w:cs="Arial" w:eastAsia="Arial" w:hAnsi="Arial"/>
+                <w:sz w:val="18"/>
+                <w:szCs w:val="18"/>
+              </w:rPr>
+              <w:t xml:space="preserve">keeps the record of all of the chapter's income and expenditure on the association's platform and keeps the supporting documents;</w:t>
+            </w:r>
+          </w:p>
+          <w:p>
+            <w:pPr>
+              <w:pStyle w:val="ListParagraph"/>
+              <w:numPr>
+                <w:ilvl w:val="0"/>
+                <w:numId w:val="9"/>
+              </w:numPr>
+              <w:spacing w:after="40"/>
+            </w:pPr>
+            <w:r>
+              <w:rPr>
+                <w:rFonts w:ascii="Arial" w:cs="Arial" w:eastAsia="Arial" w:hAnsi="Arial"/>
+                <w:sz w:val="18"/>
+                <w:szCs w:val="18"/>
+              </w:rPr>
+              <w:t xml:space="preserve">is responsible for cash handling in accordance with Article 13 of these rules;</w:t>
+            </w:r>
+          </w:p>
+          <w:p>
+            <w:pPr>
+              <w:pStyle w:val="ListParagraph"/>
+              <w:numPr>
+                <w:ilvl w:val="0"/>
+                <w:numId w:val="9"/>
+              </w:numPr>
+              <w:spacing w:after="40"/>
+            </w:pPr>
+            <w:r>
+              <w:rPr>
+                <w:rFonts w:ascii="Arial" w:cs="Arial" w:eastAsia="Arial" w:hAnsi="Arial"/>
+                <w:sz w:val="18"/>
+                <w:szCs w:val="18"/>
+              </w:rPr>
+              <w:t xml:space="preserve">checks that every expense has an approval, an invoice in the association's name and cover in the budget;</w:t>
+            </w:r>
+          </w:p>
+          <w:p>
+            <w:pPr>
+              <w:pStyle w:val="ListParagraph"/>
+              <w:numPr>
+                <w:ilvl w:val="0"/>
+                <w:numId w:val="9"/>
+              </w:numPr>
+              <w:spacing w:after="40"/>
+            </w:pPr>
+            <w:r>
+              <w:rPr>
+                <w:rFonts w:ascii="Arial" w:cs="Arial" w:eastAsia="Arial" w:hAnsi="Arial"/>
+                <w:sz w:val="18"/>
+                <w:szCs w:val="18"/>
+              </w:rPr>
+              <w:t xml:space="preserve">prepares the financial part of the chapter's reports and works with the association's accountant;</w:t>
+            </w:r>
+          </w:p>
+          <w:p>
+            <w:pPr>
+              <w:pStyle w:val="ListParagraph"/>
+              <w:numPr>
+                <w:ilvl w:val="0"/>
+                <w:numId w:val="9"/>
+              </w:numPr>
+              <w:spacing w:after="40"/>
+            </w:pPr>
+            <w:r>
+              <w:rPr>
+                <w:rFonts w:ascii="Arial" w:cs="Arial" w:eastAsia="Arial" w:hAnsi="Arial"/>
+                <w:sz w:val="18"/>
+                <w:szCs w:val="18"/>
+              </w:rPr>
+              <w:t xml:space="preserve">does not dispose of the association's funds: has no access to the account and makes no payments, other than paying cash from approved petty cash up to the amount in Article 14.</w:t>
             </w:r>
           </w:p>
         </w:tc>
@@ -1727,7 +2311,7 @@
                 <w:sz w:val="20"/>
                 <w:szCs w:val="20"/>
               </w:rPr>
-              <w:t xml:space="preserve">Article 8. Volunteer coordinator.</w:t>
+              <w:t xml:space="preserve">Article 8 — Volunteer coordinator</w:t>
             </w:r>
           </w:p>
         </w:tc>
@@ -1774,20 +2358,10 @@
             <w:r>
               <w:rPr>
                 <w:rFonts w:ascii="Arial" w:cs="Arial" w:eastAsia="Arial" w:hAnsi="Arial"/>
-                <w:i/>
-                <w:iCs/>
-                <w:sz w:val="18"/>
-                <w:szCs w:val="18"/>
-              </w:rPr>
-              <w:t xml:space="preserve">Article 8. Volunteer coordinator.</w:t>
-            </w:r>
-            <w:r>
-              <w:rPr>
-                <w:rFonts w:ascii="Arial" w:cs="Arial" w:eastAsia="Arial" w:hAnsi="Arial"/>
-                <w:sz w:val="18"/>
-                <w:szCs w:val="18"/>
-              </w:rPr>
-              <w:t xml:space="preserve"> Keeps the chapter's volunteer register; organises recruiting, rostering and briefing for every event; ensures every volunteer receives the short safety and safeguarding briefing before the event; and records volunteer hours for the annual report.</w:t>
+                <w:sz w:val="18"/>
+                <w:szCs w:val="18"/>
+              </w:rPr>
+              <w:t xml:space="preserve">The volunteer coordinator keeps the chapter's volunteer register, organises the recruiting, rostering and briefing of volunteers for every event, ensures that every volunteer receives a short safety and child safeguarding briefing before the event, and records volunteer hours for the annual report.</w:t>
             </w:r>
           </w:p>
         </w:tc>
@@ -1839,7 +2413,7 @@
                 <w:sz w:val="20"/>
                 <w:szCs w:val="20"/>
               </w:rPr>
-              <w:t xml:space="preserve">Article 9. Members and meetings.</w:t>
+              <w:t xml:space="preserve">Article 9 — Chapter members and meetings</w:t>
             </w:r>
           </w:p>
         </w:tc>
@@ -1868,6 +2442,43 @@
               <w:t xml:space="preserve">Članovi ogranka su članovi udruženja sa prebivalištem ili stalnim angažmanom na području ogranka, koji su u registru članova označeni kao članovi tog ogranka. Član može biti član samo jednog ogranka.</w:t>
             </w:r>
           </w:p>
+        </w:tc>
+        <w:tc>
+          <w:tcPr>
+            <w:tcW w:type="dxa" w:w="4953"/>
+            <w:tcMar>
+              <w:top w:type="dxa" w:w="80"/>
+              <w:left w:type="dxa" w:w="100"/>
+              <w:bottom w:type="dxa" w:w="80"/>
+              <w:right w:type="dxa" w:w="100"/>
+            </w:tcMar>
+          </w:tcPr>
+          <w:p>
+            <w:pPr>
+              <w:spacing w:after="100"/>
+            </w:pPr>
+            <w:r>
+              <w:rPr>
+                <w:rFonts w:ascii="Arial" w:cs="Arial" w:eastAsia="Arial" w:hAnsi="Arial"/>
+                <w:sz w:val="18"/>
+                <w:szCs w:val="18"/>
+              </w:rPr>
+              <w:t xml:space="preserve">Chapter members are members of the association resident in or permanently engaged in the chapter's area who are marked in the register of members as members of that chapter. A member can be a member of only one chapter.</w:t>
+            </w:r>
+          </w:p>
+        </w:tc>
+      </w:tr>
+      <w:tr>
+        <w:tc>
+          <w:tcPr>
+            <w:tcW w:type="dxa" w:w="4953"/>
+            <w:tcMar>
+              <w:top w:type="dxa" w:w="80"/>
+              <w:left w:type="dxa" w:w="100"/>
+              <w:bottom w:type="dxa" w:w="80"/>
+              <w:right w:type="dxa" w:w="100"/>
+            </w:tcMar>
+          </w:tcPr>
           <w:p>
             <w:pPr>
               <w:spacing w:after="100"/>
@@ -1899,20 +2510,10 @@
             <w:r>
               <w:rPr>
                 <w:rFonts w:ascii="Arial" w:cs="Arial" w:eastAsia="Arial" w:hAnsi="Arial"/>
-                <w:i/>
-                <w:iCs/>
-                <w:sz w:val="18"/>
-                <w:szCs w:val="18"/>
-              </w:rPr>
-              <w:t xml:space="preserve">Article 9. Members and meetings.</w:t>
-            </w:r>
-            <w:r>
-              <w:rPr>
-                <w:rFonts w:ascii="Arial" w:cs="Arial" w:eastAsia="Arial" w:hAnsi="Arial"/>
-                <w:sz w:val="18"/>
-                <w:szCs w:val="18"/>
-              </w:rPr>
-              <w:t xml:space="preserve"> Chapter members are association members resident in or permanently engaged in the area and marked as such in the members' register; one chapter per member. The chapter meets at least quarterly, with brief minutes kept on the platform. The pre-Assembly meeting on the Assembly's agenda is the condition for the lead to hold members' proxies (statute Art. 17d).</w:t>
+                <w:sz w:val="18"/>
+                <w:szCs w:val="18"/>
+              </w:rPr>
+              <w:t xml:space="preserve">A chapter holds a meeting of its members at least once every three months. Brief minutes of the meeting (date, those present, decisions) are kept on the platform. The meeting before the annual session of the Assembly, at which the Assembly's agenda is considered, is the condition for the chapter lead to be able to represent members by proxy (Article 17d of the Statute).</w:t>
             </w:r>
           </w:p>
         </w:tc>
@@ -1964,7 +2565,7 @@
                 <w:sz w:val="22"/>
                 <w:szCs w:val="22"/>
               </w:rPr>
-              <w:t xml:space="preserve">EVENTS</w:t>
+              <w:t xml:space="preserve">IV. EVENTS</w:t>
             </w:r>
           </w:p>
         </w:tc>
@@ -2016,7 +2617,7 @@
                 <w:sz w:val="20"/>
                 <w:szCs w:val="20"/>
               </w:rPr>
-              <w:t xml:space="preserve">Article 10. Annual plan.</w:t>
+              <w:t xml:space="preserve">Article 10 — Annual plan</w:t>
             </w:r>
           </w:p>
         </w:tc>
@@ -2045,6 +2646,43 @@
               <w:t xml:space="preserve">Rukovodilac ogranka do [[PLACEHOLDER: datum, npr. 31. oktobra]] dostavlja Izvršnom direktoru plan ogranka za narednu godinu: događaje sa okvirnim datumima, ciljni iznos prikupljanja, potrebe za volonterima, planirane partnere i sponzore i budžet po događaju.</w:t>
             </w:r>
           </w:p>
+        </w:tc>
+        <w:tc>
+          <w:tcPr>
+            <w:tcW w:type="dxa" w:w="4953"/>
+            <w:tcMar>
+              <w:top w:type="dxa" w:w="80"/>
+              <w:left w:type="dxa" w:w="100"/>
+              <w:bottom w:type="dxa" w:w="80"/>
+              <w:right w:type="dxa" w:w="100"/>
+            </w:tcMar>
+          </w:tcPr>
+          <w:p>
+            <w:pPr>
+              <w:spacing w:after="100"/>
+            </w:pPr>
+            <w:r>
+              <w:rPr>
+                <w:rFonts w:ascii="Arial" w:cs="Arial" w:eastAsia="Arial" w:hAnsi="Arial"/>
+                <w:sz w:val="18"/>
+                <w:szCs w:val="18"/>
+              </w:rPr>
+              <w:t xml:space="preserve">By [[PLACEHOLDER: date, e.g. 31 October]] the chapter lead sends the Executive Director the chapter's plan for the following year: events with indicative dates, the fundraising target, volunteer needs, planned partners and sponsors, and a budget per event.</w:t>
+            </w:r>
+          </w:p>
+        </w:tc>
+      </w:tr>
+      <w:tr>
+        <w:tc>
+          <w:tcPr>
+            <w:tcW w:type="dxa" w:w="4953"/>
+            <w:tcMar>
+              <w:top w:type="dxa" w:w="80"/>
+              <w:left w:type="dxa" w:w="100"/>
+              <w:bottom w:type="dxa" w:w="80"/>
+              <w:right w:type="dxa" w:w="100"/>
+            </w:tcMar>
+          </w:tcPr>
           <w:p>
             <w:pPr>
               <w:spacing w:after="100"/>
@@ -2058,6 +2696,43 @@
               <w:t xml:space="preserve">Izvršni direktor plan usaglašava sa nacionalnim kalendarom i budžetom i dostavlja ga Upravnom odboru uz predlog godišnjeg budžeta udruženja. Odobreni budžet ogranka je gornja granica troškova ogranka u toj godini.</w:t>
             </w:r>
           </w:p>
+        </w:tc>
+        <w:tc>
+          <w:tcPr>
+            <w:tcW w:type="dxa" w:w="4953"/>
+            <w:tcMar>
+              <w:top w:type="dxa" w:w="80"/>
+              <w:left w:type="dxa" w:w="100"/>
+              <w:bottom w:type="dxa" w:w="80"/>
+              <w:right w:type="dxa" w:w="100"/>
+            </w:tcMar>
+          </w:tcPr>
+          <w:p>
+            <w:pPr>
+              <w:spacing w:after="100"/>
+            </w:pPr>
+            <w:r>
+              <w:rPr>
+                <w:rFonts w:ascii="Arial" w:cs="Arial" w:eastAsia="Arial" w:hAnsi="Arial"/>
+                <w:sz w:val="18"/>
+                <w:szCs w:val="18"/>
+              </w:rPr>
+              <w:t xml:space="preserve">The Executive Director reconciles the plan with the national calendar and budget and passes it to the Board together with the proposed annual budget of the association. The approved chapter budget is the ceiling on the chapter's costs in that year.</w:t>
+            </w:r>
+          </w:p>
+        </w:tc>
+      </w:tr>
+      <w:tr>
+        <w:tc>
+          <w:tcPr>
+            <w:tcW w:type="dxa" w:w="4953"/>
+            <w:tcMar>
+              <w:top w:type="dxa" w:w="80"/>
+              <w:left w:type="dxa" w:w="100"/>
+              <w:bottom w:type="dxa" w:w="80"/>
+              <w:right w:type="dxa" w:w="100"/>
+            </w:tcMar>
+          </w:tcPr>
           <w:p>
             <w:pPr>
               <w:spacing w:after="100"/>
@@ -2089,20 +2764,10 @@
             <w:r>
               <w:rPr>
                 <w:rFonts w:ascii="Arial" w:cs="Arial" w:eastAsia="Arial" w:hAnsi="Arial"/>
-                <w:i/>
-                <w:iCs/>
-                <w:sz w:val="18"/>
-                <w:szCs w:val="18"/>
-              </w:rPr>
-              <w:t xml:space="preserve">Article 10. Annual plan.</w:t>
-            </w:r>
-            <w:r>
-              <w:rPr>
-                <w:rFonts w:ascii="Arial" w:cs="Arial" w:eastAsia="Arial" w:hAnsi="Arial"/>
-                <w:sz w:val="18"/>
-                <w:szCs w:val="18"/>
-              </w:rPr>
-              <w:t xml:space="preserve"> By [date] the lead sends the Director next year's plan: events with dates, fundraising target, volunteer needs, partners and sponsors, and a budget per event. The Director reconciles it with the national calendar and budget and passes it to the Board with the association's annual budget. The approved chapter budget is the ceiling for the year. Every chapter holds at least one public event a year (statute Art. 41).</w:t>
+                <w:sz w:val="18"/>
+                <w:szCs w:val="18"/>
+              </w:rPr>
+              <w:t xml:space="preserve">Every chapter organises at least one public event a year (Article 41 of the Statute).</w:t>
             </w:r>
           </w:p>
         </w:tc>
@@ -2154,7 +2819,7 @@
                 <w:sz w:val="20"/>
                 <w:szCs w:val="20"/>
               </w:rPr>
-              <w:t xml:space="preserve">Article 11. Event approval.</w:t>
+              <w:t xml:space="preserve">Article 11 — Event approval</w:t>
             </w:r>
           </w:p>
         </w:tc>
@@ -2183,6 +2848,43 @@
               <w:t xml:space="preserve">Nijedan događaj se ne objavljuje ni ne održava bez pisanog odobrenja Izvršnog direktora.</w:t>
             </w:r>
           </w:p>
+        </w:tc>
+        <w:tc>
+          <w:tcPr>
+            <w:tcW w:type="dxa" w:w="4953"/>
+            <w:tcMar>
+              <w:top w:type="dxa" w:w="80"/>
+              <w:left w:type="dxa" w:w="100"/>
+              <w:bottom w:type="dxa" w:w="80"/>
+              <w:right w:type="dxa" w:w="100"/>
+            </w:tcMar>
+          </w:tcPr>
+          <w:p>
+            <w:pPr>
+              <w:spacing w:after="100"/>
+            </w:pPr>
+            <w:r>
+              <w:rPr>
+                <w:rFonts w:ascii="Arial" w:cs="Arial" w:eastAsia="Arial" w:hAnsi="Arial"/>
+                <w:sz w:val="18"/>
+                <w:szCs w:val="18"/>
+              </w:rPr>
+              <w:t xml:space="preserve">No event is announced or held without the Executive Director's written approval.</w:t>
+            </w:r>
+          </w:p>
+        </w:tc>
+      </w:tr>
+      <w:tr>
+        <w:tc>
+          <w:tcPr>
+            <w:tcW w:type="dxa" w:w="4953"/>
+            <w:tcMar>
+              <w:top w:type="dxa" w:w="80"/>
+              <w:left w:type="dxa" w:w="100"/>
+              <w:bottom w:type="dxa" w:w="80"/>
+              <w:right w:type="dxa" w:w="100"/>
+            </w:tcMar>
+          </w:tcPr>
           <w:p>
             <w:pPr>
               <w:spacing w:after="100"/>
@@ -2196,6 +2898,43 @@
               <w:t xml:space="preserve">Rukovodilac ogranka najavljuje događaj Izvršnom direktoru najmanje [[PLACEHOLDER: broj, npr. 60]] dana prije održavanja, a najmanje [[PLACEHOLDER: broj, npr. 30]] dana prije dostavlja kompletnu dokumentaciju: plan događaja, budžet sa izvorom sredstava za troškove prije prihoda, procjenu rizika, listu potrebnih dozvola i status svake, plan bezbjednosti i medicinske pomoći, ime lica zaduženog za zaštitu djece, plan volontera i plan komunikacije.</w:t>
             </w:r>
           </w:p>
+        </w:tc>
+        <w:tc>
+          <w:tcPr>
+            <w:tcW w:type="dxa" w:w="4953"/>
+            <w:tcMar>
+              <w:top w:type="dxa" w:w="80"/>
+              <w:left w:type="dxa" w:w="100"/>
+              <w:bottom w:type="dxa" w:w="80"/>
+              <w:right w:type="dxa" w:w="100"/>
+            </w:tcMar>
+          </w:tcPr>
+          <w:p>
+            <w:pPr>
+              <w:spacing w:after="100"/>
+            </w:pPr>
+            <w:r>
+              <w:rPr>
+                <w:rFonts w:ascii="Arial" w:cs="Arial" w:eastAsia="Arial" w:hAnsi="Arial"/>
+                <w:sz w:val="18"/>
+                <w:szCs w:val="18"/>
+              </w:rPr>
+              <w:t xml:space="preserve">The chapter lead notifies the Executive Director of an event at least [[PLACEHOLDER: number, e.g. 60]] days before it is held, and at least [[PLACEHOLDER: number, e.g. 30]] days before delivers the complete file: the event plan, the budget with the source of funds for costs incurred before income, the risk assessment, the list of required permits and the status of each, the safety and medical plan, the name of the person responsible for child safeguarding, the volunteer plan and the communications plan.</w:t>
+            </w:r>
+          </w:p>
+        </w:tc>
+      </w:tr>
+      <w:tr>
+        <w:tc>
+          <w:tcPr>
+            <w:tcW w:type="dxa" w:w="4953"/>
+            <w:tcMar>
+              <w:top w:type="dxa" w:w="80"/>
+              <w:left w:type="dxa" w:w="100"/>
+              <w:bottom w:type="dxa" w:w="80"/>
+              <w:right w:type="dxa" w:w="100"/>
+            </w:tcMar>
+          </w:tcPr>
           <w:p>
             <w:pPr>
               <w:spacing w:after="100"/>
@@ -2227,20 +2966,10 @@
             <w:r>
               <w:rPr>
                 <w:rFonts w:ascii="Arial" w:cs="Arial" w:eastAsia="Arial" w:hAnsi="Arial"/>
-                <w:i/>
-                <w:iCs/>
-                <w:sz w:val="18"/>
-                <w:szCs w:val="18"/>
-              </w:rPr>
-              <w:t xml:space="preserve">Article 11. Event approval.</w:t>
-            </w:r>
-            <w:r>
-              <w:rPr>
-                <w:rFonts w:ascii="Arial" w:cs="Arial" w:eastAsia="Arial" w:hAnsi="Arial"/>
-                <w:sz w:val="18"/>
-                <w:szCs w:val="18"/>
-              </w:rPr>
-              <w:t xml:space="preserve"> No event is announced or held without the Director's written approval. The lead notifies the Director at least [60] days ahead and delivers the full file at least [30] days ahead: event plan, budget with the source of pre-income costs, risk assessment, permit list with status, safety and medical plan, the named safeguarding lead, volunteer plan and communications plan. The Director approves within seven days of a complete file, approves with conditions, or refuses with reasons. Events on the water, with children, or above [number] participants need the sign-off of the national safety or safeguarding lead first.</w:t>
+                <w:sz w:val="18"/>
+                <w:szCs w:val="18"/>
+              </w:rPr>
+              <w:t xml:space="preserve">The Executive Director approves the event within seven days of receiving the complete file, may approve it with conditions, or refuses it with reasons. An event that involves activity in the water, the participation of children or more than [[PLACEHOLDER: number]] participants is approved by the Executive Director only after obtaining the consent of the national safety lead or the national child safeguarding lead respectively.</w:t>
             </w:r>
           </w:p>
         </w:tc>
@@ -2292,7 +3021,7 @@
                 <w:sz w:val="20"/>
                 <w:szCs w:val="20"/>
               </w:rPr>
-              <w:t xml:space="preserve">Article 12. Conditions for every event.</w:t>
+              <w:t xml:space="preserve">Article 12 — Conditions for holding an event</w:t>
             </w:r>
           </w:p>
         </w:tc>
@@ -2321,12 +3050,49 @@
               <w:t xml:space="preserve">Za svaki događaj ogranka obavezno je:</w:t>
             </w:r>
           </w:p>
-          <w:p>
-            <w:pPr>
-              <w:pStyle w:val="ListParagraph"/>
-              <w:numPr>
-                <w:ilvl w:val="0"/>
-                <w:numId w:val="6"/>
+        </w:tc>
+        <w:tc>
+          <w:tcPr>
+            <w:tcW w:type="dxa" w:w="4953"/>
+            <w:tcMar>
+              <w:top w:type="dxa" w:w="80"/>
+              <w:left w:type="dxa" w:w="100"/>
+              <w:bottom w:type="dxa" w:w="80"/>
+              <w:right w:type="dxa" w:w="100"/>
+            </w:tcMar>
+          </w:tcPr>
+          <w:p>
+            <w:pPr>
+              <w:spacing w:after="100"/>
+            </w:pPr>
+            <w:r>
+              <w:rPr>
+                <w:rFonts w:ascii="Arial" w:cs="Arial" w:eastAsia="Arial" w:hAnsi="Arial"/>
+                <w:sz w:val="18"/>
+                <w:szCs w:val="18"/>
+              </w:rPr>
+              <w:t xml:space="preserve">For every chapter event the following are mandatory:</w:t>
+            </w:r>
+          </w:p>
+        </w:tc>
+      </w:tr>
+      <w:tr>
+        <w:tc>
+          <w:tcPr>
+            <w:tcW w:type="dxa" w:w="4953"/>
+            <w:tcMar>
+              <w:top w:type="dxa" w:w="80"/>
+              <w:left w:type="dxa" w:w="100"/>
+              <w:bottom w:type="dxa" w:w="80"/>
+              <w:right w:type="dxa" w:w="100"/>
+            </w:tcMar>
+          </w:tcPr>
+          <w:p>
+            <w:pPr>
+              <w:pStyle w:val="ListParagraph"/>
+              <w:numPr>
+                <w:ilvl w:val="0"/>
+                <w:numId w:val="10"/>
               </w:numPr>
               <w:spacing w:after="40"/>
             </w:pPr>
@@ -2344,7 +3110,7 @@
               <w:pStyle w:val="ListParagraph"/>
               <w:numPr>
                 <w:ilvl w:val="0"/>
-                <w:numId w:val="6"/>
+                <w:numId w:val="10"/>
               </w:numPr>
               <w:spacing w:after="40"/>
             </w:pPr>
@@ -2362,7 +3128,7 @@
               <w:pStyle w:val="ListParagraph"/>
               <w:numPr>
                 <w:ilvl w:val="0"/>
-                <w:numId w:val="6"/>
+                <w:numId w:val="10"/>
               </w:numPr>
               <w:spacing w:after="40"/>
             </w:pPr>
@@ -2380,25 +3146,25 @@
               <w:pStyle w:val="ListParagraph"/>
               <w:numPr>
                 <w:ilvl w:val="0"/>
-                <w:numId w:val="6"/>
-              </w:numPr>
-              <w:spacing w:after="40"/>
-            </w:pPr>
-            <w:r>
-              <w:rPr>
-                <w:rFonts w:ascii="Arial" w:cs="Arial" w:eastAsia="Arial" w:hAnsi="Arial"/>
-                <w:sz w:val="18"/>
-                <w:szCs w:val="18"/>
-              </w:rPr>
-              <w:t xml:space="preserve">prijava učesnika isključivo preko platforme udruženja, sa prihvatanjem uslova učešća i izjave o odricanju od odgovornosti; za maloljetne učesnike saglasnost roditelja ili staratelja;</w:t>
-            </w:r>
-          </w:p>
-          <w:p>
-            <w:pPr>
-              <w:pStyle w:val="ListParagraph"/>
-              <w:numPr>
-                <w:ilvl w:val="0"/>
-                <w:numId w:val="6"/>
+                <w:numId w:val="10"/>
+              </w:numPr>
+              <w:spacing w:after="40"/>
+            </w:pPr>
+            <w:r>
+              <w:rPr>
+                <w:rFonts w:ascii="Arial" w:cs="Arial" w:eastAsia="Arial" w:hAnsi="Arial"/>
+                <w:sz w:val="18"/>
+                <w:szCs w:val="18"/>
+              </w:rPr>
+              <w:t xml:space="preserve">prijava učesnika isključivo preko platforme udruženja, sa prihvatanjem Uslova učešća i Izjave o učešću; za maloljetne učesnike saglasnost roditelja ili staratelja;</w:t>
+            </w:r>
+          </w:p>
+          <w:p>
+            <w:pPr>
+              <w:pStyle w:val="ListParagraph"/>
+              <w:numPr>
+                <w:ilvl w:val="0"/>
+                <w:numId w:val="10"/>
               </w:numPr>
               <w:spacing w:after="40"/>
             </w:pPr>
@@ -2416,7 +3182,7 @@
               <w:pStyle w:val="ListParagraph"/>
               <w:numPr>
                 <w:ilvl w:val="0"/>
-                <w:numId w:val="6"/>
+                <w:numId w:val="10"/>
               </w:numPr>
               <w:spacing w:after="40"/>
             </w:pPr>
@@ -2434,25 +3200,25 @@
               <w:pStyle w:val="ListParagraph"/>
               <w:numPr>
                 <w:ilvl w:val="0"/>
-                <w:numId w:val="6"/>
-              </w:numPr>
-              <w:spacing w:after="40"/>
-            </w:pPr>
-            <w:r>
-              <w:rPr>
-                <w:rFonts w:ascii="Arial" w:cs="Arial" w:eastAsia="Arial" w:hAnsi="Arial"/>
-                <w:sz w:val="18"/>
-                <w:szCs w:val="18"/>
-              </w:rPr>
-              <w:t xml:space="preserve">za događaje u vodi: kvalifikovani spasioci, pratilački čamac, bezbjednosni brifing svih učesnika i saradnja sa klubom koji takve aktivnosti obavlja profesionalno; bez toga se događaj u vodi ne održava;</w:t>
-            </w:r>
-          </w:p>
-          <w:p>
-            <w:pPr>
-              <w:pStyle w:val="ListParagraph"/>
-              <w:numPr>
-                <w:ilvl w:val="0"/>
-                <w:numId w:val="6"/>
+                <w:numId w:val="10"/>
+              </w:numPr>
+              <w:spacing w:after="40"/>
+            </w:pPr>
+            <w:r>
+              <w:rPr>
+                <w:rFonts w:ascii="Arial" w:cs="Arial" w:eastAsia="Arial" w:hAnsi="Arial"/>
+                <w:sz w:val="18"/>
+                <w:szCs w:val="18"/>
+              </w:rPr>
+              <w:t xml:space="preserve">za događaje u vodi: kvalifikovani spasioci, prateći čamac, bezbjednosni brifing svih učesnika i saradnja sa klubom koji takve aktivnosti obavlja profesionalno; bez toga se događaj u vodi ne održava;</w:t>
+            </w:r>
+          </w:p>
+          <w:p>
+            <w:pPr>
+              <w:pStyle w:val="ListParagraph"/>
+              <w:numPr>
+                <w:ilvl w:val="0"/>
+                <w:numId w:val="10"/>
               </w:numPr>
               <w:spacing w:after="40"/>
             </w:pPr>
@@ -2470,7 +3236,7 @@
               <w:pStyle w:val="ListParagraph"/>
               <w:numPr>
                 <w:ilvl w:val="0"/>
-                <w:numId w:val="6"/>
+                <w:numId w:val="10"/>
               </w:numPr>
               <w:spacing w:after="40"/>
             </w:pPr>
@@ -2496,25 +3262,164 @@
           </w:tcPr>
           <w:p>
             <w:pPr>
-              <w:spacing w:after="100"/>
-            </w:pPr>
-            <w:r>
-              <w:rPr>
-                <w:rFonts w:ascii="Arial" w:cs="Arial" w:eastAsia="Arial" w:hAnsi="Arial"/>
-                <w:i/>
-                <w:iCs/>
-                <w:sz w:val="18"/>
-                <w:szCs w:val="18"/>
-              </w:rPr>
-              <w:t xml:space="preserve">Article 12. Conditions for every event.</w:t>
-            </w:r>
-            <w:r>
-              <w:rPr>
-                <w:rFonts w:ascii="Arial" w:cs="Arial" w:eastAsia="Arial" w:hAnsi="Arial"/>
-                <w:sz w:val="18"/>
-                <w:szCs w:val="18"/>
-              </w:rPr>
-              <w:t xml:space="preserve"> Municipal permit and, where needed, police and road or shore authority consent before registration opens; liability insurance per the Chapter in a Box confirmation; on-site medical cover proportionate to numbers and activity; registration only through the platform with acceptance of the event terms and waiver, and guardian consent for minors; a named, visible, published safeguarding lead; a capacity cap set in the plan and enforced; for water events, qualified lifeguards, a safety boat, a briefing and a professional club partner, or no event; photography only with published notice and children identifiable only with parental consent; an event report within the Article 19 deadline.</w:t>
+              <w:pStyle w:val="ListParagraph"/>
+              <w:numPr>
+                <w:ilvl w:val="0"/>
+                <w:numId w:val="11"/>
+              </w:numPr>
+              <w:spacing w:after="40"/>
+            </w:pPr>
+            <w:r>
+              <w:rPr>
+                <w:rFonts w:ascii="Arial" w:cs="Arial" w:eastAsia="Arial" w:hAnsi="Arial"/>
+                <w:sz w:val="18"/>
+                <w:szCs w:val="18"/>
+              </w:rPr>
+              <w:t xml:space="preserve">a permit from the competent municipal authority and, where required, from the police and the road or shore authority, obtained before registration opens;</w:t>
+            </w:r>
+          </w:p>
+          <w:p>
+            <w:pPr>
+              <w:pStyle w:val="ListParagraph"/>
+              <w:numPr>
+                <w:ilvl w:val="0"/>
+                <w:numId w:val="11"/>
+              </w:numPr>
+              <w:spacing w:after="40"/>
+            </w:pPr>
+            <w:r>
+              <w:rPr>
+                <w:rFonts w:ascii="Arial" w:cs="Arial" w:eastAsia="Arial" w:hAnsi="Arial"/>
+                <w:sz w:val="18"/>
+                <w:szCs w:val="18"/>
+              </w:rPr>
+              <w:t xml:space="preserve">liability insurance covering the event, in accordance with the confirmation in the Chapter in a Box;</w:t>
+            </w:r>
+          </w:p>
+          <w:p>
+            <w:pPr>
+              <w:pStyle w:val="ListParagraph"/>
+              <w:numPr>
+                <w:ilvl w:val="0"/>
+                <w:numId w:val="11"/>
+              </w:numPr>
+              <w:spacing w:after="40"/>
+            </w:pPr>
+            <w:r>
+              <w:rPr>
+                <w:rFonts w:ascii="Arial" w:cs="Arial" w:eastAsia="Arial" w:hAnsi="Arial"/>
+                <w:sz w:val="18"/>
+                <w:szCs w:val="18"/>
+              </w:rPr>
+              <w:t xml:space="preserve">on-site medical cover proportionate to the number of participants and the type of activity;</w:t>
+            </w:r>
+          </w:p>
+          <w:p>
+            <w:pPr>
+              <w:pStyle w:val="ListParagraph"/>
+              <w:numPr>
+                <w:ilvl w:val="0"/>
+                <w:numId w:val="11"/>
+              </w:numPr>
+              <w:spacing w:after="40"/>
+            </w:pPr>
+            <w:r>
+              <w:rPr>
+                <w:rFonts w:ascii="Arial" w:cs="Arial" w:eastAsia="Arial" w:hAnsi="Arial"/>
+                <w:sz w:val="18"/>
+                <w:szCs w:val="18"/>
+              </w:rPr>
+              <w:t xml:space="preserve">registration of participants exclusively through the association's platform, with acceptance of the Event Terms and the Participation Waiver; for minor participants, the consent of a parent or guardian;</w:t>
+            </w:r>
+          </w:p>
+          <w:p>
+            <w:pPr>
+              <w:pStyle w:val="ListParagraph"/>
+              <w:numPr>
+                <w:ilvl w:val="0"/>
+                <w:numId w:val="11"/>
+              </w:numPr>
+              <w:spacing w:after="40"/>
+            </w:pPr>
+            <w:r>
+              <w:rPr>
+                <w:rFonts w:ascii="Arial" w:cs="Arial" w:eastAsia="Arial" w:hAnsi="Arial"/>
+                <w:sz w:val="18"/>
+                <w:szCs w:val="18"/>
+              </w:rPr>
+              <w:t xml:space="preserve">a named child safeguarding lead, visibly identified and published on the event page;</w:t>
+            </w:r>
+          </w:p>
+          <w:p>
+            <w:pPr>
+              <w:pStyle w:val="ListParagraph"/>
+              <w:numPr>
+                <w:ilvl w:val="0"/>
+                <w:numId w:val="11"/>
+              </w:numPr>
+              <w:spacing w:after="40"/>
+            </w:pPr>
+            <w:r>
+              <w:rPr>
+                <w:rFonts w:ascii="Arial" w:cs="Arial" w:eastAsia="Arial" w:hAnsi="Arial"/>
+                <w:sz w:val="18"/>
+                <w:szCs w:val="18"/>
+              </w:rPr>
+              <w:t xml:space="preserve">a participant limit set in the plan and enforced;</w:t>
+            </w:r>
+          </w:p>
+          <w:p>
+            <w:pPr>
+              <w:pStyle w:val="ListParagraph"/>
+              <w:numPr>
+                <w:ilvl w:val="0"/>
+                <w:numId w:val="11"/>
+              </w:numPr>
+              <w:spacing w:after="40"/>
+            </w:pPr>
+            <w:r>
+              <w:rPr>
+                <w:rFonts w:ascii="Arial" w:cs="Arial" w:eastAsia="Arial" w:hAnsi="Arial"/>
+                <w:sz w:val="18"/>
+                <w:szCs w:val="18"/>
+              </w:rPr>
+              <w:t xml:space="preserve">for events in the water: qualified lifeguards, a safety boat, a safety briefing for all participants and cooperation with a club that carries out such activities professionally; without these, no event in the water is held;</w:t>
+            </w:r>
+          </w:p>
+          <w:p>
+            <w:pPr>
+              <w:pStyle w:val="ListParagraph"/>
+              <w:numPr>
+                <w:ilvl w:val="0"/>
+                <w:numId w:val="11"/>
+              </w:numPr>
+              <w:spacing w:after="40"/>
+            </w:pPr>
+            <w:r>
+              <w:rPr>
+                <w:rFonts w:ascii="Arial" w:cs="Arial" w:eastAsia="Arial" w:hAnsi="Arial"/>
+                <w:sz w:val="18"/>
+                <w:szCs w:val="18"/>
+              </w:rPr>
+              <w:t xml:space="preserve">photography and filming only with a published notice, and children identifiable only with parental consent;</w:t>
+            </w:r>
+          </w:p>
+          <w:p>
+            <w:pPr>
+              <w:pStyle w:val="ListParagraph"/>
+              <w:numPr>
+                <w:ilvl w:val="0"/>
+                <w:numId w:val="11"/>
+              </w:numPr>
+              <w:spacing w:after="40"/>
+            </w:pPr>
+            <w:r>
+              <w:rPr>
+                <w:rFonts w:ascii="Arial" w:cs="Arial" w:eastAsia="Arial" w:hAnsi="Arial"/>
+                <w:sz w:val="18"/>
+                <w:szCs w:val="18"/>
+              </w:rPr>
+              <w:t xml:space="preserve">an event report within the deadline in Article 19.</w:t>
             </w:r>
           </w:p>
         </w:tc>
@@ -2566,7 +3471,7 @@
                 <w:sz w:val="22"/>
                 <w:szCs w:val="22"/>
               </w:rPr>
-              <w:t xml:space="preserve">MONEY AND RECORDS</w:t>
+              <w:t xml:space="preserve">V. MONEY AND RECORDS</w:t>
             </w:r>
           </w:p>
         </w:tc>
@@ -2618,7 +3523,7 @@
                 <w:sz w:val="20"/>
                 <w:szCs w:val="20"/>
               </w:rPr>
-              <w:t xml:space="preserve">Article 13. Basic rules.</w:t>
+              <w:t xml:space="preserve">Article 13 — Basic rules</w:t>
             </w:r>
           </w:p>
         </w:tc>
@@ -2647,6 +3552,43 @@
               <w:t xml:space="preserve">Sva sredstva prikupljena radom ogranka su sredstva udruženja i uplaćuju se na račun udruženja. Ogranak, njegova lica i volonteri ne smiju držati sredstva udruženja na ličnim računima, u privatnim kasama ni u gotovini duže nego što ova pravila dopuštaju.</w:t>
             </w:r>
           </w:p>
+        </w:tc>
+        <w:tc>
+          <w:tcPr>
+            <w:tcW w:type="dxa" w:w="4953"/>
+            <w:tcMar>
+              <w:top w:type="dxa" w:w="80"/>
+              <w:left w:type="dxa" w:w="100"/>
+              <w:bottom w:type="dxa" w:w="80"/>
+              <w:right w:type="dxa" w:w="100"/>
+            </w:tcMar>
+          </w:tcPr>
+          <w:p>
+            <w:pPr>
+              <w:spacing w:after="100"/>
+            </w:pPr>
+            <w:r>
+              <w:rPr>
+                <w:rFonts w:ascii="Arial" w:cs="Arial" w:eastAsia="Arial" w:hAnsi="Arial"/>
+                <w:sz w:val="18"/>
+                <w:szCs w:val="18"/>
+              </w:rPr>
+              <w:t xml:space="preserve">All funds raised through a chapter's work are funds of the association and are paid into the association's account. The chapter, its officers and volunteers may not hold the association's funds in personal accounts, in private tills or in cash for longer than these rules allow.</w:t>
+            </w:r>
+          </w:p>
+        </w:tc>
+      </w:tr>
+      <w:tr>
+        <w:tc>
+          <w:tcPr>
+            <w:tcW w:type="dxa" w:w="4953"/>
+            <w:tcMar>
+              <w:top w:type="dxa" w:w="80"/>
+              <w:left w:type="dxa" w:w="100"/>
+              <w:bottom w:type="dxa" w:w="80"/>
+              <w:right w:type="dxa" w:w="100"/>
+            </w:tcMar>
+          </w:tcPr>
           <w:p>
             <w:pPr>
               <w:spacing w:after="100"/>
@@ -2660,6 +3602,43 @@
               <w:t xml:space="preserve">Prilozi se prikupljaju prvenstveno preko platforme udruženja (kartica, uplata sa referencom, stranice učesnika). Gotovina se prima samo kada drugi način nije moguć.</w:t>
             </w:r>
           </w:p>
+        </w:tc>
+        <w:tc>
+          <w:tcPr>
+            <w:tcW w:type="dxa" w:w="4953"/>
+            <w:tcMar>
+              <w:top w:type="dxa" w:w="80"/>
+              <w:left w:type="dxa" w:w="100"/>
+              <w:bottom w:type="dxa" w:w="80"/>
+              <w:right w:type="dxa" w:w="100"/>
+            </w:tcMar>
+          </w:tcPr>
+          <w:p>
+            <w:pPr>
+              <w:spacing w:after="100"/>
+            </w:pPr>
+            <w:r>
+              <w:rPr>
+                <w:rFonts w:ascii="Arial" w:cs="Arial" w:eastAsia="Arial" w:hAnsi="Arial"/>
+                <w:sz w:val="18"/>
+                <w:szCs w:val="18"/>
+              </w:rPr>
+              <w:t xml:space="preserve">Contributions are collected primarily through the association's platform (card, transfer with a reference, fundraiser pages). Cash is accepted only when no other way is possible.</w:t>
+            </w:r>
+          </w:p>
+        </w:tc>
+      </w:tr>
+      <w:tr>
+        <w:tc>
+          <w:tcPr>
+            <w:tcW w:type="dxa" w:w="4953"/>
+            <w:tcMar>
+              <w:top w:type="dxa" w:w="80"/>
+              <w:left w:type="dxa" w:w="100"/>
+              <w:bottom w:type="dxa" w:w="80"/>
+              <w:right w:type="dxa" w:w="100"/>
+            </w:tcMar>
+          </w:tcPr>
           <w:p>
             <w:pPr>
               <w:spacing w:after="100"/>
@@ -2691,20 +3670,10 @@
             <w:r>
               <w:rPr>
                 <w:rFonts w:ascii="Arial" w:cs="Arial" w:eastAsia="Arial" w:hAnsi="Arial"/>
-                <w:i/>
-                <w:iCs/>
-                <w:sz w:val="18"/>
-                <w:szCs w:val="18"/>
-              </w:rPr>
-              <w:t xml:space="preserve">Article 13. Basic rules.</w:t>
-            </w:r>
-            <w:r>
-              <w:rPr>
-                <w:rFonts w:ascii="Arial" w:cs="Arial" w:eastAsia="Arial" w:hAnsi="Arial"/>
-                <w:sz w:val="18"/>
-                <w:szCs w:val="18"/>
-              </w:rPr>
-              <w:t xml:space="preserve"> All money raised by a chapter belongs to the association and goes into its account. No officer or volunteer may hold association money in personal accounts, private tills or in cash beyond what these rules allow. Donations are collected through the platform first (card, referenced transfer, fundraiser pages); cash only when nothing else works. Cash gets a numbered receipt from the association's book, is counted by two people, one of them the treasurer or lead, both signing; it is logged on the platform within 48 hours and deposited within five working days with a reference linking the deposit to the log. Until the association confirms receipt, the platform shows it as pending hand-in.</w:t>
+                <w:sz w:val="18"/>
+                <w:szCs w:val="18"/>
+              </w:rPr>
+              <w:t xml:space="preserve">For cash received, a numbered receipt from the association's receipt book is issued. Cash is counted by two persons, one of whom must be the treasurer or the chapter lead, and both sign the count. The amount is entered in the cash log on the platform within 48 hours and deposited into the association's account within five working days, with a reference linking the deposit to the log. Until the association confirms receipt, the amount is shown on the platform as "handed in, pending".</w:t>
             </w:r>
           </w:p>
         </w:tc>
@@ -2756,7 +3725,7 @@
                 <w:sz w:val="20"/>
                 <w:szCs w:val="20"/>
               </w:rPr>
-              <w:t xml:space="preserve">Article 14. Expenses.</w:t>
+              <w:t xml:space="preserve">Article 14 — Expenses</w:t>
             </w:r>
           </w:p>
         </w:tc>
@@ -2785,6 +3754,43 @@
               <w:t xml:space="preserve">Ogranak može napraviti trošak samo u okviru odobrenog budžeta i odobrenog događaja. Trošak preko [[PLACEHOLDER: iznos]] EUR po stavci, ili ukupno preko budžeta stavke za više od 10 procenata, traži prethodno pisano odobrenje Izvršnog direktora.</w:t>
             </w:r>
           </w:p>
+        </w:tc>
+        <w:tc>
+          <w:tcPr>
+            <w:tcW w:type="dxa" w:w="4953"/>
+            <w:tcMar>
+              <w:top w:type="dxa" w:w="80"/>
+              <w:left w:type="dxa" w:w="100"/>
+              <w:bottom w:type="dxa" w:w="80"/>
+              <w:right w:type="dxa" w:w="100"/>
+            </w:tcMar>
+          </w:tcPr>
+          <w:p>
+            <w:pPr>
+              <w:spacing w:after="100"/>
+            </w:pPr>
+            <w:r>
+              <w:rPr>
+                <w:rFonts w:ascii="Arial" w:cs="Arial" w:eastAsia="Arial" w:hAnsi="Arial"/>
+                <w:sz w:val="18"/>
+                <w:szCs w:val="18"/>
+              </w:rPr>
+              <w:t xml:space="preserve">A chapter may incur an expense only within the approved budget and for an approved event. An expense above [[PLACEHOLDER: amount]] EUR per item, or a total exceeding the budget line by more than 10 percent, requires the Executive Director's prior written approval.</w:t>
+            </w:r>
+          </w:p>
+        </w:tc>
+      </w:tr>
+      <w:tr>
+        <w:tc>
+          <w:tcPr>
+            <w:tcW w:type="dxa" w:w="4953"/>
+            <w:tcMar>
+              <w:top w:type="dxa" w:w="80"/>
+              <w:left w:type="dxa" w:w="100"/>
+              <w:bottom w:type="dxa" w:w="80"/>
+              <w:right w:type="dxa" w:w="100"/>
+            </w:tcMar>
+          </w:tcPr>
           <w:p>
             <w:pPr>
               <w:spacing w:after="100"/>
@@ -2798,6 +3804,43 @@
               <w:t xml:space="preserve">Račun glasi na udruženje, sa PIB-om udruženja. Plaćanja vrši udruženje sa svog računa. Lice koje je uz odobrenje platilo trošak sopstvenim sredstvima podnosi zahtjev za refundaciju sa računom u roku od 30 dana; udruženje refundira u roku od 15 dana od urednog zahtjeva.</w:t>
             </w:r>
           </w:p>
+        </w:tc>
+        <w:tc>
+          <w:tcPr>
+            <w:tcW w:type="dxa" w:w="4953"/>
+            <w:tcMar>
+              <w:top w:type="dxa" w:w="80"/>
+              <w:left w:type="dxa" w:w="100"/>
+              <w:bottom w:type="dxa" w:w="80"/>
+              <w:right w:type="dxa" w:w="100"/>
+            </w:tcMar>
+          </w:tcPr>
+          <w:p>
+            <w:pPr>
+              <w:spacing w:after="100"/>
+            </w:pPr>
+            <w:r>
+              <w:rPr>
+                <w:rFonts w:ascii="Arial" w:cs="Arial" w:eastAsia="Arial" w:hAnsi="Arial"/>
+                <w:sz w:val="18"/>
+                <w:szCs w:val="18"/>
+              </w:rPr>
+              <w:t xml:space="preserve">The invoice is issued to the association, with the association's PIB. Payments are made by the association from its account. A person who, with approval, paid an expense from their own funds submits a reimbursement claim with the invoice within 30 days; the association reimburses within 15 days of a complete claim.</w:t>
+            </w:r>
+          </w:p>
+        </w:tc>
+      </w:tr>
+      <w:tr>
+        <w:tc>
+          <w:tcPr>
+            <w:tcW w:type="dxa" w:w="4953"/>
+            <w:tcMar>
+              <w:top w:type="dxa" w:w="80"/>
+              <w:left w:type="dxa" w:w="100"/>
+              <w:bottom w:type="dxa" w:w="80"/>
+              <w:right w:type="dxa" w:w="100"/>
+            </w:tcMar>
+          </w:tcPr>
           <w:p>
             <w:pPr>
               <w:spacing w:after="100"/>
@@ -2811,6 +3854,43 @@
               <w:t xml:space="preserve">Blagajnik može voditi sitne troškove u gotovini do [[PLACEHOLDER: iznos]] EUR ukupno, uz račun za svaku stavku i obračun na platformi u roku od sedam dana.</w:t>
             </w:r>
           </w:p>
+        </w:tc>
+        <w:tc>
+          <w:tcPr>
+            <w:tcW w:type="dxa" w:w="4953"/>
+            <w:tcMar>
+              <w:top w:type="dxa" w:w="80"/>
+              <w:left w:type="dxa" w:w="100"/>
+              <w:bottom w:type="dxa" w:w="80"/>
+              <w:right w:type="dxa" w:w="100"/>
+            </w:tcMar>
+          </w:tcPr>
+          <w:p>
+            <w:pPr>
+              <w:spacing w:after="100"/>
+            </w:pPr>
+            <w:r>
+              <w:rPr>
+                <w:rFonts w:ascii="Arial" w:cs="Arial" w:eastAsia="Arial" w:hAnsi="Arial"/>
+                <w:sz w:val="18"/>
+                <w:szCs w:val="18"/>
+              </w:rPr>
+              <w:t xml:space="preserve">The treasurer may run petty cash in cash up to [[PLACEHOLDER: amount]] EUR in total, with a receipt for every item and a reconciliation on the platform within seven days.</w:t>
+            </w:r>
+          </w:p>
+        </w:tc>
+      </w:tr>
+      <w:tr>
+        <w:tc>
+          <w:tcPr>
+            <w:tcW w:type="dxa" w:w="4953"/>
+            <w:tcMar>
+              <w:top w:type="dxa" w:w="80"/>
+              <w:left w:type="dxa" w:w="100"/>
+              <w:bottom w:type="dxa" w:w="80"/>
+              <w:right w:type="dxa" w:w="100"/>
+            </w:tcMar>
+          </w:tcPr>
           <w:p>
             <w:pPr>
               <w:spacing w:after="100"/>
@@ -2842,20 +3922,10 @@
             <w:r>
               <w:rPr>
                 <w:rFonts w:ascii="Arial" w:cs="Arial" w:eastAsia="Arial" w:hAnsi="Arial"/>
-                <w:i/>
-                <w:iCs/>
-                <w:sz w:val="18"/>
-                <w:szCs w:val="18"/>
-              </w:rPr>
-              <w:t xml:space="preserve">Article 14. Expenses.</w:t>
-            </w:r>
-            <w:r>
-              <w:rPr>
-                <w:rFonts w:ascii="Arial" w:cs="Arial" w:eastAsia="Arial" w:hAnsi="Arial"/>
-                <w:sz w:val="18"/>
-                <w:szCs w:val="18"/>
-              </w:rPr>
-              <w:t xml:space="preserve"> Only within the approved budget and an approved event. Any item above [amount] EUR, or any line exceeding its budget by more than 10 percent, needs the Director's prior written approval. Invoices are in the association's name with its PIB and paid from its account. Someone who paid an approved cost personally claims reimbursement with the invoice within 30 days and is repaid within 15. The treasurer may run petty cash up to [amount] EUR in total, with a receipt for every item and a reconciliation on the platform within seven days. Chapters never pay beneficiaries: the Grants Committee decides and the association pays (grant criteria, section 11).</w:t>
+                <w:sz w:val="18"/>
+                <w:szCs w:val="18"/>
+              </w:rPr>
+              <w:t xml:space="preserve">A chapter does not pay funds to beneficiaries. Every grant is decided by the Grants Committee and paid by the association (grant criteria, section 11).</w:t>
             </w:r>
           </w:p>
         </w:tc>
@@ -2907,7 +3977,7 @@
                 <w:sz w:val="20"/>
                 <w:szCs w:val="20"/>
               </w:rPr>
-              <w:t xml:space="preserve">Article 15. Sponsorship and gifts.</w:t>
+              <w:t xml:space="preserve">Article 15 — Sponsorship and gifts</w:t>
             </w:r>
           </w:p>
         </w:tc>
@@ -2936,6 +4006,43 @@
               <w:t xml:space="preserve">Sponzorstva, donacije privrednih društava i pokloni u naturi za događaje ogranka dogovaraju se u ime udruženja. Ugovor o sponzorstvu potpisuje Izvršni direktor; rukovodilac ogranka može voditi pregovore u okviru nacionalnih paketa i cjenovnika za sponzore.</w:t>
             </w:r>
           </w:p>
+        </w:tc>
+        <w:tc>
+          <w:tcPr>
+            <w:tcW w:type="dxa" w:w="4953"/>
+            <w:tcMar>
+              <w:top w:type="dxa" w:w="80"/>
+              <w:left w:type="dxa" w:w="100"/>
+              <w:bottom w:type="dxa" w:w="80"/>
+              <w:right w:type="dxa" w:w="100"/>
+            </w:tcMar>
+          </w:tcPr>
+          <w:p>
+            <w:pPr>
+              <w:spacing w:after="100"/>
+            </w:pPr>
+            <w:r>
+              <w:rPr>
+                <w:rFonts w:ascii="Arial" w:cs="Arial" w:eastAsia="Arial" w:hAnsi="Arial"/>
+                <w:sz w:val="18"/>
+                <w:szCs w:val="18"/>
+              </w:rPr>
+              <w:t xml:space="preserve">Sponsorship, donations from companies and in-kind gifts for chapter events are agreed in the association's name. A sponsorship contract is signed by the Executive Director; the chapter lead may negotiate within the national sponsor packages and price list.</w:t>
+            </w:r>
+          </w:p>
+        </w:tc>
+      </w:tr>
+      <w:tr>
+        <w:tc>
+          <w:tcPr>
+            <w:tcW w:type="dxa" w:w="4953"/>
+            <w:tcMar>
+              <w:top w:type="dxa" w:w="80"/>
+              <w:left w:type="dxa" w:w="100"/>
+              <w:bottom w:type="dxa" w:w="80"/>
+              <w:right w:type="dxa" w:w="100"/>
+            </w:tcMar>
+          </w:tcPr>
           <w:p>
             <w:pPr>
               <w:spacing w:after="100"/>
@@ -2949,6 +4056,43 @@
               <w:t xml:space="preserve">Svaki poklon u naturi (oprema, hrana, usluge, prostor) evidentira se na platformi sa procijenjenom vrijednošću i imenom davaoca. Sponzorske obaveze prema davaocu (logotip, pominjanje, mjesto na događaju) evidentiraju se i ispunjavaju kako je ugovoreno.</w:t>
             </w:r>
           </w:p>
+        </w:tc>
+        <w:tc>
+          <w:tcPr>
+            <w:tcW w:type="dxa" w:w="4953"/>
+            <w:tcMar>
+              <w:top w:type="dxa" w:w="80"/>
+              <w:left w:type="dxa" w:w="100"/>
+              <w:bottom w:type="dxa" w:w="80"/>
+              <w:right w:type="dxa" w:w="100"/>
+            </w:tcMar>
+          </w:tcPr>
+          <w:p>
+            <w:pPr>
+              <w:spacing w:after="100"/>
+            </w:pPr>
+            <w:r>
+              <w:rPr>
+                <w:rFonts w:ascii="Arial" w:cs="Arial" w:eastAsia="Arial" w:hAnsi="Arial"/>
+                <w:sz w:val="18"/>
+                <w:szCs w:val="18"/>
+              </w:rPr>
+              <w:t xml:space="preserve">Every in-kind gift (equipment, food, services, premises) is recorded on the platform with an estimated value and the giver's name. Obligations owed to a sponsor (logo, mention, a place at the event) are recorded and fulfilled as agreed.</w:t>
+            </w:r>
+          </w:p>
+        </w:tc>
+      </w:tr>
+      <w:tr>
+        <w:tc>
+          <w:tcPr>
+            <w:tcW w:type="dxa" w:w="4953"/>
+            <w:tcMar>
+              <w:top w:type="dxa" w:w="80"/>
+              <w:left w:type="dxa" w:w="100"/>
+              <w:bottom w:type="dxa" w:w="80"/>
+              <w:right w:type="dxa" w:w="100"/>
+            </w:tcMar>
+          </w:tcPr>
           <w:p>
             <w:pPr>
               <w:spacing w:after="100"/>
@@ -2980,20 +4124,10 @@
             <w:r>
               <w:rPr>
                 <w:rFonts w:ascii="Arial" w:cs="Arial" w:eastAsia="Arial" w:hAnsi="Arial"/>
-                <w:i/>
-                <w:iCs/>
-                <w:sz w:val="18"/>
-                <w:szCs w:val="18"/>
-              </w:rPr>
-              <w:t xml:space="preserve">Article 15. Sponsorship and gifts.</w:t>
-            </w:r>
-            <w:r>
-              <w:rPr>
-                <w:rFonts w:ascii="Arial" w:cs="Arial" w:eastAsia="Arial" w:hAnsi="Arial"/>
-                <w:sz w:val="18"/>
-                <w:szCs w:val="18"/>
-              </w:rPr>
-              <w:t xml:space="preserve"> Negotiated in the association's name; the Director signs sponsorship contracts, the lead may negotiate within the national sponsor packages and price list. Every in-kind gift is logged with an estimated value and the giver's name; deliverables owed to sponsors are recorded and honoured. Chapter officers accept no personal gifts, fees or favours from sponsors, suppliers or beneficiaries.</w:t>
+                <w:sz w:val="18"/>
+                <w:szCs w:val="18"/>
+              </w:rPr>
+              <w:t xml:space="preserve">Chapter officers cannot accept personal gifts, fees or favours from sponsors, suppliers or beneficiaries.</w:t>
             </w:r>
           </w:p>
         </w:tc>
@@ -3045,7 +4179,7 @@
                 <w:sz w:val="20"/>
                 <w:szCs w:val="20"/>
               </w:rPr>
-              <w:t xml:space="preserve">Article 16. Split of money raised in the area.</w:t>
+              <w:t xml:space="preserve">Article 16 — Split of funds raised in the chapter's area</w:t>
             </w:r>
           </w:p>
         </w:tc>
@@ -3095,25 +4229,57 @@
                 <w:sz w:val="18"/>
                 <w:szCs w:val="18"/>
               </w:rPr>
-              <w:t xml:space="preserve">Dobrovoljni prilozi i donacije prikupljeni za korisnike ne umanjuju se za troškove rada udruženja (Statut, član 34 stav 2). </w:t>
-            </w:r>
-            <w:r>
-              <w:rPr>
-                <w:rFonts w:ascii="Arial" w:cs="Arial" w:eastAsia="Arial" w:hAnsi="Arial"/>
-                <w:b/>
-                <w:bCs/>
-                <w:sz w:val="18"/>
-                <w:szCs w:val="18"/>
-              </w:rPr>
-              <w:t xml:space="preserve">CHECK:</w:t>
-            </w:r>
-            <w:r>
-              <w:rPr>
-                <w:rFonts w:ascii="Arial" w:cs="Arial" w:eastAsia="Arial" w:hAnsi="Arial"/>
-                <w:sz w:val="18"/>
-                <w:szCs w:val="18"/>
-              </w:rPr>
-              <w:t xml:space="preserve"> the lawyer and the Board must state how the operations share in the published split relates to that promise; the team guide applies the split to every euro raised in a town, while the two-fund rule sends donations to beneficiaries in full. The platform stores the split per chapter in basis points, so it can be applied to sponsorship and entry fees only, or to everything; the Board decides and the formula is published in whichever form is adopted.</w:t>
+              <w:t xml:space="preserve">Funds raised in the chapter's area are distributed by the published formula that the association keeps for each chapter on the platform: [[PLACEHOLDER: percentage, the team guide proposes 70]] percent to beneficiaries in the chapter's area, [[PLACEHOLDER: percentage, 20]] percent to national operations and [[PLACEHOLDER: percentage, 10]] percent to the Solidarity Fund for areas with the greatest need and the smallest fundraising capacity.</w:t>
+            </w:r>
+          </w:p>
+        </w:tc>
+      </w:tr>
+      <w:tr>
+        <w:tc>
+          <w:tcPr>
+            <w:tcW w:type="dxa" w:w="4953"/>
+            <w:tcMar>
+              <w:top w:type="dxa" w:w="80"/>
+              <w:left w:type="dxa" w:w="100"/>
+              <w:bottom w:type="dxa" w:w="80"/>
+              <w:right w:type="dxa" w:w="100"/>
+            </w:tcMar>
+          </w:tcPr>
+          <w:p>
+            <w:pPr>
+              <w:spacing w:after="100"/>
+            </w:pPr>
+            <w:r>
+              <w:rPr>
+                <w:rFonts w:ascii="Arial" w:cs="Arial" w:eastAsia="Arial" w:hAnsi="Arial"/>
+                <w:sz w:val="18"/>
+                <w:szCs w:val="18"/>
+              </w:rPr>
+              <w:t xml:space="preserve">Dobrovoljni prilozi i donacije prikupljeni za korisnike ne umanjuju se za troškove rada udruženja (Statut, član 34 stav 2).</w:t>
+            </w:r>
+          </w:p>
+        </w:tc>
+        <w:tc>
+          <w:tcPr>
+            <w:tcW w:type="dxa" w:w="4953"/>
+            <w:tcMar>
+              <w:top w:type="dxa" w:w="80"/>
+              <w:left w:type="dxa" w:w="100"/>
+              <w:bottom w:type="dxa" w:w="80"/>
+              <w:right w:type="dxa" w:w="100"/>
+            </w:tcMar>
+          </w:tcPr>
+          <w:p>
+            <w:pPr>
+              <w:spacing w:after="100"/>
+            </w:pPr>
+            <w:r>
+              <w:rPr>
+                <w:rFonts w:ascii="Arial" w:cs="Arial" w:eastAsia="Arial" w:hAnsi="Arial"/>
+                <w:sz w:val="18"/>
+                <w:szCs w:val="18"/>
+              </w:rPr>
+              <w:t xml:space="preserve">Voluntary contributions and donations collected for beneficiaries are not reduced by the association's operating costs (Statute, Article 34 paragraph 2).</w:t>
             </w:r>
           </w:p>
         </w:tc>
@@ -3160,20 +4326,10 @@
             <w:r>
               <w:rPr>
                 <w:rFonts w:ascii="Arial" w:cs="Arial" w:eastAsia="Arial" w:hAnsi="Arial"/>
-                <w:i/>
-                <w:iCs/>
-                <w:sz w:val="18"/>
-                <w:szCs w:val="18"/>
-              </w:rPr>
-              <w:t xml:space="preserve">Article 16. Split of money raised in the area.</w:t>
-            </w:r>
-            <w:r>
-              <w:rPr>
-                <w:rFonts w:ascii="Arial" w:cs="Arial" w:eastAsia="Arial" w:hAnsi="Arial"/>
-                <w:sz w:val="18"/>
-                <w:szCs w:val="18"/>
-              </w:rPr>
-              <w:t xml:space="preserve"> Distributed by the published formula the platform keeps per chapter: [70] percent to beneficiaries in the area, [20] percent to national operations, [10] percent to the Solidarity Fund for areas with the greatest need and the smallest start lines. Donations collected for beneficiaries are not reduced by operating costs (Statute Art. 34 para. 2); see the CHECK above on reconciling the two. The Grants Committee allocates the local beneficiaries' share under the grant criteria.*</w:t>
+                <w:sz w:val="18"/>
+                <w:szCs w:val="18"/>
+              </w:rPr>
+              <w:t xml:space="preserve">The allocation of the share intended for beneficiaries in the chapter's area is decided by the Grants Committee under the grant criteria.</w:t>
             </w:r>
           </w:p>
         </w:tc>
@@ -3225,7 +4381,7 @@
                 <w:sz w:val="20"/>
                 <w:szCs w:val="20"/>
               </w:rPr>
-              <w:t xml:space="preserve">Article 17. Records.</w:t>
+              <w:t xml:space="preserve">Article 17 — Records</w:t>
             </w:r>
           </w:p>
         </w:tc>
@@ -3254,6 +4410,43 @@
               <w:t xml:space="preserve">Ogranak vodi na platformi udruženja: evidenciju prihoda po događaju i izvoru; evidenciju rashoda sa dokumentima; evidenciju gotovine; registar volontera sa evidencijom obuke; zapisnike sastanaka; izvještaje o događajima; evidenciju dozvola, osiguranja i incidenata.</w:t>
             </w:r>
           </w:p>
+        </w:tc>
+        <w:tc>
+          <w:tcPr>
+            <w:tcW w:type="dxa" w:w="4953"/>
+            <w:tcMar>
+              <w:top w:type="dxa" w:w="80"/>
+              <w:left w:type="dxa" w:w="100"/>
+              <w:bottom w:type="dxa" w:w="80"/>
+              <w:right w:type="dxa" w:w="100"/>
+            </w:tcMar>
+          </w:tcPr>
+          <w:p>
+            <w:pPr>
+              <w:spacing w:after="100"/>
+            </w:pPr>
+            <w:r>
+              <w:rPr>
+                <w:rFonts w:ascii="Arial" w:cs="Arial" w:eastAsia="Arial" w:hAnsi="Arial"/>
+                <w:sz w:val="18"/>
+                <w:szCs w:val="18"/>
+              </w:rPr>
+              <w:t xml:space="preserve">A chapter keeps on the association's platform: a record of income by event and source; a record of expenses with documents; the cash log; the volunteer register with briefing records; meeting minutes; event reports; a record of permits, insurance and incidents.</w:t>
+            </w:r>
+          </w:p>
+        </w:tc>
+      </w:tr>
+      <w:tr>
+        <w:tc>
+          <w:tcPr>
+            <w:tcW w:type="dxa" w:w="4953"/>
+            <w:tcMar>
+              <w:top w:type="dxa" w:w="80"/>
+              <w:left w:type="dxa" w:w="100"/>
+              <w:bottom w:type="dxa" w:w="80"/>
+              <w:right w:type="dxa" w:w="100"/>
+            </w:tcMar>
+          </w:tcPr>
           <w:p>
             <w:pPr>
               <w:spacing w:after="100"/>
@@ -3285,20 +4478,10 @@
             <w:r>
               <w:rPr>
                 <w:rFonts w:ascii="Arial" w:cs="Arial" w:eastAsia="Arial" w:hAnsi="Arial"/>
-                <w:i/>
-                <w:iCs/>
-                <w:sz w:val="18"/>
-                <w:szCs w:val="18"/>
-              </w:rPr>
-              <w:t xml:space="preserve">Article 17. Records.</w:t>
-            </w:r>
-            <w:r>
-              <w:rPr>
-                <w:rFonts w:ascii="Arial" w:cs="Arial" w:eastAsia="Arial" w:hAnsi="Arial"/>
-                <w:sz w:val="18"/>
-                <w:szCs w:val="18"/>
-              </w:rPr>
-              <w:t xml:space="preserve"> Kept on the platform: income by event and source; expenses with documents; the cash log; the volunteer register with briefing records; meeting minutes; event reports; permits, insurance and incidents. Paper originals (cash receipts, signed counts, permits) go to the association within 30 days of the event. No parallel records outside the platform.</w:t>
+                <w:sz w:val="18"/>
+                <w:szCs w:val="18"/>
+              </w:rPr>
+              <w:t xml:space="preserve">Paper documents (cash receipts, signed counts, permits) are handed to the association within 30 days of the event. A chapter keeps no parallel records outside the platform.</w:t>
             </w:r>
           </w:p>
         </w:tc>
@@ -3350,7 +4533,7 @@
                 <w:sz w:val="22"/>
                 <w:szCs w:val="22"/>
               </w:rPr>
-              <w:t xml:space="preserve">NAME, MARK AND PUBLIC VOICE</w:t>
+              <w:t xml:space="preserve">VI. NAME, MARK AND PUBLIC VOICE</w:t>
             </w:r>
           </w:p>
         </w:tc>
@@ -3402,7 +4585,7 @@
                 <w:sz w:val="20"/>
                 <w:szCs w:val="20"/>
               </w:rPr>
-              <w:t xml:space="preserve">Article 18. Name, mark and public voice.</w:t>
+              <w:t xml:space="preserve">Article 18 — Use of the name and mark</w:t>
             </w:r>
           </w:p>
         </w:tc>
@@ -3431,6 +4614,43 @@
               <w:t xml:space="preserve">Ogranak koristi naziv isključivo u obliku iz odluke o osnivanju („Santamore“ i naziv opštine) i logotip, boje i šablone iz Paketa za ogranak, bez izmjena. Naziv i znak koriste se samo za aktivnosti odobrene po ovim pravilima.</w:t>
             </w:r>
           </w:p>
+        </w:tc>
+        <w:tc>
+          <w:tcPr>
+            <w:tcW w:type="dxa" w:w="4953"/>
+            <w:tcMar>
+              <w:top w:type="dxa" w:w="80"/>
+              <w:left w:type="dxa" w:w="100"/>
+              <w:bottom w:type="dxa" w:w="80"/>
+              <w:right w:type="dxa" w:w="100"/>
+            </w:tcMar>
+          </w:tcPr>
+          <w:p>
+            <w:pPr>
+              <w:spacing w:after="100"/>
+            </w:pPr>
+            <w:r>
+              <w:rPr>
+                <w:rFonts w:ascii="Arial" w:cs="Arial" w:eastAsia="Arial" w:hAnsi="Arial"/>
+                <w:sz w:val="18"/>
+                <w:szCs w:val="18"/>
+              </w:rPr>
+              <w:t xml:space="preserve">A chapter uses the name exclusively in the form set in the founding decision ("Santamore" and the name of the municipality) and the logo, colours and templates from the Chapter in a Box, without alteration. The name and mark are used only for activities approved under these rules.</w:t>
+            </w:r>
+          </w:p>
+        </w:tc>
+      </w:tr>
+      <w:tr>
+        <w:tc>
+          <w:tcPr>
+            <w:tcW w:type="dxa" w:w="4953"/>
+            <w:tcMar>
+              <w:top w:type="dxa" w:w="80"/>
+              <w:left w:type="dxa" w:w="100"/>
+              <w:bottom w:type="dxa" w:w="80"/>
+              <w:right w:type="dxa" w:w="100"/>
+            </w:tcMar>
+          </w:tcPr>
           <w:p>
             <w:pPr>
               <w:spacing w:after="100"/>
@@ -3444,6 +4664,43 @@
               <w:t xml:space="preserve">Nalozi na društvenim mrežama, adrese e-pošte i internet stranice koje nose naziv ogranka pripadaju udruženju. Otvara ih udruženje, pristupne podatke čuva Izvršni direktor, a ogranku se dodjeljuje pristup za objavljivanje. Lice kome prestane funkcija gubi pristup istog dana.</w:t>
             </w:r>
           </w:p>
+        </w:tc>
+        <w:tc>
+          <w:tcPr>
+            <w:tcW w:type="dxa" w:w="4953"/>
+            <w:tcMar>
+              <w:top w:type="dxa" w:w="80"/>
+              <w:left w:type="dxa" w:w="100"/>
+              <w:bottom w:type="dxa" w:w="80"/>
+              <w:right w:type="dxa" w:w="100"/>
+            </w:tcMar>
+          </w:tcPr>
+          <w:p>
+            <w:pPr>
+              <w:spacing w:after="100"/>
+            </w:pPr>
+            <w:r>
+              <w:rPr>
+                <w:rFonts w:ascii="Arial" w:cs="Arial" w:eastAsia="Arial" w:hAnsi="Arial"/>
+                <w:sz w:val="18"/>
+                <w:szCs w:val="18"/>
+              </w:rPr>
+              <w:t xml:space="preserve">Social media accounts, email addresses and web pages carrying the chapter's name belong to the association. The association opens them, the Executive Director holds the credentials, and the chapter is given posting access. A person whose function ends loses access the same day.</w:t>
+            </w:r>
+          </w:p>
+        </w:tc>
+      </w:tr>
+      <w:tr>
+        <w:tc>
+          <w:tcPr>
+            <w:tcW w:type="dxa" w:w="4953"/>
+            <w:tcMar>
+              <w:top w:type="dxa" w:w="80"/>
+              <w:left w:type="dxa" w:w="100"/>
+              <w:bottom w:type="dxa" w:w="80"/>
+              <w:right w:type="dxa" w:w="100"/>
+            </w:tcMar>
+          </w:tcPr>
           <w:p>
             <w:pPr>
               <w:spacing w:after="100"/>
@@ -3457,6 +4714,43 @@
               <w:t xml:space="preserve">Rukovodilac ogranka može davati izjave za medije o događajima i radu ogranka. Izjave o politici udruženja, finansijama, korisnicima ili incidentima daje samo Izvršni direktor ili lice koje on ovlasti. Svaki medijski upit o tim temama prosljeđuje se Izvršnom direktoru istog dana.</w:t>
             </w:r>
           </w:p>
+        </w:tc>
+        <w:tc>
+          <w:tcPr>
+            <w:tcW w:type="dxa" w:w="4953"/>
+            <w:tcMar>
+              <w:top w:type="dxa" w:w="80"/>
+              <w:left w:type="dxa" w:w="100"/>
+              <w:bottom w:type="dxa" w:w="80"/>
+              <w:right w:type="dxa" w:w="100"/>
+            </w:tcMar>
+          </w:tcPr>
+          <w:p>
+            <w:pPr>
+              <w:spacing w:after="100"/>
+            </w:pPr>
+            <w:r>
+              <w:rPr>
+                <w:rFonts w:ascii="Arial" w:cs="Arial" w:eastAsia="Arial" w:hAnsi="Arial"/>
+                <w:sz w:val="18"/>
+                <w:szCs w:val="18"/>
+              </w:rPr>
+              <w:t xml:space="preserve">The chapter lead may make statements to the media about the chapter's events and work. Statements on the association's policy, finances, beneficiaries or incidents are made only by the Executive Director or a person they authorise. Every media enquiry on those subjects is forwarded to the Executive Director the same day.</w:t>
+            </w:r>
+          </w:p>
+        </w:tc>
+      </w:tr>
+      <w:tr>
+        <w:tc>
+          <w:tcPr>
+            <w:tcW w:type="dxa" w:w="4953"/>
+            <w:tcMar>
+              <w:top w:type="dxa" w:w="80"/>
+              <w:left w:type="dxa" w:w="100"/>
+              <w:bottom w:type="dxa" w:w="80"/>
+              <w:right w:type="dxa" w:w="100"/>
+            </w:tcMar>
+          </w:tcPr>
           <w:p>
             <w:pPr>
               <w:spacing w:after="100"/>
@@ -3488,20 +4782,10 @@
             <w:r>
               <w:rPr>
                 <w:rFonts w:ascii="Arial" w:cs="Arial" w:eastAsia="Arial" w:hAnsi="Arial"/>
-                <w:i/>
-                <w:iCs/>
-                <w:sz w:val="18"/>
-                <w:szCs w:val="18"/>
-              </w:rPr>
-              <w:t xml:space="preserve">Article 18. Name, mark and public voice.</w:t>
-            </w:r>
-            <w:r>
-              <w:rPr>
-                <w:rFonts w:ascii="Arial" w:cs="Arial" w:eastAsia="Arial" w:hAnsi="Arial"/>
-                <w:sz w:val="18"/>
-                <w:szCs w:val="18"/>
-              </w:rPr>
-              <w:t xml:space="preserve"> Only the founding-decision form of the name and the unmodified brand kit, only for approved activity. Social accounts, email addresses and web pages carrying the chapter name belong to the association, which opens them and holds the credentials; the chapter gets posting access, revoked the day an officer's function ends. The lead may speak to media about chapter events and work; the Director or a delegate speaks on policy, finances, beneficiaries and incidents, and such enquiries are forwarded the same day. Sponsor logos follow the national packages. No political or religious messaging, nothing contrary to the association's goals.</w:t>
+                <w:sz w:val="18"/>
+                <w:szCs w:val="18"/>
+              </w:rPr>
+              <w:t xml:space="preserve">Sponsor logos are displayed in accordance with the national sponsor packages. A chapter cannot publish material containing a political message, a religious message or content contrary to the association's goals.</w:t>
             </w:r>
           </w:p>
         </w:tc>
@@ -3553,7 +4837,7 @@
                 <w:sz w:val="22"/>
                 <w:szCs w:val="22"/>
               </w:rPr>
-              <w:t xml:space="preserve">REPORTING AND COOPERATION</w:t>
+              <w:t xml:space="preserve">VII. REPORTING AND COOPERATION</w:t>
             </w:r>
           </w:p>
         </w:tc>
@@ -3605,7 +4889,7 @@
                 <w:sz w:val="20"/>
                 <w:szCs w:val="20"/>
               </w:rPr>
-              <w:t xml:space="preserve">Article 19. Reports.</w:t>
+              <w:t xml:space="preserve">Article 19 — Reports</w:t>
             </w:r>
           </w:p>
         </w:tc>
@@ -3634,12 +4918,49 @@
               <w:t xml:space="preserve">Rukovodilac ogranka podnosi Izvršnom direktoru, preko platforme:</w:t>
             </w:r>
           </w:p>
-          <w:p>
-            <w:pPr>
-              <w:pStyle w:val="ListParagraph"/>
-              <w:numPr>
-                <w:ilvl w:val="0"/>
-                <w:numId w:val="7"/>
+        </w:tc>
+        <w:tc>
+          <w:tcPr>
+            <w:tcW w:type="dxa" w:w="4953"/>
+            <w:tcMar>
+              <w:top w:type="dxa" w:w="80"/>
+              <w:left w:type="dxa" w:w="100"/>
+              <w:bottom w:type="dxa" w:w="80"/>
+              <w:right w:type="dxa" w:w="100"/>
+            </w:tcMar>
+          </w:tcPr>
+          <w:p>
+            <w:pPr>
+              <w:spacing w:after="100"/>
+            </w:pPr>
+            <w:r>
+              <w:rPr>
+                <w:rFonts w:ascii="Arial" w:cs="Arial" w:eastAsia="Arial" w:hAnsi="Arial"/>
+                <w:sz w:val="18"/>
+                <w:szCs w:val="18"/>
+              </w:rPr>
+              <w:t xml:space="preserve">The chapter lead submits to the Executive Director, through the platform:</w:t>
+            </w:r>
+          </w:p>
+        </w:tc>
+      </w:tr>
+      <w:tr>
+        <w:tc>
+          <w:tcPr>
+            <w:tcW w:type="dxa" w:w="4953"/>
+            <w:tcMar>
+              <w:top w:type="dxa" w:w="80"/>
+              <w:left w:type="dxa" w:w="100"/>
+              <w:bottom w:type="dxa" w:w="80"/>
+              <w:right w:type="dxa" w:w="100"/>
+            </w:tcMar>
+          </w:tcPr>
+          <w:p>
+            <w:pPr>
+              <w:pStyle w:val="ListParagraph"/>
+              <w:numPr>
+                <w:ilvl w:val="0"/>
+                <w:numId w:val="12"/>
               </w:numPr>
               <w:spacing w:after="40"/>
             </w:pPr>
@@ -3667,7 +4988,7 @@
               <w:pStyle w:val="ListParagraph"/>
               <w:numPr>
                 <w:ilvl w:val="0"/>
-                <w:numId w:val="7"/>
+                <w:numId w:val="12"/>
               </w:numPr>
               <w:spacing w:after="40"/>
             </w:pPr>
@@ -3695,7 +5016,7 @@
               <w:pStyle w:val="ListParagraph"/>
               <w:numPr>
                 <w:ilvl w:val="0"/>
-                <w:numId w:val="7"/>
+                <w:numId w:val="12"/>
               </w:numPr>
               <w:spacing w:after="40"/>
             </w:pPr>
@@ -3718,6 +5039,114 @@
               <w:t xml:space="preserve"> do [[PLACEHOLDER: datum, npr. 31. januara]]: sve iz tromjesečnih izvještaja za godinu, ocjena ispunjenja plana i predlozi za naredni plan.</w:t>
             </w:r>
           </w:p>
+        </w:tc>
+        <w:tc>
+          <w:tcPr>
+            <w:tcW w:type="dxa" w:w="4953"/>
+            <w:tcMar>
+              <w:top w:type="dxa" w:w="80"/>
+              <w:left w:type="dxa" w:w="100"/>
+              <w:bottom w:type="dxa" w:w="80"/>
+              <w:right w:type="dxa" w:w="100"/>
+            </w:tcMar>
+          </w:tcPr>
+          <w:p>
+            <w:pPr>
+              <w:pStyle w:val="ListParagraph"/>
+              <w:numPr>
+                <w:ilvl w:val="0"/>
+                <w:numId w:val="13"/>
+              </w:numPr>
+              <w:spacing w:after="40"/>
+            </w:pPr>
+            <w:r>
+              <w:rPr>
+                <w:rFonts w:ascii="Arial" w:cs="Arial" w:eastAsia="Arial" w:hAnsi="Arial"/>
+                <w:b/>
+                <w:bCs/>
+                <w:sz w:val="18"/>
+                <w:szCs w:val="18"/>
+              </w:rPr>
+              <w:t xml:space="preserve">an event report</w:t>
+            </w:r>
+            <w:r>
+              <w:rPr>
+                <w:rFonts w:ascii="Arial" w:cs="Arial" w:eastAsia="Arial" w:hAnsi="Arial"/>
+                <w:sz w:val="18"/>
+                <w:szCs w:val="18"/>
+              </w:rPr>
+              <w:t xml:space="preserve"> within 14 days of the event: the number of participants and volunteers, funds raised by source, costs, sponsors and in-kind gifts, incidents and complaints, photographs with the consent records, lessons learned;</w:t>
+            </w:r>
+          </w:p>
+          <w:p>
+            <w:pPr>
+              <w:pStyle w:val="ListParagraph"/>
+              <w:numPr>
+                <w:ilvl w:val="0"/>
+                <w:numId w:val="13"/>
+              </w:numPr>
+              <w:spacing w:after="40"/>
+            </w:pPr>
+            <w:r>
+              <w:rPr>
+                <w:rFonts w:ascii="Arial" w:cs="Arial" w:eastAsia="Arial" w:hAnsi="Arial"/>
+                <w:b/>
+                <w:bCs/>
+                <w:sz w:val="18"/>
+                <w:szCs w:val="18"/>
+              </w:rPr>
+              <w:t xml:space="preserve">a quarterly report</w:t>
+            </w:r>
+            <w:r>
+              <w:rPr>
+                <w:rFonts w:ascii="Arial" w:cs="Arial" w:eastAsia="Arial" w:hAnsi="Arial"/>
+                <w:sz w:val="18"/>
+                <w:szCs w:val="18"/>
+              </w:rPr>
+              <w:t xml:space="preserve"> by the 15th of the month following the quarter: activities, income and expenditure against budget, cash position and hand-ins, volunteers, partners, plans for the next quarter;</w:t>
+            </w:r>
+          </w:p>
+          <w:p>
+            <w:pPr>
+              <w:pStyle w:val="ListParagraph"/>
+              <w:numPr>
+                <w:ilvl w:val="0"/>
+                <w:numId w:val="13"/>
+              </w:numPr>
+              <w:spacing w:after="40"/>
+            </w:pPr>
+            <w:r>
+              <w:rPr>
+                <w:rFonts w:ascii="Arial" w:cs="Arial" w:eastAsia="Arial" w:hAnsi="Arial"/>
+                <w:b/>
+                <w:bCs/>
+                <w:sz w:val="18"/>
+                <w:szCs w:val="18"/>
+              </w:rPr>
+              <w:t xml:space="preserve">an annual report</w:t>
+            </w:r>
+            <w:r>
+              <w:rPr>
+                <w:rFonts w:ascii="Arial" w:cs="Arial" w:eastAsia="Arial" w:hAnsi="Arial"/>
+                <w:sz w:val="18"/>
+                <w:szCs w:val="18"/>
+              </w:rPr>
+              <w:t xml:space="preserve"> by [[PLACEHOLDER: date, e.g. 31 January]]: everything from the quarterly reports for the year, an assessment of how far the plan was met and proposals for the next plan.</w:t>
+            </w:r>
+          </w:p>
+        </w:tc>
+      </w:tr>
+      <w:tr>
+        <w:tc>
+          <w:tcPr>
+            <w:tcW w:type="dxa" w:w="4953"/>
+            <w:tcMar>
+              <w:top w:type="dxa" w:w="80"/>
+              <w:left w:type="dxa" w:w="100"/>
+              <w:bottom w:type="dxa" w:w="80"/>
+              <w:right w:type="dxa" w:w="100"/>
+            </w:tcMar>
+          </w:tcPr>
           <w:p>
             <w:pPr>
               <w:spacing w:after="100"/>
@@ -3749,20 +5178,10 @@
             <w:r>
               <w:rPr>
                 <w:rFonts w:ascii="Arial" w:cs="Arial" w:eastAsia="Arial" w:hAnsi="Arial"/>
-                <w:i/>
-                <w:iCs/>
-                <w:sz w:val="18"/>
-                <w:szCs w:val="18"/>
-              </w:rPr>
-              <w:t xml:space="preserve">Article 19. Reports.</w:t>
-            </w:r>
-            <w:r>
-              <w:rPr>
-                <w:rFonts w:ascii="Arial" w:cs="Arial" w:eastAsia="Arial" w:hAnsi="Arial"/>
-                <w:sz w:val="18"/>
-                <w:szCs w:val="18"/>
-              </w:rPr>
-              <w:t xml:space="preserve"> Through the platform: an event report within 14 days (participants and volunteers, funds by source, costs, sponsors and in-kind gifts, incidents and complaints, photos with consent records, lessons); a quarterly report by the 15th of the following month (activity, income and expenditure against budget, cash position and hand-ins, volunteers, partners, next quarter); an annual report by [date]. A chapter meets its charter for the year if it held at least one approved public event and filed every report; the Director records this per chapter in the report to the Board.</w:t>
+                <w:sz w:val="18"/>
+                <w:szCs w:val="18"/>
+              </w:rPr>
+              <w:t xml:space="preserve">A chapter fulfils its obligation under the Statute (Article 41) if in the year it held at least one approved public event and submitted all the reports under this Article. The Executive Director records this for each chapter separately in the report to the Board.</w:t>
             </w:r>
           </w:p>
         </w:tc>
@@ -3814,7 +5233,7 @@
                 <w:sz w:val="20"/>
                 <w:szCs w:val="20"/>
               </w:rPr>
-              <w:t xml:space="preserve">Article 20. Working with the Director.</w:t>
+              <w:t xml:space="preserve">Article 20 — Working with the Executive Director</w:t>
             </w:r>
           </w:p>
         </w:tc>
@@ -3843,6 +5262,43 @@
               <w:t xml:space="preserve">Nacionalni kontakt iz člana 4 održava redovan mjesečni razgovor sa rukovodiocem ogranka i prvi je kome se ogranak obraća za pitanja, materijale i odobrenja.</w:t>
             </w:r>
           </w:p>
+        </w:tc>
+        <w:tc>
+          <w:tcPr>
+            <w:tcW w:type="dxa" w:w="4953"/>
+            <w:tcMar>
+              <w:top w:type="dxa" w:w="80"/>
+              <w:left w:type="dxa" w:w="100"/>
+              <w:bottom w:type="dxa" w:w="80"/>
+              <w:right w:type="dxa" w:w="100"/>
+            </w:tcMar>
+          </w:tcPr>
+          <w:p>
+            <w:pPr>
+              <w:spacing w:after="100"/>
+            </w:pPr>
+            <w:r>
+              <w:rPr>
+                <w:rFonts w:ascii="Arial" w:cs="Arial" w:eastAsia="Arial" w:hAnsi="Arial"/>
+                <w:sz w:val="18"/>
+                <w:szCs w:val="18"/>
+              </w:rPr>
+              <w:t xml:space="preserve">The national contact under Article 4 holds a regular monthly call with the chapter lead and is the first person the chapter turns to for questions, materials and approvals.</w:t>
+            </w:r>
+          </w:p>
+        </w:tc>
+      </w:tr>
+      <w:tr>
+        <w:tc>
+          <w:tcPr>
+            <w:tcW w:type="dxa" w:w="4953"/>
+            <w:tcMar>
+              <w:top w:type="dxa" w:w="80"/>
+              <w:left w:type="dxa" w:w="100"/>
+              <w:bottom w:type="dxa" w:w="80"/>
+              <w:right w:type="dxa" w:w="100"/>
+            </w:tcMar>
+          </w:tcPr>
           <w:p>
             <w:pPr>
               <w:spacing w:after="100"/>
@@ -3856,6 +5312,43 @@
               <w:t xml:space="preserve">Izvršni direktor rukovodi radom ogranaka (Statut, član 28): daje uputstva, usaglašava kalendare, odobrava događaje i troškove, i može ogranku naložiti da obustavi aktivnost koja nije u skladu sa Statutom, ovim pravilima, zakonom ili odobrenjem. Nalog o obustavi je obavezujući odmah, a ogranak može zatražiti da ga Upravni odbor preispita na prvoj narednoj sjednici.</w:t>
             </w:r>
           </w:p>
+        </w:tc>
+        <w:tc>
+          <w:tcPr>
+            <w:tcW w:type="dxa" w:w="4953"/>
+            <w:tcMar>
+              <w:top w:type="dxa" w:w="80"/>
+              <w:left w:type="dxa" w:w="100"/>
+              <w:bottom w:type="dxa" w:w="80"/>
+              <w:right w:type="dxa" w:w="100"/>
+            </w:tcMar>
+          </w:tcPr>
+          <w:p>
+            <w:pPr>
+              <w:spacing w:after="100"/>
+            </w:pPr>
+            <w:r>
+              <w:rPr>
+                <w:rFonts w:ascii="Arial" w:cs="Arial" w:eastAsia="Arial" w:hAnsi="Arial"/>
+                <w:sz w:val="18"/>
+                <w:szCs w:val="18"/>
+              </w:rPr>
+              <w:t xml:space="preserve">The Executive Director directs the work of the chapters (Statute, Article 28): gives instructions, reconciles calendars, approves events and expenses, and may order a chapter to stop an activity that is not in accordance with the Statute, these rules, the law or an approval. A stop order is binding immediately, and the chapter may ask the Board to review it at its next meeting.</w:t>
+            </w:r>
+          </w:p>
+        </w:tc>
+      </w:tr>
+      <w:tr>
+        <w:tc>
+          <w:tcPr>
+            <w:tcW w:type="dxa" w:w="4953"/>
+            <w:tcMar>
+              <w:top w:type="dxa" w:w="80"/>
+              <w:left w:type="dxa" w:w="100"/>
+              <w:bottom w:type="dxa" w:w="80"/>
+              <w:right w:type="dxa" w:w="100"/>
+            </w:tcMar>
+          </w:tcPr>
           <w:p>
             <w:pPr>
               <w:spacing w:after="100"/>
@@ -3887,20 +5380,10 @@
             <w:r>
               <w:rPr>
                 <w:rFonts w:ascii="Arial" w:cs="Arial" w:eastAsia="Arial" w:hAnsi="Arial"/>
-                <w:i/>
-                <w:iCs/>
-                <w:sz w:val="18"/>
-                <w:szCs w:val="18"/>
-              </w:rPr>
-              <w:t xml:space="preserve">Article 20. Working with the Director.</w:t>
-            </w:r>
-            <w:r>
-              <w:rPr>
-                <w:rFonts w:ascii="Arial" w:cs="Arial" w:eastAsia="Arial" w:hAnsi="Arial"/>
-                <w:sz w:val="18"/>
-                <w:szCs w:val="18"/>
-              </w:rPr>
-              <w:t xml:space="preserve"> The named national contact holds a monthly call with the lead and is the first port of call. The Director directs the chapters (Statute Art. 28): instructions, calendars, event and expense approvals, and may order a chapter to stop any activity that breaches the Statute, these rules, the law or an approval; the order is binding at once and the chapter may ask the Board to review it at its next meeting. Chapters cooperate; the Director gathers all chapter leads at least once a year.</w:t>
+                <w:sz w:val="18"/>
+                <w:szCs w:val="18"/>
+              </w:rPr>
+              <w:t xml:space="preserve">Chapters cooperate with one another and share experience; the Executive Director gathers the leads of all chapters at least once a year.</w:t>
             </w:r>
           </w:p>
         </w:tc>
@@ -3952,35 +5435,72 @@
                 <w:sz w:val="20"/>
                 <w:szCs w:val="20"/>
               </w:rPr>
-              <w:t xml:space="preserve">Article 21. Safeguarding and incidents.</w:t>
-            </w:r>
-          </w:p>
-        </w:tc>
-      </w:tr>
-      <w:tr>
-        <w:tc>
-          <w:tcPr>
-            <w:tcW w:type="dxa" w:w="4953"/>
-            <w:tcMar>
-              <w:top w:type="dxa" w:w="80"/>
-              <w:left w:type="dxa" w:w="100"/>
-              <w:bottom w:type="dxa" w:w="80"/>
-              <w:right w:type="dxa" w:w="100"/>
-            </w:tcMar>
-          </w:tcPr>
-          <w:p>
-            <w:pPr>
-              <w:spacing w:after="100"/>
-            </w:pPr>
-            <w:r>
-              <w:rPr>
-                <w:rFonts w:ascii="Arial" w:cs="Arial" w:eastAsia="Arial" w:hAnsi="Arial"/>
-                <w:sz w:val="18"/>
-                <w:szCs w:val="18"/>
-              </w:rPr>
-              <w:t xml:space="preserve">Na sve aktivnosti ogranka primjenjuje se politika zaštite djece udruženja: nema kontakta odrasle osobe sa djetetom bez prisustva drugih, svi volonteri prolaze brifing, djeca se fotografišu samo uz saglasnost roditelja, a na svakom događaju je imenovano lice za zaštitu djece.</w:t>
-            </w:r>
-          </w:p>
+              <w:t xml:space="preserve">Article 21 — Child safeguarding and incidents</w:t>
+            </w:r>
+          </w:p>
+        </w:tc>
+      </w:tr>
+      <w:tr>
+        <w:tc>
+          <w:tcPr>
+            <w:tcW w:type="dxa" w:w="4953"/>
+            <w:tcMar>
+              <w:top w:type="dxa" w:w="80"/>
+              <w:left w:type="dxa" w:w="100"/>
+              <w:bottom w:type="dxa" w:w="80"/>
+              <w:right w:type="dxa" w:w="100"/>
+            </w:tcMar>
+          </w:tcPr>
+          <w:p>
+            <w:pPr>
+              <w:spacing w:after="100"/>
+            </w:pPr>
+            <w:r>
+              <w:rPr>
+                <w:rFonts w:ascii="Arial" w:cs="Arial" w:eastAsia="Arial" w:hAnsi="Arial"/>
+                <w:sz w:val="18"/>
+                <w:szCs w:val="18"/>
+              </w:rPr>
+              <w:t xml:space="preserve">Na sve aktivnosti ogranka primjenjuje se Politika zaštite djece udruženja: nema kontakta odrasle osobe sa djetetom bez prisustva drugih, svi volonteri prolaze brifing, djeca se fotografišu samo uz saglasnost roditelja, a na svakom događaju je imenovano lice za zaštitu djece.</w:t>
+            </w:r>
+          </w:p>
+        </w:tc>
+        <w:tc>
+          <w:tcPr>
+            <w:tcW w:type="dxa" w:w="4953"/>
+            <w:tcMar>
+              <w:top w:type="dxa" w:w="80"/>
+              <w:left w:type="dxa" w:w="100"/>
+              <w:bottom w:type="dxa" w:w="80"/>
+              <w:right w:type="dxa" w:w="100"/>
+            </w:tcMar>
+          </w:tcPr>
+          <w:p>
+            <w:pPr>
+              <w:spacing w:after="100"/>
+            </w:pPr>
+            <w:r>
+              <w:rPr>
+                <w:rFonts w:ascii="Arial" w:cs="Arial" w:eastAsia="Arial" w:hAnsi="Arial"/>
+                <w:sz w:val="18"/>
+                <w:szCs w:val="18"/>
+              </w:rPr>
+              <w:t xml:space="preserve">The association's Child Safeguarding Policy applies to all chapter activities: no contact between an adult and a child without others present, all volunteers receive a briefing, children are photographed only with parental consent, and a child safeguarding lead is named for every event.</w:t>
+            </w:r>
+          </w:p>
+        </w:tc>
+      </w:tr>
+      <w:tr>
+        <w:tc>
+          <w:tcPr>
+            <w:tcW w:type="dxa" w:w="4953"/>
+            <w:tcMar>
+              <w:top w:type="dxa" w:w="80"/>
+              <w:left w:type="dxa" w:w="100"/>
+              <w:bottom w:type="dxa" w:w="80"/>
+              <w:right w:type="dxa" w:w="100"/>
+            </w:tcMar>
+          </w:tcPr>
           <w:p>
             <w:pPr>
               <w:spacing w:after="100"/>
@@ -4012,20 +5532,10 @@
             <w:r>
               <w:rPr>
                 <w:rFonts w:ascii="Arial" w:cs="Arial" w:eastAsia="Arial" w:hAnsi="Arial"/>
-                <w:i/>
-                <w:iCs/>
-                <w:sz w:val="18"/>
-                <w:szCs w:val="18"/>
-              </w:rPr>
-              <w:t xml:space="preserve">Article 21. Safeguarding and incidents.</w:t>
-            </w:r>
-            <w:r>
-              <w:rPr>
-                <w:rFonts w:ascii="Arial" w:cs="Arial" w:eastAsia="Arial" w:hAnsi="Arial"/>
-                <w:sz w:val="18"/>
-                <w:szCs w:val="18"/>
-              </w:rPr>
-              <w:t xml:space="preserve"> The association's safeguarding policy applies to all chapter activity: no one-to-one adult contact with a child, briefed volunteers, children photographed only with parental consent, a named safeguarding lead at every event. Every incident (injury, water accident, a concern about a child, missing money, a dispute with a participant or partner, a media event) is reported to the Director, and for a child to the national safeguarding lead, at once and within 24 hours on the pack's form. The association makes any report to the authorities.</w:t>
+                <w:sz w:val="18"/>
+                <w:szCs w:val="18"/>
+              </w:rPr>
+              <w:t xml:space="preserve">Every incident (injury, accident in the water, a concern about a child, loss of money, a dispute with a participant or partner, a media event) is reported to the Executive Director and, where it concerns a child, to the national child safeguarding lead, immediately and at the latest within 24 hours, on the form from the Chapter in a Box. Reports to the competent authorities are made by the association.</w:t>
             </w:r>
           </w:p>
         </w:tc>
@@ -4077,7 +5587,7 @@
                 <w:sz w:val="22"/>
                 <w:szCs w:val="22"/>
               </w:rPr>
-              <w:t xml:space="preserve">MEASURES AND DISSOLUTION</w:t>
+              <w:t xml:space="preserve">VIII. MEASURES AND DISSOLUTION</w:t>
             </w:r>
           </w:p>
         </w:tc>
@@ -4129,7 +5639,7 @@
                 <w:sz w:val="20"/>
                 <w:szCs w:val="20"/>
               </w:rPr>
-              <w:t xml:space="preserve">Article 22. Measures.</w:t>
+              <w:t xml:space="preserve">Article 22 — Measures</w:t>
             </w:r>
           </w:p>
         </w:tc>
@@ -4158,6 +5668,43 @@
               <w:t xml:space="preserve">Ako ogranak ili neko od njegovih lica postupa suprotno Statutu, ovim pravilima ili odobrenju, Izvršni direktor može: izreći pisanu opomenu; obustaviti događaj ili aktivnost; privremeno, do 60 dana, oduzeti ovlašćenja licu ogranka i odrediti zamjenu. O privremenom oduzimanju ovlašćenja obavještava Upravni odbor, koji na prvoj narednoj sjednici odlučuje o razrješenju lica ili o vraćanju ovlašćenja.</w:t>
             </w:r>
           </w:p>
+        </w:tc>
+        <w:tc>
+          <w:tcPr>
+            <w:tcW w:type="dxa" w:w="4953"/>
+            <w:tcMar>
+              <w:top w:type="dxa" w:w="80"/>
+              <w:left w:type="dxa" w:w="100"/>
+              <w:bottom w:type="dxa" w:w="80"/>
+              <w:right w:type="dxa" w:w="100"/>
+            </w:tcMar>
+          </w:tcPr>
+          <w:p>
+            <w:pPr>
+              <w:spacing w:after="100"/>
+            </w:pPr>
+            <w:r>
+              <w:rPr>
+                <w:rFonts w:ascii="Arial" w:cs="Arial" w:eastAsia="Arial" w:hAnsi="Arial"/>
+                <w:sz w:val="18"/>
+                <w:szCs w:val="18"/>
+              </w:rPr>
+              <w:t xml:space="preserve">If a chapter or any of its officers acts contrary to the Statute, these rules or an approval, the Executive Director may: issue a written warning; stop an event or activity; temporarily, for up to 60 days, withdraw a chapter officer's authority and designate a replacement. The Executive Director informs the Board of a temporary withdrawal of authority, and the Board at its next meeting decides on the officer's dismissal or on restoring their authority.</w:t>
+            </w:r>
+          </w:p>
+        </w:tc>
+      </w:tr>
+      <w:tr>
+        <w:tc>
+          <w:tcPr>
+            <w:tcW w:type="dxa" w:w="4953"/>
+            <w:tcMar>
+              <w:top w:type="dxa" w:w="80"/>
+              <w:left w:type="dxa" w:w="100"/>
+              <w:bottom w:type="dxa" w:w="80"/>
+              <w:right w:type="dxa" w:w="100"/>
+            </w:tcMar>
+          </w:tcPr>
           <w:p>
             <w:pPr>
               <w:spacing w:after="100"/>
@@ -4189,20 +5736,10 @@
             <w:r>
               <w:rPr>
                 <w:rFonts w:ascii="Arial" w:cs="Arial" w:eastAsia="Arial" w:hAnsi="Arial"/>
-                <w:i/>
-                <w:iCs/>
-                <w:sz w:val="18"/>
-                <w:szCs w:val="18"/>
-              </w:rPr>
-              <w:t xml:space="preserve">Article 22. Measures.</w:t>
-            </w:r>
-            <w:r>
-              <w:rPr>
-                <w:rFonts w:ascii="Arial" w:cs="Arial" w:eastAsia="Arial" w:hAnsi="Arial"/>
-                <w:sz w:val="18"/>
-                <w:szCs w:val="18"/>
-              </w:rPr>
-              <w:t xml:space="preserve"> For breaches the Director may issue a written warning, stop an event or activity, or suspend an officer's authority for up to 60 days and designate a replacement, informing the Board, which at its next meeting dismisses the officer or restores their authority. The officer has the right to be heard first.</w:t>
+                <w:sz w:val="18"/>
+                <w:szCs w:val="18"/>
+              </w:rPr>
+              <w:t xml:space="preserve">The chapter officer has the right to be heard before the Board's decision.</w:t>
             </w:r>
           </w:p>
         </w:tc>
@@ -4254,7 +5791,7 @@
                 <w:sz w:val="20"/>
                 <w:szCs w:val="20"/>
               </w:rPr>
-              <w:t xml:space="preserve">Article 23. Dissolution.</w:t>
+              <w:t xml:space="preserve">Article 23 — Dissolution of a chapter</w:t>
             </w:r>
           </w:p>
         </w:tc>
@@ -4283,6 +5820,43 @@
               <w:t xml:space="preserve">Upravni odbor ukida ogranak u slučajevima iz člana 44 Statuta. Prije odluke o ukidanju zbog neaktivnosti ili povrede pravila, Izvršni direktor pisano upozorava ogranak i ostavlja rok od najmanje 60 dana za otklanjanje razloga.</w:t>
             </w:r>
           </w:p>
+        </w:tc>
+        <w:tc>
+          <w:tcPr>
+            <w:tcW w:type="dxa" w:w="4953"/>
+            <w:tcMar>
+              <w:top w:type="dxa" w:w="80"/>
+              <w:left w:type="dxa" w:w="100"/>
+              <w:bottom w:type="dxa" w:w="80"/>
+              <w:right w:type="dxa" w:w="100"/>
+            </w:tcMar>
+          </w:tcPr>
+          <w:p>
+            <w:pPr>
+              <w:spacing w:after="100"/>
+            </w:pPr>
+            <w:r>
+              <w:rPr>
+                <w:rFonts w:ascii="Arial" w:cs="Arial" w:eastAsia="Arial" w:hAnsi="Arial"/>
+                <w:sz w:val="18"/>
+                <w:szCs w:val="18"/>
+              </w:rPr>
+              <w:t xml:space="preserve">The Board dissolves a chapter in the cases under Article 44 of the Statute. Before a decision to dissolve for inactivity or breach of the rules, the Executive Director warns the chapter in writing and allows at least 60 days to remedy the grounds.</w:t>
+            </w:r>
+          </w:p>
+        </w:tc>
+      </w:tr>
+      <w:tr>
+        <w:tc>
+          <w:tcPr>
+            <w:tcW w:type="dxa" w:w="4953"/>
+            <w:tcMar>
+              <w:top w:type="dxa" w:w="80"/>
+              <w:left w:type="dxa" w:w="100"/>
+              <w:bottom w:type="dxa" w:w="80"/>
+              <w:right w:type="dxa" w:w="100"/>
+            </w:tcMar>
+          </w:tcPr>
           <w:p>
             <w:pPr>
               <w:spacing w:after="100"/>
@@ -4314,20 +5888,10 @@
             <w:r>
               <w:rPr>
                 <w:rFonts w:ascii="Arial" w:cs="Arial" w:eastAsia="Arial" w:hAnsi="Arial"/>
-                <w:i/>
-                <w:iCs/>
-                <w:sz w:val="18"/>
-                <w:szCs w:val="18"/>
-              </w:rPr>
-              <w:t xml:space="preserve">Article 23. Dissolution.</w:t>
-            </w:r>
-            <w:r>
-              <w:rPr>
-                <w:rFonts w:ascii="Arial" w:cs="Arial" w:eastAsia="Arial" w:hAnsi="Arial"/>
-                <w:sz w:val="18"/>
-                <w:szCs w:val="18"/>
-              </w:rPr>
-              <w:t xml:space="preserve"> The Board dissolves a chapter in the cases of Statute Art. 44; before dissolving for inactivity or breach, the Director warns in writing and allows at least 60 days to cure. On dissolution the lead hands over all records, materials, equipment and credentials within 15 days. Funds recorded for the chapter stay earmarked for its area's beneficiaries, allocated by the Grants Committee.</w:t>
+                <w:sz w:val="18"/>
+                <w:szCs w:val="18"/>
+              </w:rPr>
+              <w:t xml:space="preserve">On dissolution, the chapter lead hands over to the association all records, materials, equipment and credentials within 15 days. Funds recorded for the chapter remain earmarked for beneficiaries in its area, and the Grants Committee decides on them.</w:t>
             </w:r>
           </w:p>
         </w:tc>
@@ -4379,7 +5943,7 @@
                 <w:sz w:val="22"/>
                 <w:szCs w:val="22"/>
               </w:rPr>
-              <w:t xml:space="preserve">TRANSITIONAL AND FINAL PROVISIONS</w:t>
+              <w:t xml:space="preserve">IX. TRANSITIONAL AND FINAL PROVISIONS</w:t>
             </w:r>
           </w:p>
         </w:tc>
@@ -4431,7 +5995,7 @@
                 <w:sz w:val="20"/>
                 <w:szCs w:val="20"/>
               </w:rPr>
-              <w:t xml:space="preserve">Article 24.</w:t>
+              <w:t xml:space="preserve">Article 24</w:t>
             </w:r>
           </w:p>
         </w:tc>
@@ -4460,6 +6024,43 @@
               <w:t xml:space="preserve">Ogranak za područje opštine Tivat, sa Bokom Kotorskom kao početnim područjem djelovanja, prvi je ogranak udruženja i osniva se odlukom Upravnog odbora na prvoj sjednici po registraciji udruženja, bez predloga iz člana 3.</w:t>
             </w:r>
           </w:p>
+        </w:tc>
+        <w:tc>
+          <w:tcPr>
+            <w:tcW w:type="dxa" w:w="4953"/>
+            <w:tcMar>
+              <w:top w:type="dxa" w:w="80"/>
+              <w:left w:type="dxa" w:w="100"/>
+              <w:bottom w:type="dxa" w:w="80"/>
+              <w:right w:type="dxa" w:w="100"/>
+            </w:tcMar>
+          </w:tcPr>
+          <w:p>
+            <w:pPr>
+              <w:spacing w:after="100"/>
+            </w:pPr>
+            <w:r>
+              <w:rPr>
+                <w:rFonts w:ascii="Arial" w:cs="Arial" w:eastAsia="Arial" w:hAnsi="Arial"/>
+                <w:sz w:val="18"/>
+                <w:szCs w:val="18"/>
+              </w:rPr>
+              <w:t xml:space="preserve">The chapter for the area of the municipality of Tivat, with the Bay of Kotor as its initial area of activity, is the association's first chapter and is founded by a decision of the Board at its first meeting after the association's registration, without a proposal under Article 3.</w:t>
+            </w:r>
+          </w:p>
+        </w:tc>
+      </w:tr>
+      <w:tr>
+        <w:tc>
+          <w:tcPr>
+            <w:tcW w:type="dxa" w:w="4953"/>
+            <w:tcMar>
+              <w:top w:type="dxa" w:w="80"/>
+              <w:left w:type="dxa" w:w="100"/>
+              <w:bottom w:type="dxa" w:w="80"/>
+              <w:right w:type="dxa" w:w="100"/>
+            </w:tcMar>
+          </w:tcPr>
           <w:p>
             <w:pPr>
               <w:spacing w:after="100"/>
@@ -4491,945 +6092,10 @@
             <w:r>
               <w:rPr>
                 <w:rFonts w:ascii="Arial" w:cs="Arial" w:eastAsia="Arial" w:hAnsi="Arial"/>
-                <w:i/>
-                <w:iCs/>
-                <w:sz w:val="18"/>
-                <w:szCs w:val="18"/>
-              </w:rPr>
-              <w:t xml:space="preserve">Article 24.</w:t>
-            </w:r>
-            <w:r>
-              <w:rPr>
-                <w:rFonts w:ascii="Arial" w:cs="Arial" w:eastAsia="Arial" w:hAnsi="Arial"/>
-                <w:sz w:val="18"/>
-                <w:szCs w:val="18"/>
-              </w:rPr>
-              <w:t xml:space="preserve"> The Tivat chapter, with the Bay of Kotor as its initial area, is the first chapter, founded by the Board at its first meeting after registration without an Article 3 proposal. These rules take effect on adoption by the Board, are published to members on the platform, and are reviewed at least yearly on the Director's report on the chapters.</w:t>
-            </w:r>
-          </w:p>
-        </w:tc>
-      </w:tr>
-      <w:tr>
-        <w:tc>
-          <w:tcPr>
-            <w:tcW w:type="dxa" w:w="4953"/>
-            <w:shd w:fill="E3EBED" w:color="auto" w:val="clear"/>
-            <w:tcMar>
-              <w:top w:type="dxa" w:w="80"/>
-              <w:left w:type="dxa" w:w="100"/>
-              <w:bottom w:type="dxa" w:w="80"/>
-              <w:right w:type="dxa" w:w="100"/>
-            </w:tcMar>
-          </w:tcPr>
-          <w:p>
-            <w:r>
-              <w:rPr>
-                <w:rFonts w:ascii="Arial" w:cs="Arial" w:eastAsia="Arial" w:hAnsi="Arial"/>
-                <w:b/>
-                <w:bCs/>
-                <w:color w:val="0E3A46"/>
-                <w:sz w:val="22"/>
-                <w:szCs w:val="22"/>
-              </w:rPr>
-              <w:t xml:space="preserve">X. Parametri za Upravni odbor i provjere</w:t>
-            </w:r>
-          </w:p>
-        </w:tc>
-        <w:tc>
-          <w:tcPr>
-            <w:tcW w:type="dxa" w:w="4953"/>
-            <w:shd w:fill="E3EBED" w:color="auto" w:val="clear"/>
-            <w:tcMar>
-              <w:top w:type="dxa" w:w="80"/>
-              <w:left w:type="dxa" w:w="100"/>
-              <w:bottom w:type="dxa" w:w="80"/>
-              <w:right w:type="dxa" w:w="100"/>
-            </w:tcMar>
-          </w:tcPr>
-          <w:p>
-            <w:r>
-              <w:rPr>
-                <w:rFonts w:ascii="Arial" w:cs="Arial" w:eastAsia="Arial" w:hAnsi="Arial"/>
-                <w:b/>
-                <w:bCs/>
-                <w:color w:val="0E3A46"/>
-                <w:sz w:val="22"/>
-                <w:szCs w:val="22"/>
-              </w:rPr>
-              <w:t xml:space="preserve">Parameters for the Board and checks</w:t>
-            </w:r>
-          </w:p>
-        </w:tc>
-      </w:tr>
-      <w:tr>
-        <w:tc>
-          <w:tcPr>
-            <w:tcW w:type="dxa" w:w="9906"/>
-            <w:gridSpan w:val="2"/>
-            <w:tcMar>
-              <w:top w:type="dxa" w:w="80"/>
-              <w:left w:type="dxa" w:w="100"/>
-              <w:bottom w:type="dxa" w:w="80"/>
-              <w:right w:type="dxa" w:w="100"/>
-            </w:tcMar>
-          </w:tcPr>
-          <w:p>
-            <w:pPr>
-              <w:spacing w:after="100"/>
-            </w:pPr>
-            <w:r>
-              <w:rPr>
-                <w:rFonts w:ascii="Arial" w:cs="Arial" w:eastAsia="Arial" w:hAnsi="Arial"/>
-                <w:sz w:val="18"/>
-                <w:szCs w:val="18"/>
-              </w:rPr>
-              <w:t xml:space="preserve">Suggested starting values, each a single line to change:</w:t>
-            </w:r>
-          </w:p>
-        </w:tc>
-      </w:tr>
-      <w:tr>
-        <w:tc>
-          <w:tcPr>
-            <w:tcW w:type="dxa" w:w="9906"/>
-            <w:gridSpan w:val="2"/>
-            <w:tcMar>
-              <w:top w:type="dxa" w:w="80"/>
-              <w:left w:type="dxa" w:w="100"/>
-              <w:bottom w:type="dxa" w:w="80"/>
-              <w:right w:type="dxa" w:w="100"/>
-            </w:tcMar>
-          </w:tcPr>
-          <w:tbl>
-            <w:tblPr>
-              <w:tblW w:type="dxa" w:w="9706"/>
-              <w:tblBorders>
-                <w:top w:val="single" w:color="C9D3D7" w:sz="4"/>
-                <w:left w:val="single" w:color="C9D3D7" w:sz="4"/>
-                <w:bottom w:val="single" w:color="C9D3D7" w:sz="4"/>
-                <w:right w:val="single" w:color="C9D3D7" w:sz="4"/>
-                <w:insideH w:val="single" w:color="C9D3D7" w:sz="4"/>
-                <w:insideV w:val="single" w:color="C9D3D7" w:sz="4"/>
-              </w:tblBorders>
-            </w:tblPr>
-            <w:tblGrid>
-              <w:gridCol w:w="3235"/>
-              <w:gridCol w:w="3235"/>
-              <w:gridCol w:w="3235"/>
-            </w:tblGrid>
-            <w:tr>
-              <w:trPr>
-                <w:tblHeader/>
-              </w:trPr>
-              <w:tc>
-                <w:tcPr>
-                  <w:tcW w:type="dxa" w:w="3235"/>
-                  <w:shd w:fill="E3EBED" w:color="auto" w:val="clear"/>
-                  <w:tcMar>
-                    <w:top w:type="dxa" w:w="40"/>
-                    <w:left w:type="dxa" w:w="60"/>
-                    <w:bottom w:type="dxa" w:w="40"/>
-                    <w:right w:type="dxa" w:w="60"/>
-                  </w:tcMar>
-                </w:tcPr>
-                <w:p>
-                  <w:r>
-                    <w:rPr>
-                      <w:rFonts w:ascii="Arial" w:cs="Arial" w:eastAsia="Arial" w:hAnsi="Arial"/>
-                      <w:b/>
-                      <w:bCs/>
-                      <w:sz w:val="16"/>
-                      <w:szCs w:val="16"/>
-                    </w:rPr>
-                    <w:t xml:space="preserve">Parameter</w:t>
-                  </w:r>
-                </w:p>
-              </w:tc>
-              <w:tc>
-                <w:tcPr>
-                  <w:tcW w:type="dxa" w:w="3235"/>
-                  <w:shd w:fill="E3EBED" w:color="auto" w:val="clear"/>
-                  <w:tcMar>
-                    <w:top w:type="dxa" w:w="40"/>
-                    <w:left w:type="dxa" w:w="60"/>
-                    <w:bottom w:type="dxa" w:w="40"/>
-                    <w:right w:type="dxa" w:w="60"/>
-                  </w:tcMar>
-                </w:tcPr>
-                <w:p>
-                  <w:r>
-                    <w:rPr>
-                      <w:rFonts w:ascii="Arial" w:cs="Arial" w:eastAsia="Arial" w:hAnsi="Arial"/>
-                      <w:b/>
-                      <w:bCs/>
-                      <w:sz w:val="16"/>
-                      <w:szCs w:val="16"/>
-                    </w:rPr>
-                    <w:t xml:space="preserve">Suggested</w:t>
-                  </w:r>
-                </w:p>
-              </w:tc>
-              <w:tc>
-                <w:tcPr>
-                  <w:tcW w:type="dxa" w:w="3235"/>
-                  <w:shd w:fill="E3EBED" w:color="auto" w:val="clear"/>
-                  <w:tcMar>
-                    <w:top w:type="dxa" w:w="40"/>
-                    <w:left w:type="dxa" w:w="60"/>
-                    <w:bottom w:type="dxa" w:w="40"/>
-                    <w:right w:type="dxa" w:w="60"/>
-                  </w:tcMar>
-                </w:tcPr>
-                <w:p>
-                  <w:r>
-                    <w:rPr>
-                      <w:rFonts w:ascii="Arial" w:cs="Arial" w:eastAsia="Arial" w:hAnsi="Arial"/>
-                      <w:b/>
-                      <w:bCs/>
-                      <w:sz w:val="16"/>
-                      <w:szCs w:val="16"/>
-                    </w:rPr>
-                    <w:t xml:space="preserve">Where</w:t>
-                  </w:r>
-                </w:p>
-              </w:tc>
-            </w:tr>
-            <w:tr>
-              <w:trPr>
-                <w:tblHeader w:val="false"/>
-              </w:trPr>
-              <w:tc>
-                <w:tcPr>
-                  <w:tcW w:type="dxa" w:w="3235"/>
-                  <w:tcMar>
-                    <w:top w:type="dxa" w:w="40"/>
-                    <w:left w:type="dxa" w:w="60"/>
-                    <w:bottom w:type="dxa" w:w="40"/>
-                    <w:right w:type="dxa" w:w="60"/>
-                  </w:tcMar>
-                </w:tcPr>
-                <w:p>
-                  <w:r>
-                    <w:rPr>
-                      <w:rFonts w:ascii="Arial" w:cs="Arial" w:eastAsia="Arial" w:hAnsi="Arial"/>
-                      <w:b w:val="false"/>
-                      <w:bCs w:val="false"/>
-                      <w:sz w:val="16"/>
-                      <w:szCs w:val="16"/>
-                    </w:rPr>
-                    <w:t xml:space="preserve">Annual plan deadline / Rok za godišnji plan</w:t>
-                  </w:r>
-                </w:p>
-              </w:tc>
-              <w:tc>
-                <w:tcPr>
-                  <w:tcW w:type="dxa" w:w="3235"/>
-                  <w:tcMar>
-                    <w:top w:type="dxa" w:w="40"/>
-                    <w:left w:type="dxa" w:w="60"/>
-                    <w:bottom w:type="dxa" w:w="40"/>
-                    <w:right w:type="dxa" w:w="60"/>
-                  </w:tcMar>
-                </w:tcPr>
-                <w:p>
-                  <w:r>
-                    <w:rPr>
-                      <w:rFonts w:ascii="Arial" w:cs="Arial" w:eastAsia="Arial" w:hAnsi="Arial"/>
-                      <w:b w:val="false"/>
-                      <w:bCs w:val="false"/>
-                      <w:sz w:val="16"/>
-                      <w:szCs w:val="16"/>
-                    </w:rPr>
-                    <w:t xml:space="preserve">31 October</w:t>
-                  </w:r>
-                </w:p>
-              </w:tc>
-              <w:tc>
-                <w:tcPr>
-                  <w:tcW w:type="dxa" w:w="3235"/>
-                  <w:tcMar>
-                    <w:top w:type="dxa" w:w="40"/>
-                    <w:left w:type="dxa" w:w="60"/>
-                    <w:bottom w:type="dxa" w:w="40"/>
-                    <w:right w:type="dxa" w:w="60"/>
-                  </w:tcMar>
-                </w:tcPr>
-                <w:p>
-                  <w:r>
-                    <w:rPr>
-                      <w:rFonts w:ascii="Arial" w:cs="Arial" w:eastAsia="Arial" w:hAnsi="Arial"/>
-                      <w:b w:val="false"/>
-                      <w:bCs w:val="false"/>
-                      <w:sz w:val="16"/>
-                      <w:szCs w:val="16"/>
-                    </w:rPr>
-                    <w:t xml:space="preserve">Art. 10</w:t>
-                  </w:r>
-                </w:p>
-              </w:tc>
-            </w:tr>
-            <w:tr>
-              <w:trPr>
-                <w:tblHeader w:val="false"/>
-              </w:trPr>
-              <w:tc>
-                <w:tcPr>
-                  <w:tcW w:type="dxa" w:w="3235"/>
-                  <w:tcMar>
-                    <w:top w:type="dxa" w:w="40"/>
-                    <w:left w:type="dxa" w:w="60"/>
-                    <w:bottom w:type="dxa" w:w="40"/>
-                    <w:right w:type="dxa" w:w="60"/>
-                  </w:tcMar>
-                </w:tcPr>
-                <w:p>
-                  <w:r>
-                    <w:rPr>
-                      <w:rFonts w:ascii="Arial" w:cs="Arial" w:eastAsia="Arial" w:hAnsi="Arial"/>
-                      <w:b w:val="false"/>
-                      <w:bCs w:val="false"/>
-                      <w:sz w:val="16"/>
-                      <w:szCs w:val="16"/>
-                    </w:rPr>
-                    <w:t xml:space="preserve">Event notice / Najava događaja</w:t>
-                  </w:r>
-                </w:p>
-              </w:tc>
-              <w:tc>
-                <w:tcPr>
-                  <w:tcW w:type="dxa" w:w="3235"/>
-                  <w:tcMar>
-                    <w:top w:type="dxa" w:w="40"/>
-                    <w:left w:type="dxa" w:w="60"/>
-                    <w:bottom w:type="dxa" w:w="40"/>
-                    <w:right w:type="dxa" w:w="60"/>
-                  </w:tcMar>
-                </w:tcPr>
-                <w:p>
-                  <w:r>
-                    <w:rPr>
-                      <w:rFonts w:ascii="Arial" w:cs="Arial" w:eastAsia="Arial" w:hAnsi="Arial"/>
-                      <w:b w:val="false"/>
-                      <w:bCs w:val="false"/>
-                      <w:sz w:val="16"/>
-                      <w:szCs w:val="16"/>
-                    </w:rPr>
-                    <w:t xml:space="preserve">60 days</w:t>
-                  </w:r>
-                </w:p>
-              </w:tc>
-              <w:tc>
-                <w:tcPr>
-                  <w:tcW w:type="dxa" w:w="3235"/>
-                  <w:tcMar>
-                    <w:top w:type="dxa" w:w="40"/>
-                    <w:left w:type="dxa" w:w="60"/>
-                    <w:bottom w:type="dxa" w:w="40"/>
-                    <w:right w:type="dxa" w:w="60"/>
-                  </w:tcMar>
-                </w:tcPr>
-                <w:p>
-                  <w:r>
-                    <w:rPr>
-                      <w:rFonts w:ascii="Arial" w:cs="Arial" w:eastAsia="Arial" w:hAnsi="Arial"/>
-                      <w:b w:val="false"/>
-                      <w:bCs w:val="false"/>
-                      <w:sz w:val="16"/>
-                      <w:szCs w:val="16"/>
-                    </w:rPr>
-                    <w:t xml:space="preserve">Art. 11</w:t>
-                  </w:r>
-                </w:p>
-              </w:tc>
-            </w:tr>
-            <w:tr>
-              <w:trPr>
-                <w:tblHeader w:val="false"/>
-              </w:trPr>
-              <w:tc>
-                <w:tcPr>
-                  <w:tcW w:type="dxa" w:w="3235"/>
-                  <w:tcMar>
-                    <w:top w:type="dxa" w:w="40"/>
-                    <w:left w:type="dxa" w:w="60"/>
-                    <w:bottom w:type="dxa" w:w="40"/>
-                    <w:right w:type="dxa" w:w="60"/>
-                  </w:tcMar>
-                </w:tcPr>
-                <w:p>
-                  <w:r>
-                    <w:rPr>
-                      <w:rFonts w:ascii="Arial" w:cs="Arial" w:eastAsia="Arial" w:hAnsi="Arial"/>
-                      <w:b w:val="false"/>
-                      <w:bCs w:val="false"/>
-                      <w:sz w:val="16"/>
-                      <w:szCs w:val="16"/>
-                    </w:rPr>
-                    <w:t xml:space="preserve">Complete file / Kompletna dokumentacija</w:t>
-                  </w:r>
-                </w:p>
-              </w:tc>
-              <w:tc>
-                <w:tcPr>
-                  <w:tcW w:type="dxa" w:w="3235"/>
-                  <w:tcMar>
-                    <w:top w:type="dxa" w:w="40"/>
-                    <w:left w:type="dxa" w:w="60"/>
-                    <w:bottom w:type="dxa" w:w="40"/>
-                    <w:right w:type="dxa" w:w="60"/>
-                  </w:tcMar>
-                </w:tcPr>
-                <w:p>
-                  <w:r>
-                    <w:rPr>
-                      <w:rFonts w:ascii="Arial" w:cs="Arial" w:eastAsia="Arial" w:hAnsi="Arial"/>
-                      <w:b w:val="false"/>
-                      <w:bCs w:val="false"/>
-                      <w:sz w:val="16"/>
-                      <w:szCs w:val="16"/>
-                    </w:rPr>
-                    <w:t xml:space="preserve">30 days</w:t>
-                  </w:r>
-                </w:p>
-              </w:tc>
-              <w:tc>
-                <w:tcPr>
-                  <w:tcW w:type="dxa" w:w="3235"/>
-                  <w:tcMar>
-                    <w:top w:type="dxa" w:w="40"/>
-                    <w:left w:type="dxa" w:w="60"/>
-                    <w:bottom w:type="dxa" w:w="40"/>
-                    <w:right w:type="dxa" w:w="60"/>
-                  </w:tcMar>
-                </w:tcPr>
-                <w:p>
-                  <w:r>
-                    <w:rPr>
-                      <w:rFonts w:ascii="Arial" w:cs="Arial" w:eastAsia="Arial" w:hAnsi="Arial"/>
-                      <w:b w:val="false"/>
-                      <w:bCs w:val="false"/>
-                      <w:sz w:val="16"/>
-                      <w:szCs w:val="16"/>
-                    </w:rPr>
-                    <w:t xml:space="preserve">Art. 11</w:t>
-                  </w:r>
-                </w:p>
-              </w:tc>
-            </w:tr>
-            <w:tr>
-              <w:trPr>
-                <w:tblHeader w:val="false"/>
-              </w:trPr>
-              <w:tc>
-                <w:tcPr>
-                  <w:tcW w:type="dxa" w:w="3235"/>
-                  <w:tcMar>
-                    <w:top w:type="dxa" w:w="40"/>
-                    <w:left w:type="dxa" w:w="60"/>
-                    <w:bottom w:type="dxa" w:w="40"/>
-                    <w:right w:type="dxa" w:w="60"/>
-                  </w:tcMar>
-                </w:tcPr>
-                <w:p>
-                  <w:r>
-                    <w:rPr>
-                      <w:rFonts w:ascii="Arial" w:cs="Arial" w:eastAsia="Arial" w:hAnsi="Arial"/>
-                      <w:b w:val="false"/>
-                      <w:bCs w:val="false"/>
-                      <w:sz w:val="16"/>
-                      <w:szCs w:val="16"/>
-                    </w:rPr>
-                    <w:t xml:space="preserve">Participant threshold for national sign-off / Prag za nacionalnu saglasnost</w:t>
-                  </w:r>
-                </w:p>
-              </w:tc>
-              <w:tc>
-                <w:tcPr>
-                  <w:tcW w:type="dxa" w:w="3235"/>
-                  <w:tcMar>
-                    <w:top w:type="dxa" w:w="40"/>
-                    <w:left w:type="dxa" w:w="60"/>
-                    <w:bottom w:type="dxa" w:w="40"/>
-                    <w:right w:type="dxa" w:w="60"/>
-                  </w:tcMar>
-                </w:tcPr>
-                <w:p>
-                  <w:r>
-                    <w:rPr>
-                      <w:rFonts w:ascii="Arial" w:cs="Arial" w:eastAsia="Arial" w:hAnsi="Arial"/>
-                      <w:b w:val="false"/>
-                      <w:bCs w:val="false"/>
-                      <w:sz w:val="16"/>
-                      <w:szCs w:val="16"/>
-                    </w:rPr>
-                    <w:t xml:space="preserve">200 participants</w:t>
-                  </w:r>
-                </w:p>
-              </w:tc>
-              <w:tc>
-                <w:tcPr>
-                  <w:tcW w:type="dxa" w:w="3235"/>
-                  <w:tcMar>
-                    <w:top w:type="dxa" w:w="40"/>
-                    <w:left w:type="dxa" w:w="60"/>
-                    <w:bottom w:type="dxa" w:w="40"/>
-                    <w:right w:type="dxa" w:w="60"/>
-                  </w:tcMar>
-                </w:tcPr>
-                <w:p>
-                  <w:r>
-                    <w:rPr>
-                      <w:rFonts w:ascii="Arial" w:cs="Arial" w:eastAsia="Arial" w:hAnsi="Arial"/>
-                      <w:b w:val="false"/>
-                      <w:bCs w:val="false"/>
-                      <w:sz w:val="16"/>
-                      <w:szCs w:val="16"/>
-                    </w:rPr>
-                    <w:t xml:space="preserve">Art. 11</w:t>
-                  </w:r>
-                </w:p>
-              </w:tc>
-            </w:tr>
-            <w:tr>
-              <w:trPr>
-                <w:tblHeader w:val="false"/>
-              </w:trPr>
-              <w:tc>
-                <w:tcPr>
-                  <w:tcW w:type="dxa" w:w="3235"/>
-                  <w:tcMar>
-                    <w:top w:type="dxa" w:w="40"/>
-                    <w:left w:type="dxa" w:w="60"/>
-                    <w:bottom w:type="dxa" w:w="40"/>
-                    <w:right w:type="dxa" w:w="60"/>
-                  </w:tcMar>
-                </w:tcPr>
-                <w:p>
-                  <w:r>
-                    <w:rPr>
-                      <w:rFonts w:ascii="Arial" w:cs="Arial" w:eastAsia="Arial" w:hAnsi="Arial"/>
-                      <w:b w:val="false"/>
-                      <w:bCs w:val="false"/>
-                      <w:sz w:val="16"/>
-                      <w:szCs w:val="16"/>
-                    </w:rPr>
-                    <w:t xml:space="preserve">Expense needing Director approval / Trošak uz odobrenje direktora</w:t>
-                  </w:r>
-                </w:p>
-              </w:tc>
-              <w:tc>
-                <w:tcPr>
-                  <w:tcW w:type="dxa" w:w="3235"/>
-                  <w:tcMar>
-                    <w:top w:type="dxa" w:w="40"/>
-                    <w:left w:type="dxa" w:w="60"/>
-                    <w:bottom w:type="dxa" w:w="40"/>
-                    <w:right w:type="dxa" w:w="60"/>
-                  </w:tcMar>
-                </w:tcPr>
-                <w:p>
-                  <w:r>
-                    <w:rPr>
-                      <w:rFonts w:ascii="Arial" w:cs="Arial" w:eastAsia="Arial" w:hAnsi="Arial"/>
-                      <w:b w:val="false"/>
-                      <w:bCs w:val="false"/>
-                      <w:sz w:val="16"/>
-                      <w:szCs w:val="16"/>
-                    </w:rPr>
-                    <w:t xml:space="preserve">300 EUR per item</w:t>
-                  </w:r>
-                </w:p>
-              </w:tc>
-              <w:tc>
-                <w:tcPr>
-                  <w:tcW w:type="dxa" w:w="3235"/>
-                  <w:tcMar>
-                    <w:top w:type="dxa" w:w="40"/>
-                    <w:left w:type="dxa" w:w="60"/>
-                    <w:bottom w:type="dxa" w:w="40"/>
-                    <w:right w:type="dxa" w:w="60"/>
-                  </w:tcMar>
-                </w:tcPr>
-                <w:p>
-                  <w:r>
-                    <w:rPr>
-                      <w:rFonts w:ascii="Arial" w:cs="Arial" w:eastAsia="Arial" w:hAnsi="Arial"/>
-                      <w:b w:val="false"/>
-                      <w:bCs w:val="false"/>
-                      <w:sz w:val="16"/>
-                      <w:szCs w:val="16"/>
-                    </w:rPr>
-                    <w:t xml:space="preserve">Art. 14</w:t>
-                  </w:r>
-                </w:p>
-              </w:tc>
-            </w:tr>
-            <w:tr>
-              <w:trPr>
-                <w:tblHeader w:val="false"/>
-              </w:trPr>
-              <w:tc>
-                <w:tcPr>
-                  <w:tcW w:type="dxa" w:w="3235"/>
-                  <w:tcMar>
-                    <w:top w:type="dxa" w:w="40"/>
-                    <w:left w:type="dxa" w:w="60"/>
-                    <w:bottom w:type="dxa" w:w="40"/>
-                    <w:right w:type="dxa" w:w="60"/>
-                  </w:tcMar>
-                </w:tcPr>
-                <w:p>
-                  <w:r>
-                    <w:rPr>
-                      <w:rFonts w:ascii="Arial" w:cs="Arial" w:eastAsia="Arial" w:hAnsi="Arial"/>
-                      <w:b w:val="false"/>
-                      <w:bCs w:val="false"/>
-                      <w:sz w:val="16"/>
-                      <w:szCs w:val="16"/>
-                    </w:rPr>
-                    <w:t xml:space="preserve">Petty cash / Sitni troškovi u gotovini</w:t>
-                  </w:r>
-                </w:p>
-              </w:tc>
-              <w:tc>
-                <w:tcPr>
-                  <w:tcW w:type="dxa" w:w="3235"/>
-                  <w:tcMar>
-                    <w:top w:type="dxa" w:w="40"/>
-                    <w:left w:type="dxa" w:w="60"/>
-                    <w:bottom w:type="dxa" w:w="40"/>
-                    <w:right w:type="dxa" w:w="60"/>
-                  </w:tcMar>
-                </w:tcPr>
-                <w:p>
-                  <w:r>
-                    <w:rPr>
-                      <w:rFonts w:ascii="Arial" w:cs="Arial" w:eastAsia="Arial" w:hAnsi="Arial"/>
-                      <w:b w:val="false"/>
-                      <w:bCs w:val="false"/>
-                      <w:sz w:val="16"/>
-                      <w:szCs w:val="16"/>
-                    </w:rPr>
-                    <w:t xml:space="preserve">200 EUR</w:t>
-                  </w:r>
-                </w:p>
-              </w:tc>
-              <w:tc>
-                <w:tcPr>
-                  <w:tcW w:type="dxa" w:w="3235"/>
-                  <w:tcMar>
-                    <w:top w:type="dxa" w:w="40"/>
-                    <w:left w:type="dxa" w:w="60"/>
-                    <w:bottom w:type="dxa" w:w="40"/>
-                    <w:right w:type="dxa" w:w="60"/>
-                  </w:tcMar>
-                </w:tcPr>
-                <w:p>
-                  <w:r>
-                    <w:rPr>
-                      <w:rFonts w:ascii="Arial" w:cs="Arial" w:eastAsia="Arial" w:hAnsi="Arial"/>
-                      <w:b w:val="false"/>
-                      <w:bCs w:val="false"/>
-                      <w:sz w:val="16"/>
-                      <w:szCs w:val="16"/>
-                    </w:rPr>
-                    <w:t xml:space="preserve">Art. 14</w:t>
-                  </w:r>
-                </w:p>
-              </w:tc>
-            </w:tr>
-            <w:tr>
-              <w:trPr>
-                <w:tblHeader w:val="false"/>
-              </w:trPr>
-              <w:tc>
-                <w:tcPr>
-                  <w:tcW w:type="dxa" w:w="3235"/>
-                  <w:tcMar>
-                    <w:top w:type="dxa" w:w="40"/>
-                    <w:left w:type="dxa" w:w="60"/>
-                    <w:bottom w:type="dxa" w:w="40"/>
-                    <w:right w:type="dxa" w:w="60"/>
-                  </w:tcMar>
-                </w:tcPr>
-                <w:p>
-                  <w:r>
-                    <w:rPr>
-                      <w:rFonts w:ascii="Arial" w:cs="Arial" w:eastAsia="Arial" w:hAnsi="Arial"/>
-                      <w:b w:val="false"/>
-                      <w:bCs w:val="false"/>
-                      <w:sz w:val="16"/>
-                      <w:szCs w:val="16"/>
-                    </w:rPr>
-                    <w:t xml:space="preserve">Split local / national / solidarity</w:t>
-                  </w:r>
-                </w:p>
-              </w:tc>
-              <w:tc>
-                <w:tcPr>
-                  <w:tcW w:type="dxa" w:w="3235"/>
-                  <w:tcMar>
-                    <w:top w:type="dxa" w:w="40"/>
-                    <w:left w:type="dxa" w:w="60"/>
-                    <w:bottom w:type="dxa" w:w="40"/>
-                    <w:right w:type="dxa" w:w="60"/>
-                  </w:tcMar>
-                </w:tcPr>
-                <w:p>
-                  <w:r>
-                    <w:rPr>
-                      <w:rFonts w:ascii="Arial" w:cs="Arial" w:eastAsia="Arial" w:hAnsi="Arial"/>
-                      <w:b w:val="false"/>
-                      <w:bCs w:val="false"/>
-                      <w:sz w:val="16"/>
-                      <w:szCs w:val="16"/>
-                    </w:rPr>
-                    <w:t xml:space="preserve">70 / 20 / 10 (team guide)</w:t>
-                  </w:r>
-                </w:p>
-              </w:tc>
-              <w:tc>
-                <w:tcPr>
-                  <w:tcW w:type="dxa" w:w="3235"/>
-                  <w:tcMar>
-                    <w:top w:type="dxa" w:w="40"/>
-                    <w:left w:type="dxa" w:w="60"/>
-                    <w:bottom w:type="dxa" w:w="40"/>
-                    <w:right w:type="dxa" w:w="60"/>
-                  </w:tcMar>
-                </w:tcPr>
-                <w:p>
-                  <w:r>
-                    <w:rPr>
-                      <w:rFonts w:ascii="Arial" w:cs="Arial" w:eastAsia="Arial" w:hAnsi="Arial"/>
-                      <w:b w:val="false"/>
-                      <w:bCs w:val="false"/>
-                      <w:sz w:val="16"/>
-                      <w:szCs w:val="16"/>
-                    </w:rPr>
-                    <w:t xml:space="preserve">Art. 16</w:t>
-                  </w:r>
-                </w:p>
-              </w:tc>
-            </w:tr>
-            <w:tr>
-              <w:trPr>
-                <w:tblHeader w:val="false"/>
-              </w:trPr>
-              <w:tc>
-                <w:tcPr>
-                  <w:tcW w:type="dxa" w:w="3235"/>
-                  <w:tcMar>
-                    <w:top w:type="dxa" w:w="40"/>
-                    <w:left w:type="dxa" w:w="60"/>
-                    <w:bottom w:type="dxa" w:w="40"/>
-                    <w:right w:type="dxa" w:w="60"/>
-                  </w:tcMar>
-                </w:tcPr>
-                <w:p>
-                  <w:r>
-                    <w:rPr>
-                      <w:rFonts w:ascii="Arial" w:cs="Arial" w:eastAsia="Arial" w:hAnsi="Arial"/>
-                      <w:b w:val="false"/>
-                      <w:bCs w:val="false"/>
-                      <w:sz w:val="16"/>
-                      <w:szCs w:val="16"/>
-                    </w:rPr>
-                    <w:t xml:space="preserve">Annual report deadline / Rok za godišnji izvještaj</w:t>
-                  </w:r>
-                </w:p>
-              </w:tc>
-              <w:tc>
-                <w:tcPr>
-                  <w:tcW w:type="dxa" w:w="3235"/>
-                  <w:tcMar>
-                    <w:top w:type="dxa" w:w="40"/>
-                    <w:left w:type="dxa" w:w="60"/>
-                    <w:bottom w:type="dxa" w:w="40"/>
-                    <w:right w:type="dxa" w:w="60"/>
-                  </w:tcMar>
-                </w:tcPr>
-                <w:p>
-                  <w:r>
-                    <w:rPr>
-                      <w:rFonts w:ascii="Arial" w:cs="Arial" w:eastAsia="Arial" w:hAnsi="Arial"/>
-                      <w:b w:val="false"/>
-                      <w:bCs w:val="false"/>
-                      <w:sz w:val="16"/>
-                      <w:szCs w:val="16"/>
-                    </w:rPr>
-                    <w:t xml:space="preserve">31 January</w:t>
-                  </w:r>
-                </w:p>
-              </w:tc>
-              <w:tc>
-                <w:tcPr>
-                  <w:tcW w:type="dxa" w:w="3235"/>
-                  <w:tcMar>
-                    <w:top w:type="dxa" w:w="40"/>
-                    <w:left w:type="dxa" w:w="60"/>
-                    <w:bottom w:type="dxa" w:w="40"/>
-                    <w:right w:type="dxa" w:w="60"/>
-                  </w:tcMar>
-                </w:tcPr>
-                <w:p>
-                  <w:r>
-                    <w:rPr>
-                      <w:rFonts w:ascii="Arial" w:cs="Arial" w:eastAsia="Arial" w:hAnsi="Arial"/>
-                      <w:b w:val="false"/>
-                      <w:bCs w:val="false"/>
-                      <w:sz w:val="16"/>
-                      <w:szCs w:val="16"/>
-                    </w:rPr>
-                    <w:t xml:space="preserve">Art. 19</w:t>
-                  </w:r>
-                </w:p>
-              </w:tc>
-            </w:tr>
-          </w:tbl>
-          <w:p/>
-        </w:tc>
-      </w:tr>
-      <w:tr>
-        <w:tc>
-          <w:tcPr>
-            <w:tcW w:type="dxa" w:w="9906"/>
-            <w:gridSpan w:val="2"/>
-            <w:tcMar>
-              <w:top w:type="dxa" w:w="80"/>
-              <w:left w:type="dxa" w:w="100"/>
-              <w:bottom w:type="dxa" w:w="80"/>
-              <w:right w:type="dxa" w:w="100"/>
-            </w:tcMar>
-          </w:tcPr>
-          <w:p>
-            <w:pPr>
-              <w:spacing w:after="100"/>
-            </w:pPr>
-            <w:r>
-              <w:rPr>
-                <w:rFonts w:ascii="Arial" w:cs="Arial" w:eastAsia="Arial" w:hAnsi="Arial"/>
-                <w:b/>
-                <w:bCs/>
-                <w:sz w:val="18"/>
-                <w:szCs w:val="18"/>
-              </w:rPr>
-              <w:t xml:space="preserve">CHECK with the accountant:</w:t>
-            </w:r>
-            <w:r>
-              <w:rPr>
-                <w:rFonts w:ascii="Arial" w:cs="Arial" w:eastAsia="Arial" w:hAnsi="Arial"/>
-                <w:sz w:val="18"/>
-                <w:szCs w:val="18"/>
-              </w:rPr>
-              <w:t xml:space="preserve"> cash receipt books and deposit references against Montenegrin bookkeeping rules; whether in-kind gifts must be valued and booked; how the per-chapter split is recorded in the books. </w:t>
-            </w:r>
-            <w:r>
-              <w:rPr>
-                <w:rFonts w:ascii="Arial" w:cs="Arial" w:eastAsia="Arial" w:hAnsi="Arial"/>
-                <w:b/>
-                <w:bCs/>
-                <w:sz w:val="18"/>
-                <w:szCs w:val="18"/>
-              </w:rPr>
-              <w:t xml:space="preserve">CHECK with the lawyer:</w:t>
-            </w:r>
-            <w:r>
-              <w:rPr>
-                <w:rFonts w:ascii="Arial" w:cs="Arial" w:eastAsia="Arial" w:hAnsi="Arial"/>
-                <w:sz w:val="18"/>
-                <w:szCs w:val="18"/>
-              </w:rPr>
-              <w:t xml:space="preserve"> the Article 16 reconciliation between the published split and the 100 percent-of-donations rule; insurance wording so chapter events are covered; the Director's power to suspend an officer (Art. 22) against the Statute's dismissal rules. </w:t>
-            </w:r>
-            <w:r>
-              <w:rPr>
-                <w:rFonts w:ascii="Arial" w:cs="Arial" w:eastAsia="Arial" w:hAnsi="Arial"/>
-                <w:b/>
-                <w:bCs/>
-                <w:sz w:val="18"/>
-                <w:szCs w:val="18"/>
-              </w:rPr>
-              <w:t xml:space="preserve">CHECK with the insurer:</w:t>
-            </w:r>
-            <w:r>
-              <w:rPr>
-                <w:rFonts w:ascii="Arial" w:cs="Arial" w:eastAsia="Arial" w:hAnsi="Arial"/>
-                <w:sz w:val="18"/>
-                <w:szCs w:val="18"/>
-              </w:rPr>
-              <w:t xml:space="preserve"> conditions (lifeguards, medical cover, capacity) under which the policy covers water events.</w:t>
-            </w:r>
-          </w:p>
-          <w:p>
-            <w:pPr>
-              <w:spacing w:after="100"/>
-            </w:pPr>
-            <w:r>
-              <w:rPr>
-                <w:rFonts w:ascii="Arial" w:cs="Arial" w:eastAsia="Arial" w:hAnsi="Arial"/>
-                <w:b/>
-                <w:bCs/>
-                <w:sz w:val="18"/>
-                <w:szCs w:val="18"/>
-              </w:rPr>
-              <w:t xml:space="preserve">Platform notes.</w:t>
-            </w:r>
-            <w:r>
-              <w:rPr>
-                <w:rFonts w:ascii="Arial" w:cs="Arial" w:eastAsia="Arial" w:hAnsi="Arial"/>
-                <w:sz w:val="18"/>
-                <w:szCs w:val="18"/>
-              </w:rPr>
-              <w:t xml:space="preserve"> The chapters table already stores the split in basis points per chapter (</w:t>
-            </w:r>
-            <w:r>
-              <w:rPr>
-                <w:rFonts w:ascii="Courier New" w:cs="Courier New" w:eastAsia="Courier New" w:hAnsi="Courier New"/>
-                <w:sz w:val="18"/>
-                <w:szCs w:val="18"/>
-              </w:rPr>
-              <w:t xml:space="preserve">split_local_bp</w:t>
-            </w:r>
-            <w:r>
-              <w:rPr>
-                <w:rFonts w:ascii="Arial" w:cs="Arial" w:eastAsia="Arial" w:hAnsi="Arial"/>
-                <w:sz w:val="18"/>
-                <w:szCs w:val="18"/>
-              </w:rPr>
-              <w:t xml:space="preserve">, </w:t>
-            </w:r>
-            <w:r>
-              <w:rPr>
-                <w:rFonts w:ascii="Courier New" w:cs="Courier New" w:eastAsia="Courier New" w:hAnsi="Courier New"/>
-                <w:sz w:val="18"/>
-                <w:szCs w:val="18"/>
-              </w:rPr>
-              <w:t xml:space="preserve">split_national_bp</w:t>
-            </w:r>
-            <w:r>
-              <w:rPr>
-                <w:rFonts w:ascii="Arial" w:cs="Arial" w:eastAsia="Arial" w:hAnsi="Arial"/>
-                <w:sz w:val="18"/>
-                <w:szCs w:val="18"/>
-              </w:rPr>
-              <w:t xml:space="preserve">, </w:t>
-            </w:r>
-            <w:r>
-              <w:rPr>
-                <w:rFonts w:ascii="Courier New" w:cs="Courier New" w:eastAsia="Courier New" w:hAnsi="Courier New"/>
-                <w:sz w:val="18"/>
-                <w:szCs w:val="18"/>
-              </w:rPr>
-              <w:t xml:space="preserve">split_solidarity_bp</w:t>
-            </w:r>
-            <w:r>
-              <w:rPr>
-                <w:rFonts w:ascii="Arial" w:cs="Arial" w:eastAsia="Arial" w:hAnsi="Arial"/>
-                <w:sz w:val="18"/>
-                <w:szCs w:val="18"/>
-              </w:rPr>
-              <w:t xml:space="preserve">); the cash log with hand-in status and the volunteer register exist in the brief. Missing for these rules: a per-chapter event approval record with the Article 11 checklist, and a place to file event and quarterly reports. Both are later code changes.</w:t>
+                <w:sz w:val="18"/>
+                <w:szCs w:val="18"/>
+              </w:rPr>
+              <w:t xml:space="preserve">These rules take effect on the day of their adoption by the Board and are published to members on the association's platform. The Board reviews them at least once a year, on the Executive Director's report on the work of the chapters.</w:t>
             </w:r>
           </w:p>
         </w:tc>
@@ -5443,10 +6109,6 @@
     </w:sectPr>
   </w:body>
 </w:document>
-</file>
-
-<file path=word/comments.xml><?xml version="1.0" encoding="utf-8"?>
-<w:comments xmlns:cx="http://schemas.microsoft.com/office/drawing/2014/chartex" xmlns:cx1="http://schemas.microsoft.com/office/drawing/2015/9/8/chartex" xmlns:cx2="http://schemas.microsoft.com/office/drawing/2015/10/21/chartex" xmlns:cx3="http://schemas.microsoft.com/office/drawing/2016/5/9/chartex" xmlns:cx4="http://schemas.microsoft.com/office/drawing/2016/5/10/chartex" xmlns:cx5="http://schemas.microsoft.com/office/drawing/2016/5/11/chartex" xmlns:cx6="http://schemas.microsoft.com/office/drawing/2016/5/12/chartex" xmlns:cx7="http://schemas.microsoft.com/office/drawing/2016/5/13/chartex" xmlns:cx8="http://schemas.microsoft.com/office/drawing/2016/5/14/chartex" xmlns:mc="http://schemas.openxmlformats.org/markup-compatibility/2006" xmlns:aink="http://schemas.microsoft.com/office/drawing/2016/ink" xmlns:am3d="http://schemas.microsoft.com/office/drawing/2017/model3d" xmlns:o="urn:schemas-microsoft-com:office:office" xmlns:r="http://schemas.openxmlformats.org/officeDocument/2006/relationships" xmlns:m="http://schemas.openxmlformats.org/officeDocument/2006/math" xmlns:v="urn:schemas-microsoft-com:vml" xmlns:wp14="http://schemas.microsoft.com/office/word/2010/wordprocessingDrawing" xmlns:wp="http://schemas.openxmlformats.org/drawingml/2006/wordprocessingDrawing" xmlns:w10="urn:schemas-microsoft-com:office:word" xmlns:w="http://schemas.openxmlformats.org/wordprocessingml/2006/main" xmlns:w14="http://schemas.microsoft.com/office/word/2010/wordml" xmlns:w15="http://schemas.microsoft.com/office/word/2012/wordml" xmlns:w16cex="http://schemas.microsoft.com/office/word/2018/wordml/cex" xmlns:w16cid="http://schemas.microsoft.com/office/word/2016/wordml/cid" xmlns:w16="http://schemas.microsoft.com/office/word/2018/wordml" xmlns:w16sdtdh="http://schemas.microsoft.com/office/word/2020/wordml/sdtdatahash" xmlns:w16se="http://schemas.microsoft.com/office/word/2015/wordml/symex" xmlns:wpg="http://schemas.microsoft.com/office/word/2010/wordprocessingGroup" xmlns:wpi="http://schemas.microsoft.com/office/word/2010/wordprocessingInk" xmlns:wne="http://schemas.microsoft.com/office/word/2006/wordml" xmlns:wps="http://schemas.microsoft.com/office/word/2010/wordprocessingShape"/>
 </file>
 
 <file path=word/endnotes.xml><?xml version="1.0" encoding="utf-8"?>
@@ -5527,7 +6189,7 @@
 <w:numbering xmlns:wpc="http://schemas.microsoft.com/office/word/2010/wordprocessingCanvas" xmlns:mc="http://schemas.openxmlformats.org/markup-compatibility/2006" xmlns:o="urn:schemas-microsoft-com:office:office" xmlns:r="http://schemas.openxmlformats.org/officeDocument/2006/relationships" xmlns:m="http://schemas.openxmlformats.org/officeDocument/2006/math" xmlns:v="urn:schemas-microsoft-com:vml" xmlns:wp14="http://schemas.microsoft.com/office/word/2010/wordprocessingDrawing" xmlns:wp="http://schemas.openxmlformats.org/drawingml/2006/wordprocessingDrawing" xmlns:w10="urn:schemas-microsoft-com:office:word" xmlns:w="http://schemas.openxmlformats.org/wordprocessingml/2006/main" xmlns:w14="http://schemas.microsoft.com/office/word/2010/wordml" xmlns:w15="http://schemas.microsoft.com/office/word/2012/wordml" xmlns:wpg="http://schemas.microsoft.com/office/word/2010/wordprocessingGroup" xmlns:wpi="http://schemas.microsoft.com/office/word/2010/wordprocessingInk" xmlns:wne="http://schemas.microsoft.com/office/word/2006/wordml" xmlns:wps="http://schemas.microsoft.com/office/word/2010/wordprocessingShape" mc:Ignorable="w14 w15 wp14">
   <w:abstractNum w:abstractNumId="1" w15:restartNumberingAfterBreak="0">
     <w:multiLevelType w:val="hybridMultilevel"/>
-    <w:lvl w:ilvl="0" w15:tentative="1">
+    <w:lvl w:ilvl="0" w:tentative="1">
       <w:start w:val="1"/>
       <w:numFmt w:val="bullet"/>
       <w:lvlText w:val="●"/>
@@ -5536,7 +6198,7 @@
         <w:ind w:left="720" w:hanging="360"/>
       </w:pPr>
     </w:lvl>
-    <w:lvl w:ilvl="1" w15:tentative="1">
+    <w:lvl w:ilvl="1" w:tentative="1">
       <w:start w:val="1"/>
       <w:numFmt w:val="bullet"/>
       <w:lvlText w:val="○"/>
@@ -5545,7 +6207,7 @@
         <w:ind w:left="1440" w:hanging="360"/>
       </w:pPr>
     </w:lvl>
-    <w:lvl w:ilvl="2" w15:tentative="1">
+    <w:lvl w:ilvl="2" w:tentative="1">
       <w:start w:val="1"/>
       <w:numFmt w:val="bullet"/>
       <w:lvlText w:val="■"/>
@@ -5554,7 +6216,7 @@
         <w:ind w:left="2160" w:hanging="360"/>
       </w:pPr>
     </w:lvl>
-    <w:lvl w:ilvl="3" w15:tentative="1">
+    <w:lvl w:ilvl="3" w:tentative="1">
       <w:start w:val="1"/>
       <w:numFmt w:val="bullet"/>
       <w:lvlText w:val="●"/>
@@ -5563,7 +6225,7 @@
         <w:ind w:left="2880" w:hanging="360"/>
       </w:pPr>
     </w:lvl>
-    <w:lvl w:ilvl="4" w15:tentative="1">
+    <w:lvl w:ilvl="4" w:tentative="1">
       <w:start w:val="1"/>
       <w:numFmt w:val="bullet"/>
       <w:lvlText w:val="○"/>
@@ -5572,7 +6234,7 @@
         <w:ind w:left="3600" w:hanging="360"/>
       </w:pPr>
     </w:lvl>
-    <w:lvl w:ilvl="5" w15:tentative="1">
+    <w:lvl w:ilvl="5" w:tentative="1">
       <w:start w:val="1"/>
       <w:numFmt w:val="bullet"/>
       <w:lvlText w:val="■"/>
@@ -5581,7 +6243,7 @@
         <w:ind w:left="4320" w:hanging="360"/>
       </w:pPr>
     </w:lvl>
-    <w:lvl w:ilvl="6" w15:tentative="1">
+    <w:lvl w:ilvl="6" w:tentative="1">
       <w:start w:val="1"/>
       <w:numFmt w:val="bullet"/>
       <w:lvlText w:val="●"/>
@@ -5590,7 +6252,7 @@
         <w:ind w:left="5040" w:hanging="360"/>
       </w:pPr>
     </w:lvl>
-    <w:lvl w:ilvl="7" w15:tentative="1">
+    <w:lvl w:ilvl="7" w:tentative="1">
       <w:start w:val="1"/>
       <w:numFmt w:val="bullet"/>
       <w:lvlText w:val="●"/>
@@ -5599,7 +6261,7 @@
         <w:ind w:left="5760" w:hanging="360"/>
       </w:pPr>
     </w:lvl>
-    <w:lvl w:ilvl="8" w15:tentative="1">
+    <w:lvl w:ilvl="8" w:tentative="1">
       <w:start w:val="1"/>
       <w:numFmt w:val="bullet"/>
       <w:lvlText w:val="●"/>
@@ -5611,7 +6273,7 @@
   </w:abstractNum>
   <w:abstractNum w:abstractNumId="2" w15:restartNumberingAfterBreak="0">
     <w:multiLevelType w:val="hybridMultilevel"/>
-    <w:lvl w:ilvl="0" w15:tentative="1">
+    <w:lvl w:ilvl="0" w:tentative="1">
       <w:start w:val="1"/>
       <w:numFmt w:val="bullet"/>
       <w:lvlText w:val="•"/>
@@ -5623,7 +6285,7 @@
   </w:abstractNum>
   <w:abstractNum w:abstractNumId="3" w15:restartNumberingAfterBreak="0">
     <w:multiLevelType w:val="hybridMultilevel"/>
-    <w:lvl w:ilvl="0" w15:tentative="1">
+    <w:lvl w:ilvl="0" w:tentative="1">
       <w:start w:val="1"/>
       <w:numFmt w:val="decimal"/>
       <w:lvlText w:val="%1."/>
@@ -5675,6 +6337,42 @@
       <w:startOverride w:val="1"/>
     </w:lvlOverride>
   </w:num>
+  <w:num w:numId="8">
+    <w:abstractNumId w:val="3"/>
+    <w:lvlOverride w:ilvl="0">
+      <w:startOverride w:val="1"/>
+    </w:lvlOverride>
+  </w:num>
+  <w:num w:numId="9">
+    <w:abstractNumId w:val="3"/>
+    <w:lvlOverride w:ilvl="0">
+      <w:startOverride w:val="1"/>
+    </w:lvlOverride>
+  </w:num>
+  <w:num w:numId="10">
+    <w:abstractNumId w:val="3"/>
+    <w:lvlOverride w:ilvl="0">
+      <w:startOverride w:val="1"/>
+    </w:lvlOverride>
+  </w:num>
+  <w:num w:numId="11">
+    <w:abstractNumId w:val="3"/>
+    <w:lvlOverride w:ilvl="0">
+      <w:startOverride w:val="1"/>
+    </w:lvlOverride>
+  </w:num>
+  <w:num w:numId="12">
+    <w:abstractNumId w:val="3"/>
+    <w:lvlOverride w:ilvl="0">
+      <w:startOverride w:val="1"/>
+    </w:lvlOverride>
+  </w:num>
+  <w:num w:numId="13">
+    <w:abstractNumId w:val="3"/>
+    <w:lvlOverride w:ilvl="0">
+      <w:startOverride w:val="1"/>
+    </w:lvlOverride>
+  </w:num>
 </w:numbering>
 </file>
 
@@ -5690,37 +6388,9 @@
     </w:rPrDefault>
     <w:pPrDefault/>
   </w:docDefaults>
-  <w:style w:type="paragraph" w:styleId="Title">
-    <w:name w:val="Title"/>
-    <w:basedOn w:val="Normal"/>
-    <w:next w:val="Normal"/>
+  <w:style w:type="paragraph" w:styleId="Normal" w:default="1">
+    <w:name w:val="Normal"/>
     <w:qFormat/>
-    <w:rPr>
-      <w:sz w:val="56"/>
-      <w:szCs w:val="56"/>
-    </w:rPr>
-  </w:style>
-  <w:style w:type="paragraph" w:styleId="Heading1">
-    <w:name w:val="Heading 1"/>
-    <w:basedOn w:val="Normal"/>
-    <w:next w:val="Normal"/>
-    <w:qFormat/>
-    <w:rPr>
-      <w:color w:val="2E74B5"/>
-      <w:sz w:val="32"/>
-      <w:szCs w:val="32"/>
-    </w:rPr>
-  </w:style>
-  <w:style w:type="paragraph" w:styleId="Heading2">
-    <w:name w:val="Heading 2"/>
-    <w:basedOn w:val="Normal"/>
-    <w:next w:val="Normal"/>
-    <w:qFormat/>
-    <w:rPr>
-      <w:color w:val="2E74B5"/>
-      <w:sz w:val="26"/>
-      <w:szCs w:val="26"/>
-    </w:rPr>
   </w:style>
   <w:style w:type="paragraph" w:styleId="Heading3">
     <w:name w:val="Heading 3"/>
@@ -5913,4 +6583,294 @@
     </w:rPr>
   </w:style>
 </w:styles>
+</file>
+
+<file path=word/theme/theme1.xml><?xml version="1.0" encoding="utf-8"?>
+<a:theme xmlns:a="http://schemas.openxmlformats.org/drawingml/2006/main" name="Office Theme">
+  <a:themeElements>
+    <a:clrScheme name="Office">
+      <a:dk1>
+        <a:sysClr val="windowText" lastClr="000000"/>
+      </a:dk1>
+      <a:lt1>
+        <a:sysClr val="window" lastClr="FFFFFF"/>
+      </a:lt1>
+      <a:dk2>
+        <a:srgbClr val="44546A"/>
+      </a:dk2>
+      <a:lt2>
+        <a:srgbClr val="E7E6E6"/>
+      </a:lt2>
+      <a:accent1>
+        <a:srgbClr val="4472C4"/>
+      </a:accent1>
+      <a:accent2>
+        <a:srgbClr val="ED7D31"/>
+      </a:accent2>
+      <a:accent3>
+        <a:srgbClr val="A5A5A5"/>
+      </a:accent3>
+      <a:accent4>
+        <a:srgbClr val="FFC000"/>
+      </a:accent4>
+      <a:accent5>
+        <a:srgbClr val="5B9BD5"/>
+      </a:accent5>
+      <a:accent6>
+        <a:srgbClr val="70AD47"/>
+      </a:accent6>
+      <a:hlink>
+        <a:srgbClr val="0563C1"/>
+      </a:hlink>
+      <a:folHlink>
+        <a:srgbClr val="954F72"/>
+      </a:folHlink>
+    </a:clrScheme>
+    <a:fontScheme name="Office">
+      <a:majorFont>
+        <a:latin typeface="Calibri Light" panose="020F0302020204030204"/>
+        <a:ea typeface=""/>
+        <a:cs typeface=""/>
+        <a:font script="Jpan" typeface="游ゴシック Light"/>
+        <a:font script="Hang" typeface="맑은 고딕"/>
+        <a:font script="Hans" typeface="等线 Light"/>
+        <a:font script="Hant" typeface="新細明體"/>
+        <a:font script="Arab" typeface="Times New Roman"/>
+        <a:font script="Hebr" typeface="Times New Roman"/>
+        <a:font script="Thai" typeface="Angsana New"/>
+        <a:font script="Ethi" typeface="Nyala"/>
+        <a:font script="Beng" typeface="Vrinda"/>
+        <a:font script="Gujr" typeface="Shruti"/>
+        <a:font script="Khmr" typeface="MoolBoran"/>
+        <a:font script="Knda" typeface="Tunga"/>
+        <a:font script="Guru" typeface="Raavi"/>
+        <a:font script="Cans" typeface="Euphemia"/>
+        <a:font script="Cher" typeface="Plantagenet Cherokee"/>
+        <a:font script="Yiii" typeface="Microsoft Yi Baiti"/>
+        <a:font script="Tibt" typeface="Microsoft Himalaya"/>
+        <a:font script="Thaa" typeface="MV Boli"/>
+        <a:font script="Deva" typeface="Mangal"/>
+        <a:font script="Telu" typeface="Gautami"/>
+        <a:font script="Taml" typeface="Latha"/>
+        <a:font script="Syrc" typeface="Estrangelo Edessa"/>
+        <a:font script="Orya" typeface="Kalinga"/>
+        <a:font script="Mlym" typeface="Kartika"/>
+        <a:font script="Laoo" typeface="DokChampa"/>
+        <a:font script="Sinh" typeface="Iskoola Pota"/>
+        <a:font script="Mong" typeface="Mongolian Baiti"/>
+        <a:font script="Viet" typeface="Times New Roman"/>
+        <a:font script="Uigh" typeface="Microsoft Uighur"/>
+        <a:font script="Geor" typeface="Sylfaen"/>
+        <a:font script="Armn" typeface="Arial"/>
+        <a:font script="Bugi" typeface="Leelawadee UI"/>
+        <a:font script="Bopo" typeface="Microsoft JhengHei"/>
+        <a:font script="Java" typeface="Javanese Text"/>
+        <a:font script="Lisu" typeface="Segoe UI"/>
+        <a:font script="Mymr" typeface="Myanmar Text"/>
+        <a:font script="Nkoo" typeface="Ebrima"/>
+        <a:font script="Olck" typeface="Nirmala UI"/>
+        <a:font script="Osma" typeface="Ebrima"/>
+        <a:font script="Phag" typeface="Phagspa"/>
+        <a:font script="Syrn" typeface="Estrangelo Edessa"/>
+        <a:font script="Syrj" typeface="Estrangelo Edessa"/>
+        <a:font script="Syre" typeface="Estrangelo Edessa"/>
+        <a:font script="Sora" typeface="Nirmala UI"/>
+        <a:font script="Tale" typeface="Microsoft Tai Le"/>
+        <a:font script="Talu" typeface="Microsoft New Tai Lue"/>
+        <a:font script="Tfng" typeface="Ebrima"/>
+      </a:majorFont>
+      <a:minorFont>
+        <a:latin typeface="Calibri" panose="020F0502020204030204"/>
+        <a:ea typeface=""/>
+        <a:cs typeface=""/>
+        <a:font script="Jpan" typeface="游明朝"/>
+        <a:font script="Hang" typeface="맑은 고딕"/>
+        <a:font script="Hans" typeface="等线"/>
+        <a:font script="Hant" typeface="新細明體"/>
+        <a:font script="Arab" typeface="Arial"/>
+        <a:font script="Hebr" typeface="Arial"/>
+        <a:font script="Thai" typeface="Cordia New"/>
+        <a:font script="Ethi" typeface="Nyala"/>
+        <a:font script="Beng" typeface="Vrinda"/>
+        <a:font script="Gujr" typeface="Shruti"/>
+        <a:font script="Khmr" typeface="DaunPenh"/>
+        <a:font script="Knda" typeface="Tunga"/>
+        <a:font script="Guru" typeface="Raavi"/>
+        <a:font script="Cans" typeface="Euphemia"/>
+        <a:font script="Cher" typeface="Plantagenet Cherokee"/>
+        <a:font script="Yiii" typeface="Microsoft Yi Baiti"/>
+        <a:font script="Tibt" typeface="Microsoft Himalaya"/>
+        <a:font script="Thaa" typeface="MV Boli"/>
+        <a:font script="Deva" typeface="Mangal"/>
+        <a:font script="Telu" typeface="Gautami"/>
+        <a:font script="Taml" typeface="Latha"/>
+        <a:font script="Syrc" typeface="Estrangelo Edessa"/>
+        <a:font script="Orya" typeface="Kalinga"/>
+        <a:font script="Mlym" typeface="Kartika"/>
+        <a:font script="Laoo" typeface="DokChampa"/>
+        <a:font script="Sinh" typeface="Iskoola Pota"/>
+        <a:font script="Mong" typeface="Mongolian Baiti"/>
+        <a:font script="Viet" typeface="Arial"/>
+        <a:font script="Uigh" typeface="Microsoft Uighur"/>
+        <a:font script="Geor" typeface="Sylfaen"/>
+        <a:font script="Armn" typeface="Arial"/>
+        <a:font script="Bugi" typeface="Leelawadee UI"/>
+        <a:font script="Bopo" typeface="Microsoft JhengHei"/>
+        <a:font script="Java" typeface="Javanese Text"/>
+        <a:font script="Lisu" typeface="Segoe UI"/>
+        <a:font script="Mymr" typeface="Myanmar Text"/>
+        <a:font script="Nkoo" typeface="Ebrima"/>
+        <a:font script="Olck" typeface="Nirmala UI"/>
+        <a:font script="Osma" typeface="Ebrima"/>
+        <a:font script="Phag" typeface="Phagspa"/>
+        <a:font script="Syrn" typeface="Estrangelo Edessa"/>
+        <a:font script="Syrj" typeface="Estrangelo Edessa"/>
+        <a:font script="Syre" typeface="Estrangelo Edessa"/>
+        <a:font script="Sora" typeface="Nirmala UI"/>
+        <a:font script="Tale" typeface="Microsoft Tai Le"/>
+        <a:font script="Talu" typeface="Microsoft New Tai Lue"/>
+        <a:font script="Tfng" typeface="Ebrima"/>
+      </a:minorFont>
+    </a:fontScheme>
+    <a:fmtScheme name="Office">
+      <a:fillStyleLst>
+        <a:solidFill>
+          <a:schemeClr val="phClr"/>
+        </a:solidFill>
+        <a:gradFill rotWithShape="true">
+          <a:gsLst>
+            <a:gs pos="0">
+              <a:schemeClr val="phClr">
+                <a:lumMod val="110000"/>
+                <a:satMod val="105000"/>
+                <a:tint val="67000"/>
+              </a:schemeClr>
+            </a:gs>
+            <a:gs pos="50000">
+              <a:schemeClr val="phClr">
+                <a:lumMod val="105000"/>
+                <a:satMod val="103000"/>
+                <a:tint val="73000"/>
+              </a:schemeClr>
+            </a:gs>
+            <a:gs pos="100000">
+              <a:schemeClr val="phClr">
+                <a:lumMod val="105000"/>
+                <a:satMod val="109000"/>
+                <a:tint val="81000"/>
+              </a:schemeClr>
+            </a:gs>
+          </a:gsLst>
+          <a:lin ang="5400000" scaled="false"/>
+        </a:gradFill>
+        <a:gradFill rotWithShape="true">
+          <a:gsLst>
+            <a:gs pos="0">
+              <a:schemeClr val="phClr">
+                <a:satMod val="103000"/>
+                <a:lumMod val="102000"/>
+                <a:tint val="94000"/>
+              </a:schemeClr>
+            </a:gs>
+            <a:gs pos="50000">
+              <a:schemeClr val="phClr">
+                <a:satMod val="110000"/>
+                <a:lumMod val="100000"/>
+                <a:shade val="100000"/>
+              </a:schemeClr>
+            </a:gs>
+            <a:gs pos="100000">
+              <a:schemeClr val="phClr">
+                <a:lumMod val="99000"/>
+                <a:satMod val="120000"/>
+                <a:shade val="78000"/>
+              </a:schemeClr>
+            </a:gs>
+          </a:gsLst>
+          <a:lin ang="5400000" scaled="false"/>
+        </a:gradFill>
+      </a:fillStyleLst>
+      <a:lnStyleLst>
+        <a:ln w="6350" cap="flat" cmpd="sng" algn="ctr">
+          <a:solidFill>
+            <a:schemeClr val="phClr"/>
+          </a:solidFill>
+          <a:prstDash val="solid"/>
+          <a:miter lim="800000"/>
+        </a:ln>
+        <a:ln w="12700" cap="flat" cmpd="sng" algn="ctr">
+          <a:solidFill>
+            <a:schemeClr val="phClr"/>
+          </a:solidFill>
+          <a:prstDash val="solid"/>
+          <a:miter lim="800000"/>
+        </a:ln>
+        <a:ln w="19050" cap="flat" cmpd="sng" algn="ctr">
+          <a:solidFill>
+            <a:schemeClr val="phClr"/>
+          </a:solidFill>
+          <a:prstDash val="solid"/>
+          <a:miter lim="800000"/>
+        </a:ln>
+      </a:lnStyleLst>
+      <a:effectStyleLst>
+        <a:effectStyle>
+          <a:effectLst/>
+        </a:effectStyle>
+        <a:effectStyle>
+          <a:effectLst/>
+        </a:effectStyle>
+        <a:effectStyle>
+          <a:effectLst>
+            <a:outerShdw blurRad="57150" dist="19050" dir="5400000" algn="ctr" rotWithShape="false">
+              <a:srgbClr val="000000">
+                <a:alpha val="63000"/>
+              </a:srgbClr>
+            </a:outerShdw>
+          </a:effectLst>
+        </a:effectStyle>
+      </a:effectStyleLst>
+      <a:bgFillStyleLst>
+        <a:solidFill>
+          <a:schemeClr val="phClr"/>
+        </a:solidFill>
+        <a:solidFill>
+          <a:schemeClr val="phClr">
+            <a:tint val="95000"/>
+            <a:satMod val="170000"/>
+          </a:schemeClr>
+        </a:solidFill>
+        <a:gradFill rotWithShape="true">
+          <a:gsLst>
+            <a:gs pos="0">
+              <a:schemeClr val="phClr">
+                <a:tint val="93000"/>
+                <a:satMod val="150000"/>
+                <a:shade val="98000"/>
+                <a:lumMod val="102000"/>
+              </a:schemeClr>
+            </a:gs>
+            <a:gs pos="50000">
+              <a:schemeClr val="phClr">
+                <a:tint val="98000"/>
+                <a:satMod val="130000"/>
+                <a:shade val="90000"/>
+                <a:lumMod val="103000"/>
+              </a:schemeClr>
+            </a:gs>
+            <a:gs pos="100000">
+              <a:schemeClr val="phClr">
+                <a:shade val="63000"/>
+                <a:satMod val="120000"/>
+              </a:schemeClr>
+            </a:gs>
+          </a:gsLst>
+          <a:lin ang="5400000" scaled="false"/>
+        </a:gradFill>
+      </a:bgFillStyleLst>
+    </a:fmtScheme>
+  </a:themeElements>
+  <a:objectDefaults/>
+  <a:extraClrSchemeLst/>
+</a:theme>
 </file>
--- a/docs/legal/dist/chapter-rules.docx
+++ b/docs/legal/dist/chapter-rules.docx
@@ -6102,9 +6102,14 @@
       </w:tr>
     </w:tbl>
     <w:sectPr>
+      <w:headerReference w:type="default" r:id="rId6"/>
+      <w:headerReference w:type="first" r:id="rId7"/>
+      <w:footerReference w:type="default" r:id="rId8"/>
+      <w:footerReference w:type="first" r:id="rId9"/>
       <w:pgSz w:w="11906" w:h="16838" w:orient="portrait"/>
       <w:pgMar w:top="1000" w:right="1000" w:bottom="1000" w:left="1000" w:header="708" w:footer="708" w:gutter="0"/>
       <w:pgNumType/>
+      <w:titlePg/>
       <w:docGrid w:linePitch="360"/>
     </w:sectPr>
   </w:body>
@@ -6148,6 +6153,60 @@
 </w:endnotes>
 </file>
 
+<file path=word/footer1.xml><?xml version="1.0" encoding="utf-8"?>
+<w:ftr xmlns:wpc="http://schemas.microsoft.com/office/word/2010/wordprocessingCanvas" xmlns:mc="http://schemas.openxmlformats.org/markup-compatibility/2006" xmlns:o="urn:schemas-microsoft-com:office:office" xmlns:r="http://schemas.openxmlformats.org/officeDocument/2006/relationships" xmlns:m="http://schemas.openxmlformats.org/officeDocument/2006/math" xmlns:v="urn:schemas-microsoft-com:vml" xmlns:wp14="http://schemas.microsoft.com/office/word/2010/wordprocessingDrawing" xmlns:wp="http://schemas.openxmlformats.org/drawingml/2006/wordprocessingDrawing" xmlns:w10="urn:schemas-microsoft-com:office:word" xmlns:w="http://schemas.openxmlformats.org/wordprocessingml/2006/main" xmlns:w14="http://schemas.microsoft.com/office/word/2010/wordml" xmlns:w15="http://schemas.microsoft.com/office/word/2012/wordml" xmlns:wpg="http://schemas.microsoft.com/office/word/2010/wordprocessingGroup" xmlns:wpi="http://schemas.microsoft.com/office/word/2010/wordprocessingInk" xmlns:wne="http://schemas.microsoft.com/office/word/2006/wordml" xmlns:wps="http://schemas.microsoft.com/office/word/2010/wordprocessingShape">
+  <w:p>
+    <w:pPr>
+      <w:jc w:val="center"/>
+    </w:pPr>
+    <w:r>
+      <w:rPr>
+        <w:rFonts w:ascii="Arial" w:cs="Arial" w:eastAsia="Arial" w:hAnsi="Arial"/>
+        <w:color w:val="5A6A72"/>
+        <w:sz w:val="16"/>
+        <w:szCs w:val="16"/>
+      </w:rPr>
+      <w:fldChar w:fldCharType="begin"/>
+      <w:instrText xml:space="preserve">PAGE</w:instrText>
+      <w:fldChar w:fldCharType="separate"/>
+      <w:fldChar w:fldCharType="end"/>
+      <w:t xml:space="preserve"> / </w:t>
+      <w:fldChar w:fldCharType="begin"/>
+      <w:instrText xml:space="preserve">NUMPAGES</w:instrText>
+      <w:fldChar w:fldCharType="separate"/>
+      <w:fldChar w:fldCharType="end"/>
+    </w:r>
+  </w:p>
+</w:ftr>
+</file>
+
+<file path=word/footer2.xml><?xml version="1.0" encoding="utf-8"?>
+<w:ftr xmlns:wpc="http://schemas.microsoft.com/office/word/2010/wordprocessingCanvas" xmlns:mc="http://schemas.openxmlformats.org/markup-compatibility/2006" xmlns:o="urn:schemas-microsoft-com:office:office" xmlns:r="http://schemas.openxmlformats.org/officeDocument/2006/relationships" xmlns:m="http://schemas.openxmlformats.org/officeDocument/2006/math" xmlns:v="urn:schemas-microsoft-com:vml" xmlns:wp14="http://schemas.microsoft.com/office/word/2010/wordprocessingDrawing" xmlns:wp="http://schemas.openxmlformats.org/drawingml/2006/wordprocessingDrawing" xmlns:w10="urn:schemas-microsoft-com:office:word" xmlns:w="http://schemas.openxmlformats.org/wordprocessingml/2006/main" xmlns:w14="http://schemas.microsoft.com/office/word/2010/wordml" xmlns:w15="http://schemas.microsoft.com/office/word/2012/wordml" xmlns:wpg="http://schemas.microsoft.com/office/word/2010/wordprocessingGroup" xmlns:wpi="http://schemas.microsoft.com/office/word/2010/wordprocessingInk" xmlns:wne="http://schemas.microsoft.com/office/word/2006/wordml" xmlns:wps="http://schemas.microsoft.com/office/word/2010/wordprocessingShape">
+  <w:p>
+    <w:pPr>
+      <w:jc w:val="center"/>
+    </w:pPr>
+    <w:r>
+      <w:rPr>
+        <w:rFonts w:ascii="Arial" w:cs="Arial" w:eastAsia="Arial" w:hAnsi="Arial"/>
+        <w:color w:val="5A6A72"/>
+        <w:sz w:val="16"/>
+        <w:szCs w:val="16"/>
+      </w:rPr>
+      <w:fldChar w:fldCharType="begin"/>
+      <w:instrText xml:space="preserve">PAGE</w:instrText>
+      <w:fldChar w:fldCharType="separate"/>
+      <w:fldChar w:fldCharType="end"/>
+      <w:t xml:space="preserve"> / </w:t>
+      <w:fldChar w:fldCharType="begin"/>
+      <w:instrText xml:space="preserve">NUMPAGES</w:instrText>
+      <w:fldChar w:fldCharType="separate"/>
+      <w:fldChar w:fldCharType="end"/>
+    </w:r>
+  </w:p>
+</w:ftr>
+</file>
+
 <file path=word/footnotes.xml><?xml version="1.0" encoding="utf-8"?>
 <w:footnotes xmlns:wpc="http://schemas.microsoft.com/office/word/2010/wordprocessingCanvas" xmlns:mc="http://schemas.openxmlformats.org/markup-compatibility/2006" xmlns:o="urn:schemas-microsoft-com:office:office" xmlns:r="http://schemas.openxmlformats.org/officeDocument/2006/relationships" xmlns:m="http://schemas.openxmlformats.org/officeDocument/2006/math" xmlns:v="urn:schemas-microsoft-com:vml" xmlns:wp14="http://schemas.microsoft.com/office/word/2010/wordprocessingDrawing" xmlns:wp="http://schemas.openxmlformats.org/drawingml/2006/wordprocessingDrawing" xmlns:w10="urn:schemas-microsoft-com:office:word" xmlns:w="http://schemas.openxmlformats.org/wordprocessingml/2006/main" xmlns:w14="http://schemas.microsoft.com/office/word/2010/wordml" xmlns:w15="http://schemas.microsoft.com/office/word/2012/wordml" xmlns:wpg="http://schemas.microsoft.com/office/word/2010/wordprocessingGroup" xmlns:wpi="http://schemas.microsoft.com/office/word/2010/wordprocessingInk" xmlns:wne="http://schemas.microsoft.com/office/word/2006/wordml" xmlns:wps="http://schemas.microsoft.com/office/word/2010/wordprocessingShape" mc:Ignorable="w14 w15 wp14">
   <w:footnote w:type="separator" w:id="-1">
@@ -6183,6 +6242,29 @@
     </w:p>
   </w:footnote>
 </w:footnotes>
+</file>
+
+<file path=word/header1.xml><?xml version="1.0" encoding="utf-8"?>
+<w:hdr xmlns:wpc="http://schemas.microsoft.com/office/word/2010/wordprocessingCanvas" xmlns:mc="http://schemas.openxmlformats.org/markup-compatibility/2006" xmlns:o="urn:schemas-microsoft-com:office:office" xmlns:r="http://schemas.openxmlformats.org/officeDocument/2006/relationships" xmlns:m="http://schemas.openxmlformats.org/officeDocument/2006/math" xmlns:v="urn:schemas-microsoft-com:vml" xmlns:wp14="http://schemas.microsoft.com/office/word/2010/wordprocessingDrawing" xmlns:wp="http://schemas.openxmlformats.org/drawingml/2006/wordprocessingDrawing" xmlns:w10="urn:schemas-microsoft-com:office:word" xmlns:w="http://schemas.openxmlformats.org/wordprocessingml/2006/main" xmlns:w14="http://schemas.microsoft.com/office/word/2010/wordml" xmlns:w15="http://schemas.microsoft.com/office/word/2012/wordml" xmlns:wpg="http://schemas.microsoft.com/office/word/2010/wordprocessingGroup" xmlns:wpi="http://schemas.microsoft.com/office/word/2010/wordprocessingInk" xmlns:wne="http://schemas.microsoft.com/office/word/2006/wordml" xmlns:wps="http://schemas.microsoft.com/office/word/2010/wordprocessingShape" xmlns:cx="http://schemas.microsoft.com/office/drawing/2014/chartex" xmlns:cx1="http://schemas.microsoft.com/office/drawing/2015/9/8/chartex" xmlns:cx2="http://schemas.microsoft.com/office/drawing/2015/10/21/chartex" xmlns:cx3="http://schemas.microsoft.com/office/drawing/2016/5/9/chartex" xmlns:cx4="http://schemas.microsoft.com/office/drawing/2016/5/10/chartex" xmlns:cx5="http://schemas.microsoft.com/office/drawing/2016/5/11/chartex" xmlns:cx6="http://schemas.microsoft.com/office/drawing/2016/5/12/chartex" xmlns:cx7="http://schemas.microsoft.com/office/drawing/2016/5/13/chartex" xmlns:cx8="http://schemas.microsoft.com/office/drawing/2016/5/14/chartex" xmlns:w16cid="http://schemas.microsoft.com/office/word/2016/wordml/cid" xmlns:w16se="http://schemas.microsoft.com/office/word/2015/wordml/symex">
+  <w:p>
+    <w:pPr>
+      <w:jc w:val="right"/>
+    </w:pPr>
+    <w:r>
+      <w:rPr>
+        <w:rFonts w:ascii="Arial" w:cs="Arial" w:eastAsia="Arial" w:hAnsi="Arial"/>
+        <w:color w:val="5A6A72"/>
+        <w:sz w:val="16"/>
+        <w:szCs w:val="16"/>
+      </w:rPr>
+      <w:t xml:space="preserve">Pravila o ograncima</w:t>
+    </w:r>
+  </w:p>
+</w:hdr>
+</file>
+
+<file path=word/header2.xml><?xml version="1.0" encoding="utf-8"?>
+<w:hdr xmlns:wpc="http://schemas.microsoft.com/office/word/2010/wordprocessingCanvas" xmlns:mc="http://schemas.openxmlformats.org/markup-compatibility/2006" xmlns:o="urn:schemas-microsoft-com:office:office" xmlns:r="http://schemas.openxmlformats.org/officeDocument/2006/relationships" xmlns:m="http://schemas.openxmlformats.org/officeDocument/2006/math" xmlns:v="urn:schemas-microsoft-com:vml" xmlns:wp14="http://schemas.microsoft.com/office/word/2010/wordprocessingDrawing" xmlns:wp="http://schemas.openxmlformats.org/drawingml/2006/wordprocessingDrawing" xmlns:w10="urn:schemas-microsoft-com:office:word" xmlns:w="http://schemas.openxmlformats.org/wordprocessingml/2006/main" xmlns:w14="http://schemas.microsoft.com/office/word/2010/wordml" xmlns:w15="http://schemas.microsoft.com/office/word/2012/wordml" xmlns:wpg="http://schemas.microsoft.com/office/word/2010/wordprocessingGroup" xmlns:wpi="http://schemas.microsoft.com/office/word/2010/wordprocessingInk" xmlns:wne="http://schemas.microsoft.com/office/word/2006/wordml" xmlns:wps="http://schemas.microsoft.com/office/word/2010/wordprocessingShape" xmlns:cx="http://schemas.microsoft.com/office/drawing/2014/chartex" xmlns:cx1="http://schemas.microsoft.com/office/drawing/2015/9/8/chartex" xmlns:cx2="http://schemas.microsoft.com/office/drawing/2015/10/21/chartex" xmlns:cx3="http://schemas.microsoft.com/office/drawing/2016/5/9/chartex" xmlns:cx4="http://schemas.microsoft.com/office/drawing/2016/5/10/chartex" xmlns:cx5="http://schemas.microsoft.com/office/drawing/2016/5/11/chartex" xmlns:cx6="http://schemas.microsoft.com/office/drawing/2016/5/12/chartex" xmlns:cx7="http://schemas.microsoft.com/office/drawing/2016/5/13/chartex" xmlns:cx8="http://schemas.microsoft.com/office/drawing/2016/5/14/chartex" xmlns:w16cid="http://schemas.microsoft.com/office/word/2016/wordml/cid" xmlns:w16se="http://schemas.microsoft.com/office/word/2015/wordml/symex"/>
 </file>
 
 <file path=word/numbering.xml><?xml version="1.0" encoding="utf-8"?>
